--- a/docs/Phan_Cuong_Tuan5_6_IDBO.docx
+++ b/docs/Phan_Cuong_Tuan5_6_IDBO.docx
@@ -803,6 +803,45 @@
     </w:p>
     <w:p>
       <w:pPr>
+        <w:jc w:val="center"/>
+      </w:pPr>
+      <w:r>
+        <w:drawing>
+          <wp:inline xmlns:a="http://schemas.openxmlformats.org/drawingml/2006/main" xmlns:pic="http://schemas.openxmlformats.org/drawingml/2006/picture">
+            <wp:extent cx="4937760" cy="6233451"/>
+            <wp:docPr id="1" name="Picture 1"/>
+            <wp:cNvGraphicFramePr>
+              <a:graphicFrameLocks noChangeAspect="1"/>
+            </wp:cNvGraphicFramePr>
+            <a:graphic>
+              <a:graphicData uri="http://schemas.openxmlformats.org/drawingml/2006/picture">
+                <pic:pic>
+                  <pic:nvPicPr>
+                    <pic:cNvPr id="0" name="fig_idbo_flowchart.png"/>
+                    <pic:cNvPicPr/>
+                  </pic:nvPicPr>
+                  <pic:blipFill>
+                    <a:blip r:embed="rId9"/>
+                    <a:stretch>
+                      <a:fillRect/>
+                    </a:stretch>
+                  </pic:blipFill>
+                  <pic:spPr>
+                    <a:xfrm>
+                      <a:off x="0" y="0"/>
+                      <a:ext cx="4937760" cy="6233451"/>
+                    </a:xfrm>
+                    <a:prstGeom prst="rect"/>
+                  </pic:spPr>
+                </pic:pic>
+              </a:graphicData>
+            </a:graphic>
+          </wp:inline>
+        </w:drawing>
+      </w:r>
+    </w:p>
+    <w:p>
+      <w:pPr>
         <w:pStyle w:val="Heading2"/>
       </w:pPr>
       <w:r>

--- a/docs/Phan_Cuong_Tuan5_6_IDBO.docx
+++ b/docs/Phan_Cuong_Tuan5_6_IDBO.docx
@@ -816,44 +816,42 @@
         <w:jc w:val="both"/>
       </w:pPr>
       <w:r>
-        <w:rPr>
-          <w:rFonts w:ascii="Times New Roman" w:hAnsi="Times New Roman"/>
-          <w:b w:val="0"/>
-          <w:i w:val="0"/>
-          <w:sz w:val="26"/>
-        </w:rPr>
-        <w:t>Từ kết quả full experiment với M = 30, lọc các dòng algorithm = idbo và dim = 10, sau đó tính trung bình n_perturbations và n_restarts theo từng hàm benchmark, thu được bảng sau:</w:t>
+        <w:t>Từ kết quả thực nghiệm toàn diện với M = 30, lọc các lượt chạy của thuật toán IDBO trên 3 số chiều (10, 30, 50), số lần kích hoạt trung bình của random perturbation và random restart theo từng hàm benchmark được tổng hợp như sau:</w:t>
       </w:r>
     </w:p>
     <w:tbl>
       <w:tblPr>
         <w:tblStyle w:val="TableGrid"/>
         <w:tblW w:type="auto" w:w="0"/>
-        <w:jc w:val="center"/>
         <w:tblLook w:firstColumn="1" w:firstRow="1" w:lastColumn="0" w:lastRow="0" w:noHBand="0" w:noVBand="1" w:val="04A0"/>
       </w:tblPr>
       <w:tblGrid>
-        <w:gridCol w:w="3135"/>
-        <w:gridCol w:w="3135"/>
-        <w:gridCol w:w="3135"/>
+        <w:gridCol w:w="2351"/>
+        <w:gridCol w:w="2351"/>
+        <w:gridCol w:w="2351"/>
+        <w:gridCol w:w="2351"/>
       </w:tblGrid>
       <w:tr>
         <w:tc>
           <w:tcPr>
-            <w:tcW w:type="dxa" w:w="3135"/>
-            <w:vAlign w:val="center"/>
-            <w:shd w:fill="D9EAF7"/>
+            <w:tcW w:type="dxa" w:w="2351"/>
+            <w:shd w:fill="EAECEF"/>
+            <w:tcMar>
+              <w:top w:w="80" w:type="dxa"/>
+              <w:bottom w:w="80" w:type="dxa"/>
+              <w:left w:w="100" w:type="dxa"/>
+              <w:right w:w="100" w:type="dxa"/>
+            </w:tcMar>
           </w:tcPr>
           <w:p>
             <w:pPr>
               <w:jc w:val="center"/>
             </w:pPr>
-            <w:r/>
             <w:r>
               <w:rPr>
                 <w:rFonts w:ascii="Times New Roman" w:hAnsi="Times New Roman"/>
                 <w:b/>
-                <w:sz w:val="20"/>
+                <w:sz w:val="19"/>
               </w:rPr>
               <w:t>Hàm benchmark</w:t>
             </w:r>
@@ -861,109 +859,76 @@
         </w:tc>
         <w:tc>
           <w:tcPr>
-            <w:tcW w:type="dxa" w:w="3135"/>
-            <w:vAlign w:val="center"/>
-            <w:shd w:fill="D9EAF7"/>
+            <w:tcW w:type="dxa" w:w="2351"/>
+            <w:shd w:fill="EAECEF"/>
+            <w:tcMar>
+              <w:top w:w="80" w:type="dxa"/>
+              <w:bottom w:w="80" w:type="dxa"/>
+              <w:left w:w="100" w:type="dxa"/>
+              <w:right w:w="100" w:type="dxa"/>
+            </w:tcMar>
           </w:tcPr>
           <w:p>
             <w:pPr>
               <w:jc w:val="center"/>
             </w:pPr>
-            <w:r/>
             <w:r>
               <w:rPr>
                 <w:rFonts w:ascii="Times New Roman" w:hAnsi="Times New Roman"/>
                 <w:b/>
-                <w:sz w:val="20"/>
-              </w:rPr>
-              <w:t>Mean n_perturbations</w:t>
-              <w:br/>
-              <w:t>(dim=10)</w:t>
-            </w:r>
-          </w:p>
-        </w:tc>
-        <w:tc>
-          <w:tcPr>
-            <w:tcW w:type="dxa" w:w="3135"/>
-            <w:vAlign w:val="center"/>
-            <w:shd w:fill="D9EAF7"/>
+                <w:sz w:val="19"/>
+              </w:rPr>
+              <w:t>Số chiều</w:t>
+            </w:r>
+          </w:p>
+        </w:tc>
+        <w:tc>
+          <w:tcPr>
+            <w:tcW w:type="dxa" w:w="2351"/>
+            <w:shd w:fill="EAECEF"/>
+            <w:tcMar>
+              <w:top w:w="80" w:type="dxa"/>
+              <w:bottom w:w="80" w:type="dxa"/>
+              <w:left w:w="100" w:type="dxa"/>
+              <w:right w:w="100" w:type="dxa"/>
+            </w:tcMar>
           </w:tcPr>
           <w:p>
             <w:pPr>
               <w:jc w:val="center"/>
             </w:pPr>
-            <w:r/>
             <w:r>
               <w:rPr>
                 <w:rFonts w:ascii="Times New Roman" w:hAnsi="Times New Roman"/>
                 <w:b/>
-                <w:sz w:val="20"/>
-              </w:rPr>
-              <w:t>Mean n_restarts</w:t>
-              <w:br/>
-              <w:t>(dim=10)</w:t>
-            </w:r>
-          </w:p>
-        </w:tc>
-      </w:tr>
-      <w:tr>
-        <w:tc>
-          <w:tcPr>
-            <w:tcW w:type="dxa" w:w="3135"/>
-            <w:vAlign w:val="center"/>
+                <w:sz w:val="19"/>
+              </w:rPr>
+              <w:t>Mean Perturbations</w:t>
+            </w:r>
+          </w:p>
+        </w:tc>
+        <w:tc>
+          <w:tcPr>
+            <w:tcW w:type="dxa" w:w="2351"/>
+            <w:shd w:fill="EAECEF"/>
+            <w:tcMar>
+              <w:top w:w="80" w:type="dxa"/>
+              <w:bottom w:w="80" w:type="dxa"/>
+              <w:left w:w="100" w:type="dxa"/>
+              <w:right w:w="100" w:type="dxa"/>
+            </w:tcMar>
           </w:tcPr>
           <w:p>
             <w:pPr>
               <w:jc w:val="center"/>
             </w:pPr>
-            <w:r/>
-            <w:r>
-              <w:rPr>
-                <w:rFonts w:ascii="Times New Roman" w:hAnsi="Times New Roman"/>
-                <w:b w:val="0"/>
-                <w:sz w:val="20"/>
-              </w:rPr>
-              <w:t>sphere</w:t>
-            </w:r>
-          </w:p>
-        </w:tc>
-        <w:tc>
-          <w:tcPr>
-            <w:tcW w:type="dxa" w:w="3135"/>
-            <w:vAlign w:val="center"/>
-          </w:tcPr>
-          <w:p>
-            <w:pPr>
-              <w:jc w:val="center"/>
-            </w:pPr>
-            <w:r/>
-            <w:r>
-              <w:rPr>
-                <w:rFonts w:ascii="Times New Roman" w:hAnsi="Times New Roman"/>
-                <w:b w:val="0"/>
-                <w:sz w:val="20"/>
-              </w:rPr>
-              <w:t>0.0000</w:t>
-            </w:r>
-          </w:p>
-        </w:tc>
-        <w:tc>
-          <w:tcPr>
-            <w:tcW w:type="dxa" w:w="3135"/>
-            <w:vAlign w:val="center"/>
-          </w:tcPr>
-          <w:p>
-            <w:pPr>
-              <w:jc w:val="center"/>
-            </w:pPr>
-            <w:r/>
-            <w:r>
-              <w:rPr>
-                <w:rFonts w:ascii="Times New Roman" w:hAnsi="Times New Roman"/>
-                <w:b w:val="0"/>
-                <w:sz w:val="20"/>
-              </w:rPr>
-              <w:t>0.5667</w:t>
+            <w:r>
+              <w:rPr>
+                <w:rFonts w:ascii="Times New Roman" w:hAnsi="Times New Roman"/>
+                <w:b/>
+                <w:sz w:val="19"/>
+              </w:rPr>
+              <w:t>Mean Restarts</w:t>
             </w:r>
           </w:p>
         </w:tc>
@@ -971,39 +936,65 @@
       <w:tr>
         <w:tc>
           <w:tcPr>
-            <w:tcW w:type="dxa" w:w="3135"/>
-            <w:vAlign w:val="center"/>
+            <w:tcW w:type="dxa" w:w="2351"/>
+            <w:tcMar>
+              <w:top w:w="50" w:type="dxa"/>
+              <w:bottom w:w="50" w:type="dxa"/>
+              <w:left w:w="80" w:type="dxa"/>
+              <w:right w:w="80" w:type="dxa"/>
+            </w:tcMar>
+          </w:tcPr>
+          <w:p>
+            <w:r>
+              <w:rPr>
+                <w:rFonts w:ascii="Times New Roman" w:hAnsi="Times New Roman"/>
+                <w:sz w:val="18"/>
+              </w:rPr>
+              <w:t>ackley</w:t>
+            </w:r>
+          </w:p>
+        </w:tc>
+        <w:tc>
+          <w:tcPr>
+            <w:tcW w:type="dxa" w:w="2351"/>
+            <w:tcMar>
+              <w:top w:w="50" w:type="dxa"/>
+              <w:bottom w:w="50" w:type="dxa"/>
+              <w:left w:w="80" w:type="dxa"/>
+              <w:right w:w="80" w:type="dxa"/>
+            </w:tcMar>
           </w:tcPr>
           <w:p>
             <w:pPr>
-              <w:jc w:val="center"/>
+              <w:jc w:val="right"/>
             </w:pPr>
-            <w:r/>
-            <w:r>
-              <w:rPr>
-                <w:rFonts w:ascii="Times New Roman" w:hAnsi="Times New Roman"/>
-                <w:b w:val="0"/>
-                <w:sz w:val="20"/>
-              </w:rPr>
-              <w:t>schwefel_2_22</w:t>
-            </w:r>
-          </w:p>
-        </w:tc>
-        <w:tc>
-          <w:tcPr>
-            <w:tcW w:type="dxa" w:w="3135"/>
-            <w:vAlign w:val="center"/>
+            <w:r>
+              <w:rPr>
+                <w:rFonts w:ascii="Times New Roman" w:hAnsi="Times New Roman"/>
+                <w:sz w:val="18"/>
+              </w:rPr>
+              <w:t>10</w:t>
+            </w:r>
+          </w:p>
+        </w:tc>
+        <w:tc>
+          <w:tcPr>
+            <w:tcW w:type="dxa" w:w="2351"/>
+            <w:tcMar>
+              <w:top w:w="50" w:type="dxa"/>
+              <w:bottom w:w="50" w:type="dxa"/>
+              <w:left w:w="80" w:type="dxa"/>
+              <w:right w:w="80" w:type="dxa"/>
+            </w:tcMar>
           </w:tcPr>
           <w:p>
             <w:pPr>
-              <w:jc w:val="center"/>
+              <w:jc w:val="right"/>
             </w:pPr>
-            <w:r/>
-            <w:r>
-              <w:rPr>
-                <w:rFonts w:ascii="Times New Roman" w:hAnsi="Times New Roman"/>
-                <w:b w:val="0"/>
-                <w:sz w:val="20"/>
+            <w:r>
+              <w:rPr>
+                <w:rFonts w:ascii="Times New Roman" w:hAnsi="Times New Roman"/>
+                <w:sz w:val="18"/>
               </w:rPr>
               <w:t>0.0000</w:t>
             </w:r>
@@ -1011,21 +1002,24 @@
         </w:tc>
         <w:tc>
           <w:tcPr>
-            <w:tcW w:type="dxa" w:w="3135"/>
-            <w:vAlign w:val="center"/>
+            <w:tcW w:type="dxa" w:w="2351"/>
+            <w:tcMar>
+              <w:top w:w="50" w:type="dxa"/>
+              <w:bottom w:w="50" w:type="dxa"/>
+              <w:left w:w="80" w:type="dxa"/>
+              <w:right w:w="80" w:type="dxa"/>
+            </w:tcMar>
           </w:tcPr>
           <w:p>
             <w:pPr>
-              <w:jc w:val="center"/>
+              <w:jc w:val="right"/>
             </w:pPr>
-            <w:r/>
-            <w:r>
-              <w:rPr>
-                <w:rFonts w:ascii="Times New Roman" w:hAnsi="Times New Roman"/>
-                <w:b w:val="0"/>
-                <w:sz w:val="20"/>
-              </w:rPr>
-              <w:t>0.2667</w:t>
+            <w:r>
+              <w:rPr>
+                <w:rFonts w:ascii="Times New Roman" w:hAnsi="Times New Roman"/>
+                <w:sz w:val="18"/>
+              </w:rPr>
+              <w:t>0.0000</w:t>
             </w:r>
           </w:p>
         </w:tc>
@@ -1033,39 +1027,65 @@
       <w:tr>
         <w:tc>
           <w:tcPr>
-            <w:tcW w:type="dxa" w:w="3135"/>
-            <w:vAlign w:val="center"/>
+            <w:tcW w:type="dxa" w:w="2351"/>
+            <w:tcMar>
+              <w:top w:w="50" w:type="dxa"/>
+              <w:bottom w:w="50" w:type="dxa"/>
+              <w:left w:w="80" w:type="dxa"/>
+              <w:right w:w="80" w:type="dxa"/>
+            </w:tcMar>
+          </w:tcPr>
+          <w:p>
+            <w:r>
+              <w:rPr>
+                <w:rFonts w:ascii="Times New Roman" w:hAnsi="Times New Roman"/>
+                <w:sz w:val="18"/>
+              </w:rPr>
+              <w:t>ackley</w:t>
+            </w:r>
+          </w:p>
+        </w:tc>
+        <w:tc>
+          <w:tcPr>
+            <w:tcW w:type="dxa" w:w="2351"/>
+            <w:tcMar>
+              <w:top w:w="50" w:type="dxa"/>
+              <w:bottom w:w="50" w:type="dxa"/>
+              <w:left w:w="80" w:type="dxa"/>
+              <w:right w:w="80" w:type="dxa"/>
+            </w:tcMar>
           </w:tcPr>
           <w:p>
             <w:pPr>
-              <w:jc w:val="center"/>
+              <w:jc w:val="right"/>
             </w:pPr>
-            <w:r/>
-            <w:r>
-              <w:rPr>
-                <w:rFonts w:ascii="Times New Roman" w:hAnsi="Times New Roman"/>
-                <w:b w:val="0"/>
-                <w:sz w:val="20"/>
-              </w:rPr>
-              <w:t>rosenbrock</w:t>
-            </w:r>
-          </w:p>
-        </w:tc>
-        <w:tc>
-          <w:tcPr>
-            <w:tcW w:type="dxa" w:w="3135"/>
-            <w:vAlign w:val="center"/>
+            <w:r>
+              <w:rPr>
+                <w:rFonts w:ascii="Times New Roman" w:hAnsi="Times New Roman"/>
+                <w:sz w:val="18"/>
+              </w:rPr>
+              <w:t>30</w:t>
+            </w:r>
+          </w:p>
+        </w:tc>
+        <w:tc>
+          <w:tcPr>
+            <w:tcW w:type="dxa" w:w="2351"/>
+            <w:tcMar>
+              <w:top w:w="50" w:type="dxa"/>
+              <w:bottom w:w="50" w:type="dxa"/>
+              <w:left w:w="80" w:type="dxa"/>
+              <w:right w:w="80" w:type="dxa"/>
+            </w:tcMar>
           </w:tcPr>
           <w:p>
             <w:pPr>
-              <w:jc w:val="center"/>
+              <w:jc w:val="right"/>
             </w:pPr>
-            <w:r/>
-            <w:r>
-              <w:rPr>
-                <w:rFonts w:ascii="Times New Roman" w:hAnsi="Times New Roman"/>
-                <w:b w:val="0"/>
-                <w:sz w:val="20"/>
+            <w:r>
+              <w:rPr>
+                <w:rFonts w:ascii="Times New Roman" w:hAnsi="Times New Roman"/>
+                <w:sz w:val="18"/>
               </w:rPr>
               <w:t>0.0000</w:t>
             </w:r>
@@ -1073,19 +1093,22 @@
         </w:tc>
         <w:tc>
           <w:tcPr>
-            <w:tcW w:type="dxa" w:w="3135"/>
-            <w:vAlign w:val="center"/>
+            <w:tcW w:type="dxa" w:w="2351"/>
+            <w:tcMar>
+              <w:top w:w="50" w:type="dxa"/>
+              <w:bottom w:w="50" w:type="dxa"/>
+              <w:left w:w="80" w:type="dxa"/>
+              <w:right w:w="80" w:type="dxa"/>
+            </w:tcMar>
           </w:tcPr>
           <w:p>
             <w:pPr>
-              <w:jc w:val="center"/>
+              <w:jc w:val="right"/>
             </w:pPr>
-            <w:r/>
-            <w:r>
-              <w:rPr>
-                <w:rFonts w:ascii="Times New Roman" w:hAnsi="Times New Roman"/>
-                <w:b w:val="0"/>
-                <w:sz w:val="20"/>
+            <w:r>
+              <w:rPr>
+                <w:rFonts w:ascii="Times New Roman" w:hAnsi="Times New Roman"/>
+                <w:sz w:val="18"/>
               </w:rPr>
               <w:t>0.0000</w:t>
             </w:r>
@@ -1095,39 +1118,65 @@
       <w:tr>
         <w:tc>
           <w:tcPr>
-            <w:tcW w:type="dxa" w:w="3135"/>
-            <w:vAlign w:val="center"/>
+            <w:tcW w:type="dxa" w:w="2351"/>
+            <w:tcMar>
+              <w:top w:w="50" w:type="dxa"/>
+              <w:bottom w:w="50" w:type="dxa"/>
+              <w:left w:w="80" w:type="dxa"/>
+              <w:right w:w="80" w:type="dxa"/>
+            </w:tcMar>
+          </w:tcPr>
+          <w:p>
+            <w:r>
+              <w:rPr>
+                <w:rFonts w:ascii="Times New Roman" w:hAnsi="Times New Roman"/>
+                <w:sz w:val="18"/>
+              </w:rPr>
+              <w:t>ackley</w:t>
+            </w:r>
+          </w:p>
+        </w:tc>
+        <w:tc>
+          <w:tcPr>
+            <w:tcW w:type="dxa" w:w="2351"/>
+            <w:tcMar>
+              <w:top w:w="50" w:type="dxa"/>
+              <w:bottom w:w="50" w:type="dxa"/>
+              <w:left w:w="80" w:type="dxa"/>
+              <w:right w:w="80" w:type="dxa"/>
+            </w:tcMar>
           </w:tcPr>
           <w:p>
             <w:pPr>
-              <w:jc w:val="center"/>
+              <w:jc w:val="right"/>
             </w:pPr>
-            <w:r/>
-            <w:r>
-              <w:rPr>
-                <w:rFonts w:ascii="Times New Roman" w:hAnsi="Times New Roman"/>
-                <w:b w:val="0"/>
-                <w:sz w:val="20"/>
-              </w:rPr>
-              <w:t>rastrigin</w:t>
-            </w:r>
-          </w:p>
-        </w:tc>
-        <w:tc>
-          <w:tcPr>
-            <w:tcW w:type="dxa" w:w="3135"/>
-            <w:vAlign w:val="center"/>
+            <w:r>
+              <w:rPr>
+                <w:rFonts w:ascii="Times New Roman" w:hAnsi="Times New Roman"/>
+                <w:sz w:val="18"/>
+              </w:rPr>
+              <w:t>50</w:t>
+            </w:r>
+          </w:p>
+        </w:tc>
+        <w:tc>
+          <w:tcPr>
+            <w:tcW w:type="dxa" w:w="2351"/>
+            <w:tcMar>
+              <w:top w:w="50" w:type="dxa"/>
+              <w:bottom w:w="50" w:type="dxa"/>
+              <w:left w:w="80" w:type="dxa"/>
+              <w:right w:w="80" w:type="dxa"/>
+            </w:tcMar>
           </w:tcPr>
           <w:p>
             <w:pPr>
-              <w:jc w:val="center"/>
+              <w:jc w:val="right"/>
             </w:pPr>
-            <w:r/>
-            <w:r>
-              <w:rPr>
-                <w:rFonts w:ascii="Times New Roman" w:hAnsi="Times New Roman"/>
-                <w:b w:val="0"/>
-                <w:sz w:val="20"/>
+            <w:r>
+              <w:rPr>
+                <w:rFonts w:ascii="Times New Roman" w:hAnsi="Times New Roman"/>
+                <w:sz w:val="18"/>
               </w:rPr>
               <w:t>0.0000</w:t>
             </w:r>
@@ -1135,19 +1184,22 @@
         </w:tc>
         <w:tc>
           <w:tcPr>
-            <w:tcW w:type="dxa" w:w="3135"/>
-            <w:vAlign w:val="center"/>
+            <w:tcW w:type="dxa" w:w="2351"/>
+            <w:tcMar>
+              <w:top w:w="50" w:type="dxa"/>
+              <w:bottom w:w="50" w:type="dxa"/>
+              <w:left w:w="80" w:type="dxa"/>
+              <w:right w:w="80" w:type="dxa"/>
+            </w:tcMar>
           </w:tcPr>
           <w:p>
             <w:pPr>
-              <w:jc w:val="center"/>
+              <w:jc w:val="right"/>
             </w:pPr>
-            <w:r/>
-            <w:r>
-              <w:rPr>
-                <w:rFonts w:ascii="Times New Roman" w:hAnsi="Times New Roman"/>
-                <w:b w:val="0"/>
-                <w:sz w:val="20"/>
+            <w:r>
+              <w:rPr>
+                <w:rFonts w:ascii="Times New Roman" w:hAnsi="Times New Roman"/>
+                <w:sz w:val="18"/>
               </w:rPr>
               <w:t>0.0000</w:t>
             </w:r>
@@ -1157,39 +1209,65 @@
       <w:tr>
         <w:tc>
           <w:tcPr>
-            <w:tcW w:type="dxa" w:w="3135"/>
-            <w:vAlign w:val="center"/>
+            <w:tcW w:type="dxa" w:w="2351"/>
+            <w:tcMar>
+              <w:top w:w="50" w:type="dxa"/>
+              <w:bottom w:w="50" w:type="dxa"/>
+              <w:left w:w="80" w:type="dxa"/>
+              <w:right w:w="80" w:type="dxa"/>
+            </w:tcMar>
+          </w:tcPr>
+          <w:p>
+            <w:r>
+              <w:rPr>
+                <w:rFonts w:ascii="Times New Roman" w:hAnsi="Times New Roman"/>
+                <w:sz w:val="18"/>
+              </w:rPr>
+              <w:t>griewank</w:t>
+            </w:r>
+          </w:p>
+        </w:tc>
+        <w:tc>
+          <w:tcPr>
+            <w:tcW w:type="dxa" w:w="2351"/>
+            <w:tcMar>
+              <w:top w:w="50" w:type="dxa"/>
+              <w:bottom w:w="50" w:type="dxa"/>
+              <w:left w:w="80" w:type="dxa"/>
+              <w:right w:w="80" w:type="dxa"/>
+            </w:tcMar>
           </w:tcPr>
           <w:p>
             <w:pPr>
-              <w:jc w:val="center"/>
+              <w:jc w:val="right"/>
             </w:pPr>
-            <w:r/>
-            <w:r>
-              <w:rPr>
-                <w:rFonts w:ascii="Times New Roman" w:hAnsi="Times New Roman"/>
-                <w:b w:val="0"/>
-                <w:sz w:val="20"/>
-              </w:rPr>
-              <w:t>ackley</w:t>
-            </w:r>
-          </w:p>
-        </w:tc>
-        <w:tc>
-          <w:tcPr>
-            <w:tcW w:type="dxa" w:w="3135"/>
-            <w:vAlign w:val="center"/>
+            <w:r>
+              <w:rPr>
+                <w:rFonts w:ascii="Times New Roman" w:hAnsi="Times New Roman"/>
+                <w:sz w:val="18"/>
+              </w:rPr>
+              <w:t>10</w:t>
+            </w:r>
+          </w:p>
+        </w:tc>
+        <w:tc>
+          <w:tcPr>
+            <w:tcW w:type="dxa" w:w="2351"/>
+            <w:tcMar>
+              <w:top w:w="50" w:type="dxa"/>
+              <w:bottom w:w="50" w:type="dxa"/>
+              <w:left w:w="80" w:type="dxa"/>
+              <w:right w:w="80" w:type="dxa"/>
+            </w:tcMar>
           </w:tcPr>
           <w:p>
             <w:pPr>
-              <w:jc w:val="center"/>
+              <w:jc w:val="right"/>
             </w:pPr>
-            <w:r/>
-            <w:r>
-              <w:rPr>
-                <w:rFonts w:ascii="Times New Roman" w:hAnsi="Times New Roman"/>
-                <w:b w:val="0"/>
-                <w:sz w:val="20"/>
+            <w:r>
+              <w:rPr>
+                <w:rFonts w:ascii="Times New Roman" w:hAnsi="Times New Roman"/>
+                <w:sz w:val="18"/>
               </w:rPr>
               <w:t>0.0000</w:t>
             </w:r>
@@ -1197,19 +1275,22 @@
         </w:tc>
         <w:tc>
           <w:tcPr>
-            <w:tcW w:type="dxa" w:w="3135"/>
-            <w:vAlign w:val="center"/>
+            <w:tcW w:type="dxa" w:w="2351"/>
+            <w:tcMar>
+              <w:top w:w="50" w:type="dxa"/>
+              <w:bottom w:w="50" w:type="dxa"/>
+              <w:left w:w="80" w:type="dxa"/>
+              <w:right w:w="80" w:type="dxa"/>
+            </w:tcMar>
           </w:tcPr>
           <w:p>
             <w:pPr>
-              <w:jc w:val="center"/>
+              <w:jc w:val="right"/>
             </w:pPr>
-            <w:r/>
-            <w:r>
-              <w:rPr>
-                <w:rFonts w:ascii="Times New Roman" w:hAnsi="Times New Roman"/>
-                <w:b w:val="0"/>
-                <w:sz w:val="20"/>
+            <w:r>
+              <w:rPr>
+                <w:rFonts w:ascii="Times New Roman" w:hAnsi="Times New Roman"/>
+                <w:sz w:val="18"/>
               </w:rPr>
               <w:t>0.0000</w:t>
             </w:r>
@@ -1219,19 +1300,110 @@
       <w:tr>
         <w:tc>
           <w:tcPr>
-            <w:tcW w:type="dxa" w:w="3135"/>
-            <w:vAlign w:val="center"/>
+            <w:tcW w:type="dxa" w:w="2351"/>
+            <w:tcMar>
+              <w:top w:w="50" w:type="dxa"/>
+              <w:bottom w:w="50" w:type="dxa"/>
+              <w:left w:w="80" w:type="dxa"/>
+              <w:right w:w="80" w:type="dxa"/>
+            </w:tcMar>
+          </w:tcPr>
+          <w:p>
+            <w:r>
+              <w:rPr>
+                <w:rFonts w:ascii="Times New Roman" w:hAnsi="Times New Roman"/>
+                <w:sz w:val="18"/>
+              </w:rPr>
+              <w:t>griewank</w:t>
+            </w:r>
+          </w:p>
+        </w:tc>
+        <w:tc>
+          <w:tcPr>
+            <w:tcW w:type="dxa" w:w="2351"/>
+            <w:tcMar>
+              <w:top w:w="50" w:type="dxa"/>
+              <w:bottom w:w="50" w:type="dxa"/>
+              <w:left w:w="80" w:type="dxa"/>
+              <w:right w:w="80" w:type="dxa"/>
+            </w:tcMar>
           </w:tcPr>
           <w:p>
             <w:pPr>
-              <w:jc w:val="center"/>
+              <w:jc w:val="right"/>
             </w:pPr>
-            <w:r/>
-            <w:r>
-              <w:rPr>
-                <w:rFonts w:ascii="Times New Roman" w:hAnsi="Times New Roman"/>
-                <w:b w:val="0"/>
-                <w:sz w:val="20"/>
+            <w:r>
+              <w:rPr>
+                <w:rFonts w:ascii="Times New Roman" w:hAnsi="Times New Roman"/>
+                <w:sz w:val="18"/>
+              </w:rPr>
+              <w:t>30</w:t>
+            </w:r>
+          </w:p>
+        </w:tc>
+        <w:tc>
+          <w:tcPr>
+            <w:tcW w:type="dxa" w:w="2351"/>
+            <w:tcMar>
+              <w:top w:w="50" w:type="dxa"/>
+              <w:bottom w:w="50" w:type="dxa"/>
+              <w:left w:w="80" w:type="dxa"/>
+              <w:right w:w="80" w:type="dxa"/>
+            </w:tcMar>
+          </w:tcPr>
+          <w:p>
+            <w:pPr>
+              <w:jc w:val="right"/>
+            </w:pPr>
+            <w:r>
+              <w:rPr>
+                <w:rFonts w:ascii="Times New Roman" w:hAnsi="Times New Roman"/>
+                <w:sz w:val="18"/>
+              </w:rPr>
+              <w:t>0.0000</w:t>
+            </w:r>
+          </w:p>
+        </w:tc>
+        <w:tc>
+          <w:tcPr>
+            <w:tcW w:type="dxa" w:w="2351"/>
+            <w:tcMar>
+              <w:top w:w="50" w:type="dxa"/>
+              <w:bottom w:w="50" w:type="dxa"/>
+              <w:left w:w="80" w:type="dxa"/>
+              <w:right w:w="80" w:type="dxa"/>
+            </w:tcMar>
+          </w:tcPr>
+          <w:p>
+            <w:pPr>
+              <w:jc w:val="right"/>
+            </w:pPr>
+            <w:r>
+              <w:rPr>
+                <w:rFonts w:ascii="Times New Roman" w:hAnsi="Times New Roman"/>
+                <w:sz w:val="18"/>
+              </w:rPr>
+              <w:t>0.0333</w:t>
+            </w:r>
+          </w:p>
+        </w:tc>
+      </w:tr>
+      <w:tr>
+        <w:tc>
+          <w:tcPr>
+            <w:tcW w:type="dxa" w:w="2351"/>
+            <w:tcMar>
+              <w:top w:w="50" w:type="dxa"/>
+              <w:bottom w:w="50" w:type="dxa"/>
+              <w:left w:w="80" w:type="dxa"/>
+              <w:right w:w="80" w:type="dxa"/>
+            </w:tcMar>
+          </w:tcPr>
+          <w:p>
+            <w:r>
+              <w:rPr>
+                <w:rFonts w:ascii="Times New Roman" w:hAnsi="Times New Roman"/>
+                <w:sz w:val="18"/>
               </w:rPr>
               <w:t>griewank</w:t>
             </w:r>
@@ -1239,19 +1411,45 @@
         </w:tc>
         <w:tc>
           <w:tcPr>
-            <w:tcW w:type="dxa" w:w="3135"/>
-            <w:vAlign w:val="center"/>
+            <w:tcW w:type="dxa" w:w="2351"/>
+            <w:tcMar>
+              <w:top w:w="50" w:type="dxa"/>
+              <w:bottom w:w="50" w:type="dxa"/>
+              <w:left w:w="80" w:type="dxa"/>
+              <w:right w:w="80" w:type="dxa"/>
+            </w:tcMar>
           </w:tcPr>
           <w:p>
             <w:pPr>
-              <w:jc w:val="center"/>
+              <w:jc w:val="right"/>
             </w:pPr>
-            <w:r/>
-            <w:r>
-              <w:rPr>
-                <w:rFonts w:ascii="Times New Roman" w:hAnsi="Times New Roman"/>
-                <w:b w:val="0"/>
-                <w:sz w:val="20"/>
+            <w:r>
+              <w:rPr>
+                <w:rFonts w:ascii="Times New Roman" w:hAnsi="Times New Roman"/>
+                <w:sz w:val="18"/>
+              </w:rPr>
+              <w:t>50</w:t>
+            </w:r>
+          </w:p>
+        </w:tc>
+        <w:tc>
+          <w:tcPr>
+            <w:tcW w:type="dxa" w:w="2351"/>
+            <w:tcMar>
+              <w:top w:w="50" w:type="dxa"/>
+              <w:bottom w:w="50" w:type="dxa"/>
+              <w:left w:w="80" w:type="dxa"/>
+              <w:right w:w="80" w:type="dxa"/>
+            </w:tcMar>
+          </w:tcPr>
+          <w:p>
+            <w:pPr>
+              <w:jc w:val="right"/>
+            </w:pPr>
+            <w:r>
+              <w:rPr>
+                <w:rFonts w:ascii="Times New Roman" w:hAnsi="Times New Roman"/>
+                <w:sz w:val="18"/>
               </w:rPr>
               <w:t>0.0000</w:t>
             </w:r>
@@ -1259,21 +1457,1116 @@
         </w:tc>
         <w:tc>
           <w:tcPr>
-            <w:tcW w:type="dxa" w:w="3135"/>
-            <w:vAlign w:val="center"/>
+            <w:tcW w:type="dxa" w:w="2351"/>
+            <w:tcMar>
+              <w:top w:w="50" w:type="dxa"/>
+              <w:bottom w:w="50" w:type="dxa"/>
+              <w:left w:w="80" w:type="dxa"/>
+              <w:right w:w="80" w:type="dxa"/>
+            </w:tcMar>
           </w:tcPr>
           <w:p>
             <w:pPr>
-              <w:jc w:val="center"/>
+              <w:jc w:val="right"/>
             </w:pPr>
-            <w:r/>
-            <w:r>
-              <w:rPr>
-                <w:rFonts w:ascii="Times New Roman" w:hAnsi="Times New Roman"/>
-                <w:b w:val="0"/>
-                <w:sz w:val="20"/>
+            <w:r>
+              <w:rPr>
+                <w:rFonts w:ascii="Times New Roman" w:hAnsi="Times New Roman"/>
+                <w:sz w:val="18"/>
+              </w:rPr>
+              <w:t>0.1000</w:t>
+            </w:r>
+          </w:p>
+        </w:tc>
+      </w:tr>
+      <w:tr>
+        <w:tc>
+          <w:tcPr>
+            <w:tcW w:type="dxa" w:w="2351"/>
+            <w:tcMar>
+              <w:top w:w="50" w:type="dxa"/>
+              <w:bottom w:w="50" w:type="dxa"/>
+              <w:left w:w="80" w:type="dxa"/>
+              <w:right w:w="80" w:type="dxa"/>
+            </w:tcMar>
+          </w:tcPr>
+          <w:p>
+            <w:r>
+              <w:rPr>
+                <w:rFonts w:ascii="Times New Roman" w:hAnsi="Times New Roman"/>
+                <w:sz w:val="18"/>
+              </w:rPr>
+              <w:t>rastrigin</w:t>
+            </w:r>
+          </w:p>
+        </w:tc>
+        <w:tc>
+          <w:tcPr>
+            <w:tcW w:type="dxa" w:w="2351"/>
+            <w:tcMar>
+              <w:top w:w="50" w:type="dxa"/>
+              <w:bottom w:w="50" w:type="dxa"/>
+              <w:left w:w="80" w:type="dxa"/>
+              <w:right w:w="80" w:type="dxa"/>
+            </w:tcMar>
+          </w:tcPr>
+          <w:p>
+            <w:pPr>
+              <w:jc w:val="right"/>
+            </w:pPr>
+            <w:r>
+              <w:rPr>
+                <w:rFonts w:ascii="Times New Roman" w:hAnsi="Times New Roman"/>
+                <w:sz w:val="18"/>
+              </w:rPr>
+              <w:t>10</w:t>
+            </w:r>
+          </w:p>
+        </w:tc>
+        <w:tc>
+          <w:tcPr>
+            <w:tcW w:type="dxa" w:w="2351"/>
+            <w:tcMar>
+              <w:top w:w="50" w:type="dxa"/>
+              <w:bottom w:w="50" w:type="dxa"/>
+              <w:left w:w="80" w:type="dxa"/>
+              <w:right w:w="80" w:type="dxa"/>
+            </w:tcMar>
+          </w:tcPr>
+          <w:p>
+            <w:pPr>
+              <w:jc w:val="right"/>
+            </w:pPr>
+            <w:r>
+              <w:rPr>
+                <w:rFonts w:ascii="Times New Roman" w:hAnsi="Times New Roman"/>
+                <w:sz w:val="18"/>
               </w:rPr>
               <w:t>0.0000</w:t>
+            </w:r>
+          </w:p>
+        </w:tc>
+        <w:tc>
+          <w:tcPr>
+            <w:tcW w:type="dxa" w:w="2351"/>
+            <w:tcMar>
+              <w:top w:w="50" w:type="dxa"/>
+              <w:bottom w:w="50" w:type="dxa"/>
+              <w:left w:w="80" w:type="dxa"/>
+              <w:right w:w="80" w:type="dxa"/>
+            </w:tcMar>
+          </w:tcPr>
+          <w:p>
+            <w:pPr>
+              <w:jc w:val="right"/>
+            </w:pPr>
+            <w:r>
+              <w:rPr>
+                <w:rFonts w:ascii="Times New Roman" w:hAnsi="Times New Roman"/>
+                <w:sz w:val="18"/>
+              </w:rPr>
+              <w:t>0.0000</w:t>
+            </w:r>
+          </w:p>
+        </w:tc>
+      </w:tr>
+      <w:tr>
+        <w:tc>
+          <w:tcPr>
+            <w:tcW w:type="dxa" w:w="2351"/>
+            <w:tcMar>
+              <w:top w:w="50" w:type="dxa"/>
+              <w:bottom w:w="50" w:type="dxa"/>
+              <w:left w:w="80" w:type="dxa"/>
+              <w:right w:w="80" w:type="dxa"/>
+            </w:tcMar>
+          </w:tcPr>
+          <w:p>
+            <w:r>
+              <w:rPr>
+                <w:rFonts w:ascii="Times New Roman" w:hAnsi="Times New Roman"/>
+                <w:sz w:val="18"/>
+              </w:rPr>
+              <w:t>rastrigin</w:t>
+            </w:r>
+          </w:p>
+        </w:tc>
+        <w:tc>
+          <w:tcPr>
+            <w:tcW w:type="dxa" w:w="2351"/>
+            <w:tcMar>
+              <w:top w:w="50" w:type="dxa"/>
+              <w:bottom w:w="50" w:type="dxa"/>
+              <w:left w:w="80" w:type="dxa"/>
+              <w:right w:w="80" w:type="dxa"/>
+            </w:tcMar>
+          </w:tcPr>
+          <w:p>
+            <w:pPr>
+              <w:jc w:val="right"/>
+            </w:pPr>
+            <w:r>
+              <w:rPr>
+                <w:rFonts w:ascii="Times New Roman" w:hAnsi="Times New Roman"/>
+                <w:sz w:val="18"/>
+              </w:rPr>
+              <w:t>30</w:t>
+            </w:r>
+          </w:p>
+        </w:tc>
+        <w:tc>
+          <w:tcPr>
+            <w:tcW w:type="dxa" w:w="2351"/>
+            <w:tcMar>
+              <w:top w:w="50" w:type="dxa"/>
+              <w:bottom w:w="50" w:type="dxa"/>
+              <w:left w:w="80" w:type="dxa"/>
+              <w:right w:w="80" w:type="dxa"/>
+            </w:tcMar>
+          </w:tcPr>
+          <w:p>
+            <w:pPr>
+              <w:jc w:val="right"/>
+            </w:pPr>
+            <w:r>
+              <w:rPr>
+                <w:rFonts w:ascii="Times New Roman" w:hAnsi="Times New Roman"/>
+                <w:sz w:val="18"/>
+              </w:rPr>
+              <w:t>0.0000</w:t>
+            </w:r>
+          </w:p>
+        </w:tc>
+        <w:tc>
+          <w:tcPr>
+            <w:tcW w:type="dxa" w:w="2351"/>
+            <w:tcMar>
+              <w:top w:w="50" w:type="dxa"/>
+              <w:bottom w:w="50" w:type="dxa"/>
+              <w:left w:w="80" w:type="dxa"/>
+              <w:right w:w="80" w:type="dxa"/>
+            </w:tcMar>
+          </w:tcPr>
+          <w:p>
+            <w:pPr>
+              <w:jc w:val="right"/>
+            </w:pPr>
+            <w:r>
+              <w:rPr>
+                <w:rFonts w:ascii="Times New Roman" w:hAnsi="Times New Roman"/>
+                <w:sz w:val="18"/>
+              </w:rPr>
+              <w:t>0.0000</w:t>
+            </w:r>
+          </w:p>
+        </w:tc>
+      </w:tr>
+      <w:tr>
+        <w:tc>
+          <w:tcPr>
+            <w:tcW w:type="dxa" w:w="2351"/>
+            <w:tcMar>
+              <w:top w:w="50" w:type="dxa"/>
+              <w:bottom w:w="50" w:type="dxa"/>
+              <w:left w:w="80" w:type="dxa"/>
+              <w:right w:w="80" w:type="dxa"/>
+            </w:tcMar>
+          </w:tcPr>
+          <w:p>
+            <w:r>
+              <w:rPr>
+                <w:rFonts w:ascii="Times New Roman" w:hAnsi="Times New Roman"/>
+                <w:sz w:val="18"/>
+              </w:rPr>
+              <w:t>rastrigin</w:t>
+            </w:r>
+          </w:p>
+        </w:tc>
+        <w:tc>
+          <w:tcPr>
+            <w:tcW w:type="dxa" w:w="2351"/>
+            <w:tcMar>
+              <w:top w:w="50" w:type="dxa"/>
+              <w:bottom w:w="50" w:type="dxa"/>
+              <w:left w:w="80" w:type="dxa"/>
+              <w:right w:w="80" w:type="dxa"/>
+            </w:tcMar>
+          </w:tcPr>
+          <w:p>
+            <w:pPr>
+              <w:jc w:val="right"/>
+            </w:pPr>
+            <w:r>
+              <w:rPr>
+                <w:rFonts w:ascii="Times New Roman" w:hAnsi="Times New Roman"/>
+                <w:sz w:val="18"/>
+              </w:rPr>
+              <w:t>50</w:t>
+            </w:r>
+          </w:p>
+        </w:tc>
+        <w:tc>
+          <w:tcPr>
+            <w:tcW w:type="dxa" w:w="2351"/>
+            <w:tcMar>
+              <w:top w:w="50" w:type="dxa"/>
+              <w:bottom w:w="50" w:type="dxa"/>
+              <w:left w:w="80" w:type="dxa"/>
+              <w:right w:w="80" w:type="dxa"/>
+            </w:tcMar>
+          </w:tcPr>
+          <w:p>
+            <w:pPr>
+              <w:jc w:val="right"/>
+            </w:pPr>
+            <w:r>
+              <w:rPr>
+                <w:rFonts w:ascii="Times New Roman" w:hAnsi="Times New Roman"/>
+                <w:sz w:val="18"/>
+              </w:rPr>
+              <w:t>0.0000</w:t>
+            </w:r>
+          </w:p>
+        </w:tc>
+        <w:tc>
+          <w:tcPr>
+            <w:tcW w:type="dxa" w:w="2351"/>
+            <w:tcMar>
+              <w:top w:w="50" w:type="dxa"/>
+              <w:bottom w:w="50" w:type="dxa"/>
+              <w:left w:w="80" w:type="dxa"/>
+              <w:right w:w="80" w:type="dxa"/>
+            </w:tcMar>
+          </w:tcPr>
+          <w:p>
+            <w:pPr>
+              <w:jc w:val="right"/>
+            </w:pPr>
+            <w:r>
+              <w:rPr>
+                <w:rFonts w:ascii="Times New Roman" w:hAnsi="Times New Roman"/>
+                <w:sz w:val="18"/>
+              </w:rPr>
+              <w:t>0.0000</w:t>
+            </w:r>
+          </w:p>
+        </w:tc>
+      </w:tr>
+      <w:tr>
+        <w:tc>
+          <w:tcPr>
+            <w:tcW w:type="dxa" w:w="2351"/>
+            <w:tcMar>
+              <w:top w:w="50" w:type="dxa"/>
+              <w:bottom w:w="50" w:type="dxa"/>
+              <w:left w:w="80" w:type="dxa"/>
+              <w:right w:w="80" w:type="dxa"/>
+            </w:tcMar>
+          </w:tcPr>
+          <w:p>
+            <w:r>
+              <w:rPr>
+                <w:rFonts w:ascii="Times New Roman" w:hAnsi="Times New Roman"/>
+                <w:sz w:val="18"/>
+              </w:rPr>
+              <w:t>rosenbrock</w:t>
+            </w:r>
+          </w:p>
+        </w:tc>
+        <w:tc>
+          <w:tcPr>
+            <w:tcW w:type="dxa" w:w="2351"/>
+            <w:tcMar>
+              <w:top w:w="50" w:type="dxa"/>
+              <w:bottom w:w="50" w:type="dxa"/>
+              <w:left w:w="80" w:type="dxa"/>
+              <w:right w:w="80" w:type="dxa"/>
+            </w:tcMar>
+          </w:tcPr>
+          <w:p>
+            <w:pPr>
+              <w:jc w:val="right"/>
+            </w:pPr>
+            <w:r>
+              <w:rPr>
+                <w:rFonts w:ascii="Times New Roman" w:hAnsi="Times New Roman"/>
+                <w:sz w:val="18"/>
+              </w:rPr>
+              <w:t>10</w:t>
+            </w:r>
+          </w:p>
+        </w:tc>
+        <w:tc>
+          <w:tcPr>
+            <w:tcW w:type="dxa" w:w="2351"/>
+            <w:tcMar>
+              <w:top w:w="50" w:type="dxa"/>
+              <w:bottom w:w="50" w:type="dxa"/>
+              <w:left w:w="80" w:type="dxa"/>
+              <w:right w:w="80" w:type="dxa"/>
+            </w:tcMar>
+          </w:tcPr>
+          <w:p>
+            <w:pPr>
+              <w:jc w:val="right"/>
+            </w:pPr>
+            <w:r>
+              <w:rPr>
+                <w:rFonts w:ascii="Times New Roman" w:hAnsi="Times New Roman"/>
+                <w:sz w:val="18"/>
+              </w:rPr>
+              <w:t>0.0000</w:t>
+            </w:r>
+          </w:p>
+        </w:tc>
+        <w:tc>
+          <w:tcPr>
+            <w:tcW w:type="dxa" w:w="2351"/>
+            <w:tcMar>
+              <w:top w:w="50" w:type="dxa"/>
+              <w:bottom w:w="50" w:type="dxa"/>
+              <w:left w:w="80" w:type="dxa"/>
+              <w:right w:w="80" w:type="dxa"/>
+            </w:tcMar>
+          </w:tcPr>
+          <w:p>
+            <w:pPr>
+              <w:jc w:val="right"/>
+            </w:pPr>
+            <w:r>
+              <w:rPr>
+                <w:rFonts w:ascii="Times New Roman" w:hAnsi="Times New Roman"/>
+                <w:sz w:val="18"/>
+              </w:rPr>
+              <w:t>0.0000</w:t>
+            </w:r>
+          </w:p>
+        </w:tc>
+      </w:tr>
+      <w:tr>
+        <w:tc>
+          <w:tcPr>
+            <w:tcW w:type="dxa" w:w="2351"/>
+            <w:tcMar>
+              <w:top w:w="50" w:type="dxa"/>
+              <w:bottom w:w="50" w:type="dxa"/>
+              <w:left w:w="80" w:type="dxa"/>
+              <w:right w:w="80" w:type="dxa"/>
+            </w:tcMar>
+          </w:tcPr>
+          <w:p>
+            <w:r>
+              <w:rPr>
+                <w:rFonts w:ascii="Times New Roman" w:hAnsi="Times New Roman"/>
+                <w:sz w:val="18"/>
+              </w:rPr>
+              <w:t>rosenbrock</w:t>
+            </w:r>
+          </w:p>
+        </w:tc>
+        <w:tc>
+          <w:tcPr>
+            <w:tcW w:type="dxa" w:w="2351"/>
+            <w:tcMar>
+              <w:top w:w="50" w:type="dxa"/>
+              <w:bottom w:w="50" w:type="dxa"/>
+              <w:left w:w="80" w:type="dxa"/>
+              <w:right w:w="80" w:type="dxa"/>
+            </w:tcMar>
+          </w:tcPr>
+          <w:p>
+            <w:pPr>
+              <w:jc w:val="right"/>
+            </w:pPr>
+            <w:r>
+              <w:rPr>
+                <w:rFonts w:ascii="Times New Roman" w:hAnsi="Times New Roman"/>
+                <w:sz w:val="18"/>
+              </w:rPr>
+              <w:t>30</w:t>
+            </w:r>
+          </w:p>
+        </w:tc>
+        <w:tc>
+          <w:tcPr>
+            <w:tcW w:type="dxa" w:w="2351"/>
+            <w:tcMar>
+              <w:top w:w="50" w:type="dxa"/>
+              <w:bottom w:w="50" w:type="dxa"/>
+              <w:left w:w="80" w:type="dxa"/>
+              <w:right w:w="80" w:type="dxa"/>
+            </w:tcMar>
+          </w:tcPr>
+          <w:p>
+            <w:pPr>
+              <w:jc w:val="right"/>
+            </w:pPr>
+            <w:r>
+              <w:rPr>
+                <w:rFonts w:ascii="Times New Roman" w:hAnsi="Times New Roman"/>
+                <w:sz w:val="18"/>
+              </w:rPr>
+              <w:t>0.1000</w:t>
+            </w:r>
+          </w:p>
+        </w:tc>
+        <w:tc>
+          <w:tcPr>
+            <w:tcW w:type="dxa" w:w="2351"/>
+            <w:tcMar>
+              <w:top w:w="50" w:type="dxa"/>
+              <w:bottom w:w="50" w:type="dxa"/>
+              <w:left w:w="80" w:type="dxa"/>
+              <w:right w:w="80" w:type="dxa"/>
+            </w:tcMar>
+          </w:tcPr>
+          <w:p>
+            <w:pPr>
+              <w:jc w:val="right"/>
+            </w:pPr>
+            <w:r>
+              <w:rPr>
+                <w:rFonts w:ascii="Times New Roman" w:hAnsi="Times New Roman"/>
+                <w:sz w:val="18"/>
+              </w:rPr>
+              <w:t>0.0000</w:t>
+            </w:r>
+          </w:p>
+        </w:tc>
+      </w:tr>
+      <w:tr>
+        <w:tc>
+          <w:tcPr>
+            <w:tcW w:type="dxa" w:w="2351"/>
+            <w:tcMar>
+              <w:top w:w="50" w:type="dxa"/>
+              <w:bottom w:w="50" w:type="dxa"/>
+              <w:left w:w="80" w:type="dxa"/>
+              <w:right w:w="80" w:type="dxa"/>
+            </w:tcMar>
+          </w:tcPr>
+          <w:p>
+            <w:r>
+              <w:rPr>
+                <w:rFonts w:ascii="Times New Roman" w:hAnsi="Times New Roman"/>
+                <w:sz w:val="18"/>
+              </w:rPr>
+              <w:t>rosenbrock</w:t>
+            </w:r>
+          </w:p>
+        </w:tc>
+        <w:tc>
+          <w:tcPr>
+            <w:tcW w:type="dxa" w:w="2351"/>
+            <w:tcMar>
+              <w:top w:w="50" w:type="dxa"/>
+              <w:bottom w:w="50" w:type="dxa"/>
+              <w:left w:w="80" w:type="dxa"/>
+              <w:right w:w="80" w:type="dxa"/>
+            </w:tcMar>
+          </w:tcPr>
+          <w:p>
+            <w:pPr>
+              <w:jc w:val="right"/>
+            </w:pPr>
+            <w:r>
+              <w:rPr>
+                <w:rFonts w:ascii="Times New Roman" w:hAnsi="Times New Roman"/>
+                <w:sz w:val="18"/>
+              </w:rPr>
+              <w:t>50</w:t>
+            </w:r>
+          </w:p>
+        </w:tc>
+        <w:tc>
+          <w:tcPr>
+            <w:tcW w:type="dxa" w:w="2351"/>
+            <w:tcMar>
+              <w:top w:w="50" w:type="dxa"/>
+              <w:bottom w:w="50" w:type="dxa"/>
+              <w:left w:w="80" w:type="dxa"/>
+              <w:right w:w="80" w:type="dxa"/>
+            </w:tcMar>
+          </w:tcPr>
+          <w:p>
+            <w:pPr>
+              <w:jc w:val="right"/>
+            </w:pPr>
+            <w:r>
+              <w:rPr>
+                <w:rFonts w:ascii="Times New Roman" w:hAnsi="Times New Roman"/>
+                <w:sz w:val="18"/>
+              </w:rPr>
+              <w:t>0.0667</w:t>
+            </w:r>
+          </w:p>
+        </w:tc>
+        <w:tc>
+          <w:tcPr>
+            <w:tcW w:type="dxa" w:w="2351"/>
+            <w:tcMar>
+              <w:top w:w="50" w:type="dxa"/>
+              <w:bottom w:w="50" w:type="dxa"/>
+              <w:left w:w="80" w:type="dxa"/>
+              <w:right w:w="80" w:type="dxa"/>
+            </w:tcMar>
+          </w:tcPr>
+          <w:p>
+            <w:pPr>
+              <w:jc w:val="right"/>
+            </w:pPr>
+            <w:r>
+              <w:rPr>
+                <w:rFonts w:ascii="Times New Roman" w:hAnsi="Times New Roman"/>
+                <w:sz w:val="18"/>
+              </w:rPr>
+              <w:t>0.0000</w:t>
+            </w:r>
+          </w:p>
+        </w:tc>
+      </w:tr>
+      <w:tr>
+        <w:tc>
+          <w:tcPr>
+            <w:tcW w:type="dxa" w:w="2351"/>
+            <w:tcMar>
+              <w:top w:w="50" w:type="dxa"/>
+              <w:bottom w:w="50" w:type="dxa"/>
+              <w:left w:w="80" w:type="dxa"/>
+              <w:right w:w="80" w:type="dxa"/>
+            </w:tcMar>
+          </w:tcPr>
+          <w:p>
+            <w:r>
+              <w:rPr>
+                <w:rFonts w:ascii="Times New Roman" w:hAnsi="Times New Roman"/>
+                <w:sz w:val="18"/>
+              </w:rPr>
+              <w:t>schwefel_2_22</w:t>
+            </w:r>
+          </w:p>
+        </w:tc>
+        <w:tc>
+          <w:tcPr>
+            <w:tcW w:type="dxa" w:w="2351"/>
+            <w:tcMar>
+              <w:top w:w="50" w:type="dxa"/>
+              <w:bottom w:w="50" w:type="dxa"/>
+              <w:left w:w="80" w:type="dxa"/>
+              <w:right w:w="80" w:type="dxa"/>
+            </w:tcMar>
+          </w:tcPr>
+          <w:p>
+            <w:pPr>
+              <w:jc w:val="right"/>
+            </w:pPr>
+            <w:r>
+              <w:rPr>
+                <w:rFonts w:ascii="Times New Roman" w:hAnsi="Times New Roman"/>
+                <w:sz w:val="18"/>
+              </w:rPr>
+              <w:t>10</w:t>
+            </w:r>
+          </w:p>
+        </w:tc>
+        <w:tc>
+          <w:tcPr>
+            <w:tcW w:type="dxa" w:w="2351"/>
+            <w:tcMar>
+              <w:top w:w="50" w:type="dxa"/>
+              <w:bottom w:w="50" w:type="dxa"/>
+              <w:left w:w="80" w:type="dxa"/>
+              <w:right w:w="80" w:type="dxa"/>
+            </w:tcMar>
+          </w:tcPr>
+          <w:p>
+            <w:pPr>
+              <w:jc w:val="right"/>
+            </w:pPr>
+            <w:r>
+              <w:rPr>
+                <w:rFonts w:ascii="Times New Roman" w:hAnsi="Times New Roman"/>
+                <w:sz w:val="18"/>
+              </w:rPr>
+              <w:t>0.0000</w:t>
+            </w:r>
+          </w:p>
+        </w:tc>
+        <w:tc>
+          <w:tcPr>
+            <w:tcW w:type="dxa" w:w="2351"/>
+            <w:tcMar>
+              <w:top w:w="50" w:type="dxa"/>
+              <w:bottom w:w="50" w:type="dxa"/>
+              <w:left w:w="80" w:type="dxa"/>
+              <w:right w:w="80" w:type="dxa"/>
+            </w:tcMar>
+          </w:tcPr>
+          <w:p>
+            <w:pPr>
+              <w:jc w:val="right"/>
+            </w:pPr>
+            <w:r>
+              <w:rPr>
+                <w:rFonts w:ascii="Times New Roman" w:hAnsi="Times New Roman"/>
+                <w:sz w:val="18"/>
+              </w:rPr>
+              <w:t>0.2000</w:t>
+            </w:r>
+          </w:p>
+        </w:tc>
+      </w:tr>
+      <w:tr>
+        <w:tc>
+          <w:tcPr>
+            <w:tcW w:type="dxa" w:w="2351"/>
+            <w:tcMar>
+              <w:top w:w="50" w:type="dxa"/>
+              <w:bottom w:w="50" w:type="dxa"/>
+              <w:left w:w="80" w:type="dxa"/>
+              <w:right w:w="80" w:type="dxa"/>
+            </w:tcMar>
+          </w:tcPr>
+          <w:p>
+            <w:r>
+              <w:rPr>
+                <w:rFonts w:ascii="Times New Roman" w:hAnsi="Times New Roman"/>
+                <w:sz w:val="18"/>
+              </w:rPr>
+              <w:t>schwefel_2_22</w:t>
+            </w:r>
+          </w:p>
+        </w:tc>
+        <w:tc>
+          <w:tcPr>
+            <w:tcW w:type="dxa" w:w="2351"/>
+            <w:tcMar>
+              <w:top w:w="50" w:type="dxa"/>
+              <w:bottom w:w="50" w:type="dxa"/>
+              <w:left w:w="80" w:type="dxa"/>
+              <w:right w:w="80" w:type="dxa"/>
+            </w:tcMar>
+          </w:tcPr>
+          <w:p>
+            <w:pPr>
+              <w:jc w:val="right"/>
+            </w:pPr>
+            <w:r>
+              <w:rPr>
+                <w:rFonts w:ascii="Times New Roman" w:hAnsi="Times New Roman"/>
+                <w:sz w:val="18"/>
+              </w:rPr>
+              <w:t>30</w:t>
+            </w:r>
+          </w:p>
+        </w:tc>
+        <w:tc>
+          <w:tcPr>
+            <w:tcW w:type="dxa" w:w="2351"/>
+            <w:tcMar>
+              <w:top w:w="50" w:type="dxa"/>
+              <w:bottom w:w="50" w:type="dxa"/>
+              <w:left w:w="80" w:type="dxa"/>
+              <w:right w:w="80" w:type="dxa"/>
+            </w:tcMar>
+          </w:tcPr>
+          <w:p>
+            <w:pPr>
+              <w:jc w:val="right"/>
+            </w:pPr>
+            <w:r>
+              <w:rPr>
+                <w:rFonts w:ascii="Times New Roman" w:hAnsi="Times New Roman"/>
+                <w:sz w:val="18"/>
+              </w:rPr>
+              <w:t>0.0000</w:t>
+            </w:r>
+          </w:p>
+        </w:tc>
+        <w:tc>
+          <w:tcPr>
+            <w:tcW w:type="dxa" w:w="2351"/>
+            <w:tcMar>
+              <w:top w:w="50" w:type="dxa"/>
+              <w:bottom w:w="50" w:type="dxa"/>
+              <w:left w:w="80" w:type="dxa"/>
+              <w:right w:w="80" w:type="dxa"/>
+            </w:tcMar>
+          </w:tcPr>
+          <w:p>
+            <w:pPr>
+              <w:jc w:val="right"/>
+            </w:pPr>
+            <w:r>
+              <w:rPr>
+                <w:rFonts w:ascii="Times New Roman" w:hAnsi="Times New Roman"/>
+                <w:sz w:val="18"/>
+              </w:rPr>
+              <w:t>0.0333</w:t>
+            </w:r>
+          </w:p>
+        </w:tc>
+      </w:tr>
+      <w:tr>
+        <w:tc>
+          <w:tcPr>
+            <w:tcW w:type="dxa" w:w="2351"/>
+            <w:tcMar>
+              <w:top w:w="50" w:type="dxa"/>
+              <w:bottom w:w="50" w:type="dxa"/>
+              <w:left w:w="80" w:type="dxa"/>
+              <w:right w:w="80" w:type="dxa"/>
+            </w:tcMar>
+          </w:tcPr>
+          <w:p>
+            <w:r>
+              <w:rPr>
+                <w:rFonts w:ascii="Times New Roman" w:hAnsi="Times New Roman"/>
+                <w:sz w:val="18"/>
+              </w:rPr>
+              <w:t>schwefel_2_22</w:t>
+            </w:r>
+          </w:p>
+        </w:tc>
+        <w:tc>
+          <w:tcPr>
+            <w:tcW w:type="dxa" w:w="2351"/>
+            <w:tcMar>
+              <w:top w:w="50" w:type="dxa"/>
+              <w:bottom w:w="50" w:type="dxa"/>
+              <w:left w:w="80" w:type="dxa"/>
+              <w:right w:w="80" w:type="dxa"/>
+            </w:tcMar>
+          </w:tcPr>
+          <w:p>
+            <w:pPr>
+              <w:jc w:val="right"/>
+            </w:pPr>
+            <w:r>
+              <w:rPr>
+                <w:rFonts w:ascii="Times New Roman" w:hAnsi="Times New Roman"/>
+                <w:sz w:val="18"/>
+              </w:rPr>
+              <w:t>50</w:t>
+            </w:r>
+          </w:p>
+        </w:tc>
+        <w:tc>
+          <w:tcPr>
+            <w:tcW w:type="dxa" w:w="2351"/>
+            <w:tcMar>
+              <w:top w:w="50" w:type="dxa"/>
+              <w:bottom w:w="50" w:type="dxa"/>
+              <w:left w:w="80" w:type="dxa"/>
+              <w:right w:w="80" w:type="dxa"/>
+            </w:tcMar>
+          </w:tcPr>
+          <w:p>
+            <w:pPr>
+              <w:jc w:val="right"/>
+            </w:pPr>
+            <w:r>
+              <w:rPr>
+                <w:rFonts w:ascii="Times New Roman" w:hAnsi="Times New Roman"/>
+                <w:sz w:val="18"/>
+              </w:rPr>
+              <w:t>0.0000</w:t>
+            </w:r>
+          </w:p>
+        </w:tc>
+        <w:tc>
+          <w:tcPr>
+            <w:tcW w:type="dxa" w:w="2351"/>
+            <w:tcMar>
+              <w:top w:w="50" w:type="dxa"/>
+              <w:bottom w:w="50" w:type="dxa"/>
+              <w:left w:w="80" w:type="dxa"/>
+              <w:right w:w="80" w:type="dxa"/>
+            </w:tcMar>
+          </w:tcPr>
+          <w:p>
+            <w:pPr>
+              <w:jc w:val="right"/>
+            </w:pPr>
+            <w:r>
+              <w:rPr>
+                <w:rFonts w:ascii="Times New Roman" w:hAnsi="Times New Roman"/>
+                <w:sz w:val="18"/>
+              </w:rPr>
+              <w:t>0.0667</w:t>
+            </w:r>
+          </w:p>
+        </w:tc>
+      </w:tr>
+      <w:tr>
+        <w:tc>
+          <w:tcPr>
+            <w:tcW w:type="dxa" w:w="2351"/>
+            <w:tcMar>
+              <w:top w:w="50" w:type="dxa"/>
+              <w:bottom w:w="50" w:type="dxa"/>
+              <w:left w:w="80" w:type="dxa"/>
+              <w:right w:w="80" w:type="dxa"/>
+            </w:tcMar>
+          </w:tcPr>
+          <w:p>
+            <w:r>
+              <w:rPr>
+                <w:rFonts w:ascii="Times New Roman" w:hAnsi="Times New Roman"/>
+                <w:sz w:val="18"/>
+              </w:rPr>
+              <w:t>sphere</w:t>
+            </w:r>
+          </w:p>
+        </w:tc>
+        <w:tc>
+          <w:tcPr>
+            <w:tcW w:type="dxa" w:w="2351"/>
+            <w:tcMar>
+              <w:top w:w="50" w:type="dxa"/>
+              <w:bottom w:w="50" w:type="dxa"/>
+              <w:left w:w="80" w:type="dxa"/>
+              <w:right w:w="80" w:type="dxa"/>
+            </w:tcMar>
+          </w:tcPr>
+          <w:p>
+            <w:pPr>
+              <w:jc w:val="right"/>
+            </w:pPr>
+            <w:r>
+              <w:rPr>
+                <w:rFonts w:ascii="Times New Roman" w:hAnsi="Times New Roman"/>
+                <w:sz w:val="18"/>
+              </w:rPr>
+              <w:t>10</w:t>
+            </w:r>
+          </w:p>
+        </w:tc>
+        <w:tc>
+          <w:tcPr>
+            <w:tcW w:type="dxa" w:w="2351"/>
+            <w:tcMar>
+              <w:top w:w="50" w:type="dxa"/>
+              <w:bottom w:w="50" w:type="dxa"/>
+              <w:left w:w="80" w:type="dxa"/>
+              <w:right w:w="80" w:type="dxa"/>
+            </w:tcMar>
+          </w:tcPr>
+          <w:p>
+            <w:pPr>
+              <w:jc w:val="right"/>
+            </w:pPr>
+            <w:r>
+              <w:rPr>
+                <w:rFonts w:ascii="Times New Roman" w:hAnsi="Times New Roman"/>
+                <w:sz w:val="18"/>
+              </w:rPr>
+              <w:t>0.0000</w:t>
+            </w:r>
+          </w:p>
+        </w:tc>
+        <w:tc>
+          <w:tcPr>
+            <w:tcW w:type="dxa" w:w="2351"/>
+            <w:tcMar>
+              <w:top w:w="50" w:type="dxa"/>
+              <w:bottom w:w="50" w:type="dxa"/>
+              <w:left w:w="80" w:type="dxa"/>
+              <w:right w:w="80" w:type="dxa"/>
+            </w:tcMar>
+          </w:tcPr>
+          <w:p>
+            <w:pPr>
+              <w:jc w:val="right"/>
+            </w:pPr>
+            <w:r>
+              <w:rPr>
+                <w:rFonts w:ascii="Times New Roman" w:hAnsi="Times New Roman"/>
+                <w:sz w:val="18"/>
+              </w:rPr>
+              <w:t>0.5333</w:t>
+            </w:r>
+          </w:p>
+        </w:tc>
+      </w:tr>
+      <w:tr>
+        <w:tc>
+          <w:tcPr>
+            <w:tcW w:type="dxa" w:w="2351"/>
+            <w:tcMar>
+              <w:top w:w="50" w:type="dxa"/>
+              <w:bottom w:w="50" w:type="dxa"/>
+              <w:left w:w="80" w:type="dxa"/>
+              <w:right w:w="80" w:type="dxa"/>
+            </w:tcMar>
+          </w:tcPr>
+          <w:p>
+            <w:r>
+              <w:rPr>
+                <w:rFonts w:ascii="Times New Roman" w:hAnsi="Times New Roman"/>
+                <w:sz w:val="18"/>
+              </w:rPr>
+              <w:t>sphere</w:t>
+            </w:r>
+          </w:p>
+        </w:tc>
+        <w:tc>
+          <w:tcPr>
+            <w:tcW w:type="dxa" w:w="2351"/>
+            <w:tcMar>
+              <w:top w:w="50" w:type="dxa"/>
+              <w:bottom w:w="50" w:type="dxa"/>
+              <w:left w:w="80" w:type="dxa"/>
+              <w:right w:w="80" w:type="dxa"/>
+            </w:tcMar>
+          </w:tcPr>
+          <w:p>
+            <w:pPr>
+              <w:jc w:val="right"/>
+            </w:pPr>
+            <w:r>
+              <w:rPr>
+                <w:rFonts w:ascii="Times New Roman" w:hAnsi="Times New Roman"/>
+                <w:sz w:val="18"/>
+              </w:rPr>
+              <w:t>30</w:t>
+            </w:r>
+          </w:p>
+        </w:tc>
+        <w:tc>
+          <w:tcPr>
+            <w:tcW w:type="dxa" w:w="2351"/>
+            <w:tcMar>
+              <w:top w:w="50" w:type="dxa"/>
+              <w:bottom w:w="50" w:type="dxa"/>
+              <w:left w:w="80" w:type="dxa"/>
+              <w:right w:w="80" w:type="dxa"/>
+            </w:tcMar>
+          </w:tcPr>
+          <w:p>
+            <w:pPr>
+              <w:jc w:val="right"/>
+            </w:pPr>
+            <w:r>
+              <w:rPr>
+                <w:rFonts w:ascii="Times New Roman" w:hAnsi="Times New Roman"/>
+                <w:sz w:val="18"/>
+              </w:rPr>
+              <w:t>0.0000</w:t>
+            </w:r>
+          </w:p>
+        </w:tc>
+        <w:tc>
+          <w:tcPr>
+            <w:tcW w:type="dxa" w:w="2351"/>
+            <w:tcMar>
+              <w:top w:w="50" w:type="dxa"/>
+              <w:bottom w:w="50" w:type="dxa"/>
+              <w:left w:w="80" w:type="dxa"/>
+              <w:right w:w="80" w:type="dxa"/>
+            </w:tcMar>
+          </w:tcPr>
+          <w:p>
+            <w:pPr>
+              <w:jc w:val="right"/>
+            </w:pPr>
+            <w:r>
+              <w:rPr>
+                <w:rFonts w:ascii="Times New Roman" w:hAnsi="Times New Roman"/>
+                <w:sz w:val="18"/>
+              </w:rPr>
+              <w:t>0.0667</w:t>
+            </w:r>
+          </w:p>
+        </w:tc>
+      </w:tr>
+      <w:tr>
+        <w:tc>
+          <w:tcPr>
+            <w:tcW w:type="dxa" w:w="2351"/>
+            <w:tcMar>
+              <w:top w:w="50" w:type="dxa"/>
+              <w:bottom w:w="50" w:type="dxa"/>
+              <w:left w:w="80" w:type="dxa"/>
+              <w:right w:w="80" w:type="dxa"/>
+            </w:tcMar>
+          </w:tcPr>
+          <w:p>
+            <w:r>
+              <w:rPr>
+                <w:rFonts w:ascii="Times New Roman" w:hAnsi="Times New Roman"/>
+                <w:sz w:val="18"/>
+              </w:rPr>
+              <w:t>sphere</w:t>
+            </w:r>
+          </w:p>
+        </w:tc>
+        <w:tc>
+          <w:tcPr>
+            <w:tcW w:type="dxa" w:w="2351"/>
+            <w:tcMar>
+              <w:top w:w="50" w:type="dxa"/>
+              <w:bottom w:w="50" w:type="dxa"/>
+              <w:left w:w="80" w:type="dxa"/>
+              <w:right w:w="80" w:type="dxa"/>
+            </w:tcMar>
+          </w:tcPr>
+          <w:p>
+            <w:pPr>
+              <w:jc w:val="right"/>
+            </w:pPr>
+            <w:r>
+              <w:rPr>
+                <w:rFonts w:ascii="Times New Roman" w:hAnsi="Times New Roman"/>
+                <w:sz w:val="18"/>
+              </w:rPr>
+              <w:t>50</w:t>
+            </w:r>
+          </w:p>
+        </w:tc>
+        <w:tc>
+          <w:tcPr>
+            <w:tcW w:type="dxa" w:w="2351"/>
+            <w:tcMar>
+              <w:top w:w="50" w:type="dxa"/>
+              <w:bottom w:w="50" w:type="dxa"/>
+              <w:left w:w="80" w:type="dxa"/>
+              <w:right w:w="80" w:type="dxa"/>
+            </w:tcMar>
+          </w:tcPr>
+          <w:p>
+            <w:pPr>
+              <w:jc w:val="right"/>
+            </w:pPr>
+            <w:r>
+              <w:rPr>
+                <w:rFonts w:ascii="Times New Roman" w:hAnsi="Times New Roman"/>
+                <w:sz w:val="18"/>
+              </w:rPr>
+              <w:t>0.0000</w:t>
+            </w:r>
+          </w:p>
+        </w:tc>
+        <w:tc>
+          <w:tcPr>
+            <w:tcW w:type="dxa" w:w="2351"/>
+            <w:tcMar>
+              <w:top w:w="50" w:type="dxa"/>
+              <w:bottom w:w="50" w:type="dxa"/>
+              <w:left w:w="80" w:type="dxa"/>
+              <w:right w:w="80" w:type="dxa"/>
+            </w:tcMar>
+          </w:tcPr>
+          <w:p>
+            <w:pPr>
+              <w:jc w:val="right"/>
+            </w:pPr>
+            <w:r>
+              <w:rPr>
+                <w:rFonts w:ascii="Times New Roman" w:hAnsi="Times New Roman"/>
+                <w:sz w:val="18"/>
+              </w:rPr>
+              <w:t>0.0667</w:t>
             </w:r>
           </w:p>
         </w:tc>
@@ -1284,12 +2577,7 @@
         <w:jc w:val="center"/>
       </w:pPr>
       <w:r>
-        <w:rPr>
-          <w:rFonts w:ascii="Times New Roman" w:hAnsi="Times New Roman"/>
-          <w:i/>
-          <w:sz w:val="22"/>
-        </w:rPr>
-        <w:t>Bảng 3.1. Số lần kích hoạt trung bình của perturbation và restart tại dim = 10, M = 30</w:t>
+        <w:t>Bảng 3.1: Số lần kích hoạt trung bình của Perturbation và Restart (dims: 10, 30, 50; M = 30)</w:t>
       </w:r>
     </w:p>
     <w:p>
@@ -1299,13 +2587,7728 @@
         <w:jc w:val="both"/>
       </w:pPr>
       <w:r>
+        <w:t>Nhận xét thống kê kích hoạt: Trên các hàm lồi đơn giản (Sphere, Schwefel 2.22), quần thể co cụm cực kỳ nhanh dẫn đến diversity giảm sâu dưới 1e-3, kích hoạt cơ chế Restart (cao nhất ở Sphere 10D đạt 0.533 lần/run). Với Rosenbrock ở 30D và 50D, cơ chế Random Perturbation được kích hoạt (0.100 và 0.067 lần/run) để bơm nhiễu thoát thung lũng khi nghiệm bị kẹt nhưng chưa đủ độ trễ để restart. Các hàm Ackley và Rastrigin duy trì độ phân tán tự nhiên cao nên thuật toán không tốn tài nguyên kích hoạt không cần thiết.</w:t>
+      </w:r>
+    </w:p>
+    <w:p>
+      <w:pPr>
+        <w:spacing w:before="280" w:after="120"/>
+      </w:pPr>
+      <w:r>
         <w:rPr>
           <w:rFonts w:ascii="Times New Roman" w:hAnsi="Times New Roman"/>
-          <w:b w:val="0"/>
-          <w:i w:val="0"/>
+          <w:b/>
           <w:sz w:val="26"/>
         </w:rPr>
-        <w:t>Kết quả cho thấy random perturbation không được kích hoạt trên cả sáu hàm benchmark tại dim = 10, với giá trị trung bình đều bằng 0. Random restart được ghi nhận ở Sphere và Schwefel 2.22, với số lần trung bình lần lượt là 0.5667 và 0.2667 lần trên mỗi run. Rosenbrock, Rastrigin, Ackley và Griewank có số lần restart trung bình bằng 0, tức trong các run này không thỏa đầy đủ đồng thời điều kiện diversity thấp và stagnation đạt ít nhất 25 vòng. Kết quả cho thấy hai cơ chế cải tiến hoạt động theo điều kiện chứ không được áp dụng bắt buộc ở mọi iteration. Cũng cần lưu ý n_perturbations và n_restarts là số lần cơ chế được kích hoạt, không phải tổng số agent bị thay đổi.</w:t>
+        <w:t>4. KẾT QUẢ THỰC NGHIỆM VÀ SO SÁNH TOÀN DIỆN DBO VS IDBO</w:t>
+      </w:r>
+    </w:p>
+    <w:p>
+      <w:r>
+        <w:rPr>
+          <w:rFonts w:ascii="Times New Roman" w:hAnsi="Times New Roman"/>
+          <w:sz w:val="22"/>
+        </w:rPr>
+        <w:t>Thí nghiệm so sánh đối đầu giữa DBO và IDBO được tiến hành trên 6 hàm benchmark tiêu chuẩn với 3 số chiều (10, 30, 50). Mỗi cấu hình chạy độc lập 30 lần (M = 30, max_iter = 500, pop_size = 30), tổng cộng 1.080 lượt chạy hoàn thành. Toàn bộ số liệu best, mean, std, worst và số lần đánh giá hàm mục tiêu trung bình (Mean Evals) được tổng hợp trong Bảng 4.1.</w:t>
+      </w:r>
+    </w:p>
+    <w:p>
+      <w:pPr>
+        <w:spacing w:before="160" w:after="80"/>
+      </w:pPr>
+      <w:r>
+        <w:rPr>
+          <w:rFonts w:ascii="Times New Roman" w:hAnsi="Times New Roman"/>
+          <w:b/>
+          <w:sz w:val="21"/>
+        </w:rPr>
+        <w:t>Bảng 4.1: Bảng tổng hợp so sánh hiệu năng DBO vs IDBO trên 18 cấu hình (M = 30)</w:t>
+      </w:r>
+    </w:p>
+    <w:tbl>
+      <w:tblPr>
+        <w:tblStyle w:val="TableGrid"/>
+        <w:tblW w:type="auto" w:w="0"/>
+        <w:tblLook w:firstColumn="1" w:firstRow="1" w:lastColumn="0" w:lastRow="0" w:noHBand="0" w:noVBand="1" w:val="04A0"/>
+      </w:tblPr>
+      <w:tblGrid>
+        <w:gridCol w:w="1176"/>
+        <w:gridCol w:w="1176"/>
+        <w:gridCol w:w="1176"/>
+        <w:gridCol w:w="1176"/>
+        <w:gridCol w:w="1176"/>
+        <w:gridCol w:w="1176"/>
+        <w:gridCol w:w="1176"/>
+        <w:gridCol w:w="1176"/>
+      </w:tblGrid>
+      <w:tr>
+        <w:tc>
+          <w:tcPr>
+            <w:tcW w:type="dxa" w:w="1176"/>
+            <w:shd w:fill="2B5C8F"/>
+            <w:tcMar>
+              <w:top w:w="80" w:type="dxa"/>
+              <w:bottom w:w="80" w:type="dxa"/>
+              <w:left w:w="80" w:type="dxa"/>
+              <w:right w:w="80" w:type="dxa"/>
+            </w:tcMar>
+          </w:tcPr>
+          <w:p>
+            <w:pPr>
+              <w:jc w:val="center"/>
+            </w:pPr>
+            <w:r>
+              <w:rPr>
+                <w:rFonts w:ascii="Times New Roman" w:hAnsi="Times New Roman"/>
+                <w:b/>
+                <w:color w:val="FFFFFF"/>
+                <w:sz w:val="18"/>
+              </w:rPr>
+              <w:t>Hàm</w:t>
+            </w:r>
+          </w:p>
+        </w:tc>
+        <w:tc>
+          <w:tcPr>
+            <w:tcW w:type="dxa" w:w="1176"/>
+            <w:shd w:fill="2B5C8F"/>
+            <w:tcMar>
+              <w:top w:w="80" w:type="dxa"/>
+              <w:bottom w:w="80" w:type="dxa"/>
+              <w:left w:w="80" w:type="dxa"/>
+              <w:right w:w="80" w:type="dxa"/>
+            </w:tcMar>
+          </w:tcPr>
+          <w:p>
+            <w:pPr>
+              <w:jc w:val="center"/>
+            </w:pPr>
+            <w:r>
+              <w:rPr>
+                <w:rFonts w:ascii="Times New Roman" w:hAnsi="Times New Roman"/>
+                <w:b/>
+                <w:color w:val="FFFFFF"/>
+                <w:sz w:val="18"/>
+              </w:rPr>
+              <w:t>Dim</w:t>
+            </w:r>
+          </w:p>
+        </w:tc>
+        <w:tc>
+          <w:tcPr>
+            <w:tcW w:type="dxa" w:w="1176"/>
+            <w:shd w:fill="2B5C8F"/>
+            <w:tcMar>
+              <w:top w:w="80" w:type="dxa"/>
+              <w:bottom w:w="80" w:type="dxa"/>
+              <w:left w:w="80" w:type="dxa"/>
+              <w:right w:w="80" w:type="dxa"/>
+            </w:tcMar>
+          </w:tcPr>
+          <w:p>
+            <w:pPr>
+              <w:jc w:val="center"/>
+            </w:pPr>
+            <w:r>
+              <w:rPr>
+                <w:rFonts w:ascii="Times New Roman" w:hAnsi="Times New Roman"/>
+                <w:b/>
+                <w:color w:val="FFFFFF"/>
+                <w:sz w:val="18"/>
+              </w:rPr>
+              <w:t>Algo</w:t>
+            </w:r>
+          </w:p>
+        </w:tc>
+        <w:tc>
+          <w:tcPr>
+            <w:tcW w:type="dxa" w:w="1176"/>
+            <w:shd w:fill="2B5C8F"/>
+            <w:tcMar>
+              <w:top w:w="80" w:type="dxa"/>
+              <w:bottom w:w="80" w:type="dxa"/>
+              <w:left w:w="80" w:type="dxa"/>
+              <w:right w:w="80" w:type="dxa"/>
+            </w:tcMar>
+          </w:tcPr>
+          <w:p>
+            <w:pPr>
+              <w:jc w:val="center"/>
+            </w:pPr>
+            <w:r>
+              <w:rPr>
+                <w:rFonts w:ascii="Times New Roman" w:hAnsi="Times New Roman"/>
+                <w:b/>
+                <w:color w:val="FFFFFF"/>
+                <w:sz w:val="18"/>
+              </w:rPr>
+              <w:t>Best</w:t>
+            </w:r>
+          </w:p>
+        </w:tc>
+        <w:tc>
+          <w:tcPr>
+            <w:tcW w:type="dxa" w:w="1176"/>
+            <w:shd w:fill="2B5C8F"/>
+            <w:tcMar>
+              <w:top w:w="80" w:type="dxa"/>
+              <w:bottom w:w="80" w:type="dxa"/>
+              <w:left w:w="80" w:type="dxa"/>
+              <w:right w:w="80" w:type="dxa"/>
+            </w:tcMar>
+          </w:tcPr>
+          <w:p>
+            <w:pPr>
+              <w:jc w:val="center"/>
+            </w:pPr>
+            <w:r>
+              <w:rPr>
+                <w:rFonts w:ascii="Times New Roman" w:hAnsi="Times New Roman"/>
+                <w:b/>
+                <w:color w:val="FFFFFF"/>
+                <w:sz w:val="18"/>
+              </w:rPr>
+              <w:t>Mean</w:t>
+            </w:r>
+          </w:p>
+        </w:tc>
+        <w:tc>
+          <w:tcPr>
+            <w:tcW w:type="dxa" w:w="1176"/>
+            <w:shd w:fill="2B5C8F"/>
+            <w:tcMar>
+              <w:top w:w="80" w:type="dxa"/>
+              <w:bottom w:w="80" w:type="dxa"/>
+              <w:left w:w="80" w:type="dxa"/>
+              <w:right w:w="80" w:type="dxa"/>
+            </w:tcMar>
+          </w:tcPr>
+          <w:p>
+            <w:pPr>
+              <w:jc w:val="center"/>
+            </w:pPr>
+            <w:r>
+              <w:rPr>
+                <w:rFonts w:ascii="Times New Roman" w:hAnsi="Times New Roman"/>
+                <w:b/>
+                <w:color w:val="FFFFFF"/>
+                <w:sz w:val="18"/>
+              </w:rPr>
+              <w:t>Std</w:t>
+            </w:r>
+          </w:p>
+        </w:tc>
+        <w:tc>
+          <w:tcPr>
+            <w:tcW w:type="dxa" w:w="1176"/>
+            <w:shd w:fill="2B5C8F"/>
+            <w:tcMar>
+              <w:top w:w="80" w:type="dxa"/>
+              <w:bottom w:w="80" w:type="dxa"/>
+              <w:left w:w="80" w:type="dxa"/>
+              <w:right w:w="80" w:type="dxa"/>
+            </w:tcMar>
+          </w:tcPr>
+          <w:p>
+            <w:pPr>
+              <w:jc w:val="center"/>
+            </w:pPr>
+            <w:r>
+              <w:rPr>
+                <w:rFonts w:ascii="Times New Roman" w:hAnsi="Times New Roman"/>
+                <w:b/>
+                <w:color w:val="FFFFFF"/>
+                <w:sz w:val="18"/>
+              </w:rPr>
+              <w:t>Worst</w:t>
+            </w:r>
+          </w:p>
+        </w:tc>
+        <w:tc>
+          <w:tcPr>
+            <w:tcW w:type="dxa" w:w="1176"/>
+            <w:shd w:fill="2B5C8F"/>
+            <w:tcMar>
+              <w:top w:w="80" w:type="dxa"/>
+              <w:bottom w:w="80" w:type="dxa"/>
+              <w:left w:w="80" w:type="dxa"/>
+              <w:right w:w="80" w:type="dxa"/>
+            </w:tcMar>
+          </w:tcPr>
+          <w:p>
+            <w:pPr>
+              <w:jc w:val="center"/>
+            </w:pPr>
+            <w:r>
+              <w:rPr>
+                <w:rFonts w:ascii="Times New Roman" w:hAnsi="Times New Roman"/>
+                <w:b/>
+                <w:color w:val="FFFFFF"/>
+                <w:sz w:val="18"/>
+              </w:rPr>
+              <w:t>Mean Evals</w:t>
+            </w:r>
+          </w:p>
+        </w:tc>
+      </w:tr>
+      <w:tr>
+        <w:tc>
+          <w:tcPr>
+            <w:tcW w:type="dxa" w:w="1176"/>
+            <w:shd w:fill="FFFFFF"/>
+            <w:tcMar>
+              <w:top w:w="40" w:type="dxa"/>
+              <w:bottom w:w="40" w:type="dxa"/>
+              <w:left w:w="60" w:type="dxa"/>
+              <w:right w:w="60" w:type="dxa"/>
+            </w:tcMar>
+          </w:tcPr>
+          <w:p>
+            <w:r>
+              <w:rPr>
+                <w:rFonts w:ascii="Times New Roman" w:hAnsi="Times New Roman"/>
+                <w:sz w:val="17"/>
+              </w:rPr>
+              <w:t>ackley</w:t>
+            </w:r>
+          </w:p>
+        </w:tc>
+        <w:tc>
+          <w:tcPr>
+            <w:tcW w:type="dxa" w:w="1176"/>
+            <w:shd w:fill="FFFFFF"/>
+            <w:tcMar>
+              <w:top w:w="40" w:type="dxa"/>
+              <w:bottom w:w="40" w:type="dxa"/>
+              <w:left w:w="60" w:type="dxa"/>
+              <w:right w:w="60" w:type="dxa"/>
+            </w:tcMar>
+          </w:tcPr>
+          <w:p>
+            <w:pPr>
+              <w:jc w:val="center"/>
+            </w:pPr>
+            <w:r>
+              <w:rPr>
+                <w:rFonts w:ascii="Times New Roman" w:hAnsi="Times New Roman"/>
+                <w:sz w:val="17"/>
+              </w:rPr>
+              <w:t>10</w:t>
+            </w:r>
+          </w:p>
+        </w:tc>
+        <w:tc>
+          <w:tcPr>
+            <w:tcW w:type="dxa" w:w="1176"/>
+            <w:shd w:fill="FFFFFF"/>
+            <w:tcMar>
+              <w:top w:w="40" w:type="dxa"/>
+              <w:bottom w:w="40" w:type="dxa"/>
+              <w:left w:w="60" w:type="dxa"/>
+              <w:right w:w="60" w:type="dxa"/>
+            </w:tcMar>
+          </w:tcPr>
+          <w:p>
+            <w:pPr>
+              <w:jc w:val="center"/>
+            </w:pPr>
+            <w:r>
+              <w:rPr>
+                <w:rFonts w:ascii="Times New Roman" w:hAnsi="Times New Roman"/>
+                <w:sz w:val="17"/>
+              </w:rPr>
+              <w:t>DBO</w:t>
+            </w:r>
+          </w:p>
+        </w:tc>
+        <w:tc>
+          <w:tcPr>
+            <w:tcW w:type="dxa" w:w="1176"/>
+            <w:shd w:fill="FFFFFF"/>
+            <w:tcMar>
+              <w:top w:w="40" w:type="dxa"/>
+              <w:bottom w:w="40" w:type="dxa"/>
+              <w:left w:w="60" w:type="dxa"/>
+              <w:right w:w="60" w:type="dxa"/>
+            </w:tcMar>
+          </w:tcPr>
+          <w:p>
+            <w:pPr>
+              <w:jc w:val="right"/>
+            </w:pPr>
+            <w:r>
+              <w:rPr>
+                <w:rFonts w:ascii="Times New Roman" w:hAnsi="Times New Roman"/>
+                <w:sz w:val="17"/>
+              </w:rPr>
+              <w:t>4.441e-16</w:t>
+            </w:r>
+          </w:p>
+        </w:tc>
+        <w:tc>
+          <w:tcPr>
+            <w:tcW w:type="dxa" w:w="1176"/>
+            <w:shd w:fill="FFFFFF"/>
+            <w:tcMar>
+              <w:top w:w="40" w:type="dxa"/>
+              <w:bottom w:w="40" w:type="dxa"/>
+              <w:left w:w="60" w:type="dxa"/>
+              <w:right w:w="60" w:type="dxa"/>
+            </w:tcMar>
+          </w:tcPr>
+          <w:p>
+            <w:pPr>
+              <w:jc w:val="right"/>
+            </w:pPr>
+            <w:r>
+              <w:rPr>
+                <w:rFonts w:ascii="Times New Roman" w:hAnsi="Times New Roman"/>
+                <w:sz w:val="17"/>
+              </w:rPr>
+              <w:t>4.441e-16</w:t>
+            </w:r>
+          </w:p>
+        </w:tc>
+        <w:tc>
+          <w:tcPr>
+            <w:tcW w:type="dxa" w:w="1176"/>
+            <w:shd w:fill="FFFFFF"/>
+            <w:tcMar>
+              <w:top w:w="40" w:type="dxa"/>
+              <w:bottom w:w="40" w:type="dxa"/>
+              <w:left w:w="60" w:type="dxa"/>
+              <w:right w:w="60" w:type="dxa"/>
+            </w:tcMar>
+          </w:tcPr>
+          <w:p>
+            <w:pPr>
+              <w:jc w:val="right"/>
+            </w:pPr>
+            <w:r>
+              <w:rPr>
+                <w:rFonts w:ascii="Times New Roman" w:hAnsi="Times New Roman"/>
+                <w:sz w:val="17"/>
+              </w:rPr>
+              <w:t>0.000e+00</w:t>
+            </w:r>
+          </w:p>
+        </w:tc>
+        <w:tc>
+          <w:tcPr>
+            <w:tcW w:type="dxa" w:w="1176"/>
+            <w:shd w:fill="FFFFFF"/>
+            <w:tcMar>
+              <w:top w:w="40" w:type="dxa"/>
+              <w:bottom w:w="40" w:type="dxa"/>
+              <w:left w:w="60" w:type="dxa"/>
+              <w:right w:w="60" w:type="dxa"/>
+            </w:tcMar>
+          </w:tcPr>
+          <w:p>
+            <w:pPr>
+              <w:jc w:val="right"/>
+            </w:pPr>
+            <w:r>
+              <w:rPr>
+                <w:rFonts w:ascii="Times New Roman" w:hAnsi="Times New Roman"/>
+                <w:sz w:val="17"/>
+              </w:rPr>
+              <w:t>4.441e-16</w:t>
+            </w:r>
+          </w:p>
+        </w:tc>
+        <w:tc>
+          <w:tcPr>
+            <w:tcW w:type="dxa" w:w="1176"/>
+            <w:shd w:fill="FFFFFF"/>
+            <w:tcMar>
+              <w:top w:w="40" w:type="dxa"/>
+              <w:bottom w:w="40" w:type="dxa"/>
+              <w:left w:w="60" w:type="dxa"/>
+              <w:right w:w="60" w:type="dxa"/>
+            </w:tcMar>
+          </w:tcPr>
+          <w:p>
+            <w:pPr>
+              <w:jc w:val="right"/>
+            </w:pPr>
+            <w:r>
+              <w:rPr>
+                <w:rFonts w:ascii="Times New Roman" w:hAnsi="Times New Roman"/>
+                <w:sz w:val="17"/>
+              </w:rPr>
+              <w:t>15030.0</w:t>
+            </w:r>
+          </w:p>
+        </w:tc>
+      </w:tr>
+      <w:tr>
+        <w:tc>
+          <w:tcPr>
+            <w:tcW w:type="dxa" w:w="1176"/>
+            <w:shd w:fill="F4F7FB"/>
+            <w:tcMar>
+              <w:top w:w="40" w:type="dxa"/>
+              <w:bottom w:w="40" w:type="dxa"/>
+              <w:left w:w="60" w:type="dxa"/>
+              <w:right w:w="60" w:type="dxa"/>
+            </w:tcMar>
+          </w:tcPr>
+          <w:p>
+            <w:r>
+              <w:rPr>
+                <w:rFonts w:ascii="Times New Roman" w:hAnsi="Times New Roman"/>
+                <w:sz w:val="17"/>
+              </w:rPr>
+              <w:t>ackley</w:t>
+            </w:r>
+          </w:p>
+        </w:tc>
+        <w:tc>
+          <w:tcPr>
+            <w:tcW w:type="dxa" w:w="1176"/>
+            <w:shd w:fill="F4F7FB"/>
+            <w:tcMar>
+              <w:top w:w="40" w:type="dxa"/>
+              <w:bottom w:w="40" w:type="dxa"/>
+              <w:left w:w="60" w:type="dxa"/>
+              <w:right w:w="60" w:type="dxa"/>
+            </w:tcMar>
+          </w:tcPr>
+          <w:p>
+            <w:pPr>
+              <w:jc w:val="center"/>
+            </w:pPr>
+            <w:r>
+              <w:rPr>
+                <w:rFonts w:ascii="Times New Roman" w:hAnsi="Times New Roman"/>
+                <w:sz w:val="17"/>
+              </w:rPr>
+              <w:t>10</w:t>
+            </w:r>
+          </w:p>
+        </w:tc>
+        <w:tc>
+          <w:tcPr>
+            <w:tcW w:type="dxa" w:w="1176"/>
+            <w:shd w:fill="F4F7FB"/>
+            <w:tcMar>
+              <w:top w:w="40" w:type="dxa"/>
+              <w:bottom w:w="40" w:type="dxa"/>
+              <w:left w:w="60" w:type="dxa"/>
+              <w:right w:w="60" w:type="dxa"/>
+            </w:tcMar>
+          </w:tcPr>
+          <w:p>
+            <w:pPr>
+              <w:jc w:val="center"/>
+            </w:pPr>
+            <w:r>
+              <w:rPr>
+                <w:rFonts w:ascii="Times New Roman" w:hAnsi="Times New Roman"/>
+                <w:sz w:val="17"/>
+              </w:rPr>
+              <w:t>IDBO</w:t>
+            </w:r>
+          </w:p>
+        </w:tc>
+        <w:tc>
+          <w:tcPr>
+            <w:tcW w:type="dxa" w:w="1176"/>
+            <w:shd w:fill="F4F7FB"/>
+            <w:tcMar>
+              <w:top w:w="40" w:type="dxa"/>
+              <w:bottom w:w="40" w:type="dxa"/>
+              <w:left w:w="60" w:type="dxa"/>
+              <w:right w:w="60" w:type="dxa"/>
+            </w:tcMar>
+          </w:tcPr>
+          <w:p>
+            <w:pPr>
+              <w:jc w:val="right"/>
+            </w:pPr>
+            <w:r>
+              <w:rPr>
+                <w:rFonts w:ascii="Times New Roman" w:hAnsi="Times New Roman"/>
+                <w:sz w:val="17"/>
+              </w:rPr>
+              <w:t>4.441e-16</w:t>
+            </w:r>
+          </w:p>
+        </w:tc>
+        <w:tc>
+          <w:tcPr>
+            <w:tcW w:type="dxa" w:w="1176"/>
+            <w:shd w:fill="F4F7FB"/>
+            <w:tcMar>
+              <w:top w:w="40" w:type="dxa"/>
+              <w:bottom w:w="40" w:type="dxa"/>
+              <w:left w:w="60" w:type="dxa"/>
+              <w:right w:w="60" w:type="dxa"/>
+            </w:tcMar>
+          </w:tcPr>
+          <w:p>
+            <w:pPr>
+              <w:jc w:val="right"/>
+            </w:pPr>
+            <w:r>
+              <w:rPr>
+                <w:rFonts w:ascii="Times New Roman" w:hAnsi="Times New Roman"/>
+                <w:sz w:val="17"/>
+              </w:rPr>
+              <w:t>4.441e-16</w:t>
+            </w:r>
+          </w:p>
+        </w:tc>
+        <w:tc>
+          <w:tcPr>
+            <w:tcW w:type="dxa" w:w="1176"/>
+            <w:shd w:fill="F4F7FB"/>
+            <w:tcMar>
+              <w:top w:w="40" w:type="dxa"/>
+              <w:bottom w:w="40" w:type="dxa"/>
+              <w:left w:w="60" w:type="dxa"/>
+              <w:right w:w="60" w:type="dxa"/>
+            </w:tcMar>
+          </w:tcPr>
+          <w:p>
+            <w:pPr>
+              <w:jc w:val="right"/>
+            </w:pPr>
+            <w:r>
+              <w:rPr>
+                <w:rFonts w:ascii="Times New Roman" w:hAnsi="Times New Roman"/>
+                <w:sz w:val="17"/>
+              </w:rPr>
+              <w:t>0.000e+00</w:t>
+            </w:r>
+          </w:p>
+        </w:tc>
+        <w:tc>
+          <w:tcPr>
+            <w:tcW w:type="dxa" w:w="1176"/>
+            <w:shd w:fill="F4F7FB"/>
+            <w:tcMar>
+              <w:top w:w="40" w:type="dxa"/>
+              <w:bottom w:w="40" w:type="dxa"/>
+              <w:left w:w="60" w:type="dxa"/>
+              <w:right w:w="60" w:type="dxa"/>
+            </w:tcMar>
+          </w:tcPr>
+          <w:p>
+            <w:pPr>
+              <w:jc w:val="right"/>
+            </w:pPr>
+            <w:r>
+              <w:rPr>
+                <w:rFonts w:ascii="Times New Roman" w:hAnsi="Times New Roman"/>
+                <w:sz w:val="17"/>
+              </w:rPr>
+              <w:t>4.441e-16</w:t>
+            </w:r>
+          </w:p>
+        </w:tc>
+        <w:tc>
+          <w:tcPr>
+            <w:tcW w:type="dxa" w:w="1176"/>
+            <w:shd w:fill="F4F7FB"/>
+            <w:tcMar>
+              <w:top w:w="40" w:type="dxa"/>
+              <w:bottom w:w="40" w:type="dxa"/>
+              <w:left w:w="60" w:type="dxa"/>
+              <w:right w:w="60" w:type="dxa"/>
+            </w:tcMar>
+          </w:tcPr>
+          <w:p>
+            <w:pPr>
+              <w:jc w:val="right"/>
+            </w:pPr>
+            <w:r>
+              <w:rPr>
+                <w:rFonts w:ascii="Times New Roman" w:hAnsi="Times New Roman"/>
+                <w:sz w:val="17"/>
+              </w:rPr>
+              <w:t>15030.0</w:t>
+            </w:r>
+          </w:p>
+        </w:tc>
+      </w:tr>
+      <w:tr>
+        <w:tc>
+          <w:tcPr>
+            <w:tcW w:type="dxa" w:w="1176"/>
+            <w:shd w:fill="FFFFFF"/>
+            <w:tcMar>
+              <w:top w:w="40" w:type="dxa"/>
+              <w:bottom w:w="40" w:type="dxa"/>
+              <w:left w:w="60" w:type="dxa"/>
+              <w:right w:w="60" w:type="dxa"/>
+            </w:tcMar>
+          </w:tcPr>
+          <w:p>
+            <w:r>
+              <w:rPr>
+                <w:rFonts w:ascii="Times New Roman" w:hAnsi="Times New Roman"/>
+                <w:sz w:val="17"/>
+              </w:rPr>
+              <w:t>ackley</w:t>
+            </w:r>
+          </w:p>
+        </w:tc>
+        <w:tc>
+          <w:tcPr>
+            <w:tcW w:type="dxa" w:w="1176"/>
+            <w:shd w:fill="FFFFFF"/>
+            <w:tcMar>
+              <w:top w:w="40" w:type="dxa"/>
+              <w:bottom w:w="40" w:type="dxa"/>
+              <w:left w:w="60" w:type="dxa"/>
+              <w:right w:w="60" w:type="dxa"/>
+            </w:tcMar>
+          </w:tcPr>
+          <w:p>
+            <w:pPr>
+              <w:jc w:val="center"/>
+            </w:pPr>
+            <w:r>
+              <w:rPr>
+                <w:rFonts w:ascii="Times New Roman" w:hAnsi="Times New Roman"/>
+                <w:sz w:val="17"/>
+              </w:rPr>
+              <w:t>30</w:t>
+            </w:r>
+          </w:p>
+        </w:tc>
+        <w:tc>
+          <w:tcPr>
+            <w:tcW w:type="dxa" w:w="1176"/>
+            <w:shd w:fill="FFFFFF"/>
+            <w:tcMar>
+              <w:top w:w="40" w:type="dxa"/>
+              <w:bottom w:w="40" w:type="dxa"/>
+              <w:left w:w="60" w:type="dxa"/>
+              <w:right w:w="60" w:type="dxa"/>
+            </w:tcMar>
+          </w:tcPr>
+          <w:p>
+            <w:pPr>
+              <w:jc w:val="center"/>
+            </w:pPr>
+            <w:r>
+              <w:rPr>
+                <w:rFonts w:ascii="Times New Roman" w:hAnsi="Times New Roman"/>
+                <w:sz w:val="17"/>
+              </w:rPr>
+              <w:t>DBO</w:t>
+            </w:r>
+          </w:p>
+        </w:tc>
+        <w:tc>
+          <w:tcPr>
+            <w:tcW w:type="dxa" w:w="1176"/>
+            <w:shd w:fill="FFFFFF"/>
+            <w:tcMar>
+              <w:top w:w="40" w:type="dxa"/>
+              <w:bottom w:w="40" w:type="dxa"/>
+              <w:left w:w="60" w:type="dxa"/>
+              <w:right w:w="60" w:type="dxa"/>
+            </w:tcMar>
+          </w:tcPr>
+          <w:p>
+            <w:pPr>
+              <w:jc w:val="right"/>
+            </w:pPr>
+            <w:r>
+              <w:rPr>
+                <w:rFonts w:ascii="Times New Roman" w:hAnsi="Times New Roman"/>
+                <w:sz w:val="17"/>
+              </w:rPr>
+              <w:t>4.441e-16</w:t>
+            </w:r>
+          </w:p>
+        </w:tc>
+        <w:tc>
+          <w:tcPr>
+            <w:tcW w:type="dxa" w:w="1176"/>
+            <w:shd w:fill="FFFFFF"/>
+            <w:tcMar>
+              <w:top w:w="40" w:type="dxa"/>
+              <w:bottom w:w="40" w:type="dxa"/>
+              <w:left w:w="60" w:type="dxa"/>
+              <w:right w:w="60" w:type="dxa"/>
+            </w:tcMar>
+          </w:tcPr>
+          <w:p>
+            <w:pPr>
+              <w:jc w:val="right"/>
+            </w:pPr>
+            <w:r>
+              <w:rPr>
+                <w:rFonts w:ascii="Times New Roman" w:hAnsi="Times New Roman"/>
+                <w:sz w:val="17"/>
+              </w:rPr>
+              <w:t>4.441e-16</w:t>
+            </w:r>
+          </w:p>
+        </w:tc>
+        <w:tc>
+          <w:tcPr>
+            <w:tcW w:type="dxa" w:w="1176"/>
+            <w:shd w:fill="FFFFFF"/>
+            <w:tcMar>
+              <w:top w:w="40" w:type="dxa"/>
+              <w:bottom w:w="40" w:type="dxa"/>
+              <w:left w:w="60" w:type="dxa"/>
+              <w:right w:w="60" w:type="dxa"/>
+            </w:tcMar>
+          </w:tcPr>
+          <w:p>
+            <w:pPr>
+              <w:jc w:val="right"/>
+            </w:pPr>
+            <w:r>
+              <w:rPr>
+                <w:rFonts w:ascii="Times New Roman" w:hAnsi="Times New Roman"/>
+                <w:sz w:val="17"/>
+              </w:rPr>
+              <w:t>0.000e+00</w:t>
+            </w:r>
+          </w:p>
+        </w:tc>
+        <w:tc>
+          <w:tcPr>
+            <w:tcW w:type="dxa" w:w="1176"/>
+            <w:shd w:fill="FFFFFF"/>
+            <w:tcMar>
+              <w:top w:w="40" w:type="dxa"/>
+              <w:bottom w:w="40" w:type="dxa"/>
+              <w:left w:w="60" w:type="dxa"/>
+              <w:right w:w="60" w:type="dxa"/>
+            </w:tcMar>
+          </w:tcPr>
+          <w:p>
+            <w:pPr>
+              <w:jc w:val="right"/>
+            </w:pPr>
+            <w:r>
+              <w:rPr>
+                <w:rFonts w:ascii="Times New Roman" w:hAnsi="Times New Roman"/>
+                <w:sz w:val="17"/>
+              </w:rPr>
+              <w:t>4.441e-16</w:t>
+            </w:r>
+          </w:p>
+        </w:tc>
+        <w:tc>
+          <w:tcPr>
+            <w:tcW w:type="dxa" w:w="1176"/>
+            <w:shd w:fill="FFFFFF"/>
+            <w:tcMar>
+              <w:top w:w="40" w:type="dxa"/>
+              <w:bottom w:w="40" w:type="dxa"/>
+              <w:left w:w="60" w:type="dxa"/>
+              <w:right w:w="60" w:type="dxa"/>
+            </w:tcMar>
+          </w:tcPr>
+          <w:p>
+            <w:pPr>
+              <w:jc w:val="right"/>
+            </w:pPr>
+            <w:r>
+              <w:rPr>
+                <w:rFonts w:ascii="Times New Roman" w:hAnsi="Times New Roman"/>
+                <w:sz w:val="17"/>
+              </w:rPr>
+              <w:t>15030.0</w:t>
+            </w:r>
+          </w:p>
+        </w:tc>
+      </w:tr>
+      <w:tr>
+        <w:tc>
+          <w:tcPr>
+            <w:tcW w:type="dxa" w:w="1176"/>
+            <w:shd w:fill="F4F7FB"/>
+            <w:tcMar>
+              <w:top w:w="40" w:type="dxa"/>
+              <w:bottom w:w="40" w:type="dxa"/>
+              <w:left w:w="60" w:type="dxa"/>
+              <w:right w:w="60" w:type="dxa"/>
+            </w:tcMar>
+          </w:tcPr>
+          <w:p>
+            <w:r>
+              <w:rPr>
+                <w:rFonts w:ascii="Times New Roman" w:hAnsi="Times New Roman"/>
+                <w:sz w:val="17"/>
+              </w:rPr>
+              <w:t>ackley</w:t>
+            </w:r>
+          </w:p>
+        </w:tc>
+        <w:tc>
+          <w:tcPr>
+            <w:tcW w:type="dxa" w:w="1176"/>
+            <w:shd w:fill="F4F7FB"/>
+            <w:tcMar>
+              <w:top w:w="40" w:type="dxa"/>
+              <w:bottom w:w="40" w:type="dxa"/>
+              <w:left w:w="60" w:type="dxa"/>
+              <w:right w:w="60" w:type="dxa"/>
+            </w:tcMar>
+          </w:tcPr>
+          <w:p>
+            <w:pPr>
+              <w:jc w:val="center"/>
+            </w:pPr>
+            <w:r>
+              <w:rPr>
+                <w:rFonts w:ascii="Times New Roman" w:hAnsi="Times New Roman"/>
+                <w:sz w:val="17"/>
+              </w:rPr>
+              <w:t>30</w:t>
+            </w:r>
+          </w:p>
+        </w:tc>
+        <w:tc>
+          <w:tcPr>
+            <w:tcW w:type="dxa" w:w="1176"/>
+            <w:shd w:fill="F4F7FB"/>
+            <w:tcMar>
+              <w:top w:w="40" w:type="dxa"/>
+              <w:bottom w:w="40" w:type="dxa"/>
+              <w:left w:w="60" w:type="dxa"/>
+              <w:right w:w="60" w:type="dxa"/>
+            </w:tcMar>
+          </w:tcPr>
+          <w:p>
+            <w:pPr>
+              <w:jc w:val="center"/>
+            </w:pPr>
+            <w:r>
+              <w:rPr>
+                <w:rFonts w:ascii="Times New Roman" w:hAnsi="Times New Roman"/>
+                <w:sz w:val="17"/>
+              </w:rPr>
+              <w:t>IDBO</w:t>
+            </w:r>
+          </w:p>
+        </w:tc>
+        <w:tc>
+          <w:tcPr>
+            <w:tcW w:type="dxa" w:w="1176"/>
+            <w:shd w:fill="F4F7FB"/>
+            <w:tcMar>
+              <w:top w:w="40" w:type="dxa"/>
+              <w:bottom w:w="40" w:type="dxa"/>
+              <w:left w:w="60" w:type="dxa"/>
+              <w:right w:w="60" w:type="dxa"/>
+            </w:tcMar>
+          </w:tcPr>
+          <w:p>
+            <w:pPr>
+              <w:jc w:val="right"/>
+            </w:pPr>
+            <w:r>
+              <w:rPr>
+                <w:rFonts w:ascii="Times New Roman" w:hAnsi="Times New Roman"/>
+                <w:sz w:val="17"/>
+              </w:rPr>
+              <w:t>4.441e-16</w:t>
+            </w:r>
+          </w:p>
+        </w:tc>
+        <w:tc>
+          <w:tcPr>
+            <w:tcW w:type="dxa" w:w="1176"/>
+            <w:shd w:fill="F4F7FB"/>
+            <w:tcMar>
+              <w:top w:w="40" w:type="dxa"/>
+              <w:bottom w:w="40" w:type="dxa"/>
+              <w:left w:w="60" w:type="dxa"/>
+              <w:right w:w="60" w:type="dxa"/>
+            </w:tcMar>
+          </w:tcPr>
+          <w:p>
+            <w:pPr>
+              <w:jc w:val="right"/>
+            </w:pPr>
+            <w:r>
+              <w:rPr>
+                <w:rFonts w:ascii="Times New Roman" w:hAnsi="Times New Roman"/>
+                <w:sz w:val="17"/>
+              </w:rPr>
+              <w:t>4.441e-16</w:t>
+            </w:r>
+          </w:p>
+        </w:tc>
+        <w:tc>
+          <w:tcPr>
+            <w:tcW w:type="dxa" w:w="1176"/>
+            <w:shd w:fill="F4F7FB"/>
+            <w:tcMar>
+              <w:top w:w="40" w:type="dxa"/>
+              <w:bottom w:w="40" w:type="dxa"/>
+              <w:left w:w="60" w:type="dxa"/>
+              <w:right w:w="60" w:type="dxa"/>
+            </w:tcMar>
+          </w:tcPr>
+          <w:p>
+            <w:pPr>
+              <w:jc w:val="right"/>
+            </w:pPr>
+            <w:r>
+              <w:rPr>
+                <w:rFonts w:ascii="Times New Roman" w:hAnsi="Times New Roman"/>
+                <w:sz w:val="17"/>
+              </w:rPr>
+              <w:t>0.000e+00</w:t>
+            </w:r>
+          </w:p>
+        </w:tc>
+        <w:tc>
+          <w:tcPr>
+            <w:tcW w:type="dxa" w:w="1176"/>
+            <w:shd w:fill="F4F7FB"/>
+            <w:tcMar>
+              <w:top w:w="40" w:type="dxa"/>
+              <w:bottom w:w="40" w:type="dxa"/>
+              <w:left w:w="60" w:type="dxa"/>
+              <w:right w:w="60" w:type="dxa"/>
+            </w:tcMar>
+          </w:tcPr>
+          <w:p>
+            <w:pPr>
+              <w:jc w:val="right"/>
+            </w:pPr>
+            <w:r>
+              <w:rPr>
+                <w:rFonts w:ascii="Times New Roman" w:hAnsi="Times New Roman"/>
+                <w:sz w:val="17"/>
+              </w:rPr>
+              <w:t>4.441e-16</w:t>
+            </w:r>
+          </w:p>
+        </w:tc>
+        <w:tc>
+          <w:tcPr>
+            <w:tcW w:type="dxa" w:w="1176"/>
+            <w:shd w:fill="F4F7FB"/>
+            <w:tcMar>
+              <w:top w:w="40" w:type="dxa"/>
+              <w:bottom w:w="40" w:type="dxa"/>
+              <w:left w:w="60" w:type="dxa"/>
+              <w:right w:w="60" w:type="dxa"/>
+            </w:tcMar>
+          </w:tcPr>
+          <w:p>
+            <w:pPr>
+              <w:jc w:val="right"/>
+            </w:pPr>
+            <w:r>
+              <w:rPr>
+                <w:rFonts w:ascii="Times New Roman" w:hAnsi="Times New Roman"/>
+                <w:sz w:val="17"/>
+              </w:rPr>
+              <w:t>15030.0</w:t>
+            </w:r>
+          </w:p>
+        </w:tc>
+      </w:tr>
+      <w:tr>
+        <w:tc>
+          <w:tcPr>
+            <w:tcW w:type="dxa" w:w="1176"/>
+            <w:shd w:fill="FFFFFF"/>
+            <w:tcMar>
+              <w:top w:w="40" w:type="dxa"/>
+              <w:bottom w:w="40" w:type="dxa"/>
+              <w:left w:w="60" w:type="dxa"/>
+              <w:right w:w="60" w:type="dxa"/>
+            </w:tcMar>
+          </w:tcPr>
+          <w:p>
+            <w:r>
+              <w:rPr>
+                <w:rFonts w:ascii="Times New Roman" w:hAnsi="Times New Roman"/>
+                <w:sz w:val="17"/>
+              </w:rPr>
+              <w:t>ackley</w:t>
+            </w:r>
+          </w:p>
+        </w:tc>
+        <w:tc>
+          <w:tcPr>
+            <w:tcW w:type="dxa" w:w="1176"/>
+            <w:shd w:fill="FFFFFF"/>
+            <w:tcMar>
+              <w:top w:w="40" w:type="dxa"/>
+              <w:bottom w:w="40" w:type="dxa"/>
+              <w:left w:w="60" w:type="dxa"/>
+              <w:right w:w="60" w:type="dxa"/>
+            </w:tcMar>
+          </w:tcPr>
+          <w:p>
+            <w:pPr>
+              <w:jc w:val="center"/>
+            </w:pPr>
+            <w:r>
+              <w:rPr>
+                <w:rFonts w:ascii="Times New Roman" w:hAnsi="Times New Roman"/>
+                <w:sz w:val="17"/>
+              </w:rPr>
+              <w:t>50</w:t>
+            </w:r>
+          </w:p>
+        </w:tc>
+        <w:tc>
+          <w:tcPr>
+            <w:tcW w:type="dxa" w:w="1176"/>
+            <w:shd w:fill="FFFFFF"/>
+            <w:tcMar>
+              <w:top w:w="40" w:type="dxa"/>
+              <w:bottom w:w="40" w:type="dxa"/>
+              <w:left w:w="60" w:type="dxa"/>
+              <w:right w:w="60" w:type="dxa"/>
+            </w:tcMar>
+          </w:tcPr>
+          <w:p>
+            <w:pPr>
+              <w:jc w:val="center"/>
+            </w:pPr>
+            <w:r>
+              <w:rPr>
+                <w:rFonts w:ascii="Times New Roman" w:hAnsi="Times New Roman"/>
+                <w:sz w:val="17"/>
+              </w:rPr>
+              <w:t>DBO</w:t>
+            </w:r>
+          </w:p>
+        </w:tc>
+        <w:tc>
+          <w:tcPr>
+            <w:tcW w:type="dxa" w:w="1176"/>
+            <w:shd w:fill="FFFFFF"/>
+            <w:tcMar>
+              <w:top w:w="40" w:type="dxa"/>
+              <w:bottom w:w="40" w:type="dxa"/>
+              <w:left w:w="60" w:type="dxa"/>
+              <w:right w:w="60" w:type="dxa"/>
+            </w:tcMar>
+          </w:tcPr>
+          <w:p>
+            <w:pPr>
+              <w:jc w:val="right"/>
+            </w:pPr>
+            <w:r>
+              <w:rPr>
+                <w:rFonts w:ascii="Times New Roman" w:hAnsi="Times New Roman"/>
+                <w:sz w:val="17"/>
+              </w:rPr>
+              <w:t>4.441e-16</w:t>
+            </w:r>
+          </w:p>
+        </w:tc>
+        <w:tc>
+          <w:tcPr>
+            <w:tcW w:type="dxa" w:w="1176"/>
+            <w:shd w:fill="FFFFFF"/>
+            <w:tcMar>
+              <w:top w:w="40" w:type="dxa"/>
+              <w:bottom w:w="40" w:type="dxa"/>
+              <w:left w:w="60" w:type="dxa"/>
+              <w:right w:w="60" w:type="dxa"/>
+            </w:tcMar>
+          </w:tcPr>
+          <w:p>
+            <w:pPr>
+              <w:jc w:val="right"/>
+            </w:pPr>
+            <w:r>
+              <w:rPr>
+                <w:rFonts w:ascii="Times New Roman" w:hAnsi="Times New Roman"/>
+                <w:sz w:val="17"/>
+              </w:rPr>
+              <w:t>4.441e-16</w:t>
+            </w:r>
+          </w:p>
+        </w:tc>
+        <w:tc>
+          <w:tcPr>
+            <w:tcW w:type="dxa" w:w="1176"/>
+            <w:shd w:fill="FFFFFF"/>
+            <w:tcMar>
+              <w:top w:w="40" w:type="dxa"/>
+              <w:bottom w:w="40" w:type="dxa"/>
+              <w:left w:w="60" w:type="dxa"/>
+              <w:right w:w="60" w:type="dxa"/>
+            </w:tcMar>
+          </w:tcPr>
+          <w:p>
+            <w:pPr>
+              <w:jc w:val="right"/>
+            </w:pPr>
+            <w:r>
+              <w:rPr>
+                <w:rFonts w:ascii="Times New Roman" w:hAnsi="Times New Roman"/>
+                <w:sz w:val="17"/>
+              </w:rPr>
+              <w:t>0.000e+00</w:t>
+            </w:r>
+          </w:p>
+        </w:tc>
+        <w:tc>
+          <w:tcPr>
+            <w:tcW w:type="dxa" w:w="1176"/>
+            <w:shd w:fill="FFFFFF"/>
+            <w:tcMar>
+              <w:top w:w="40" w:type="dxa"/>
+              <w:bottom w:w="40" w:type="dxa"/>
+              <w:left w:w="60" w:type="dxa"/>
+              <w:right w:w="60" w:type="dxa"/>
+            </w:tcMar>
+          </w:tcPr>
+          <w:p>
+            <w:pPr>
+              <w:jc w:val="right"/>
+            </w:pPr>
+            <w:r>
+              <w:rPr>
+                <w:rFonts w:ascii="Times New Roman" w:hAnsi="Times New Roman"/>
+                <w:sz w:val="17"/>
+              </w:rPr>
+              <w:t>4.441e-16</w:t>
+            </w:r>
+          </w:p>
+        </w:tc>
+        <w:tc>
+          <w:tcPr>
+            <w:tcW w:type="dxa" w:w="1176"/>
+            <w:shd w:fill="FFFFFF"/>
+            <w:tcMar>
+              <w:top w:w="40" w:type="dxa"/>
+              <w:bottom w:w="40" w:type="dxa"/>
+              <w:left w:w="60" w:type="dxa"/>
+              <w:right w:w="60" w:type="dxa"/>
+            </w:tcMar>
+          </w:tcPr>
+          <w:p>
+            <w:pPr>
+              <w:jc w:val="right"/>
+            </w:pPr>
+            <w:r>
+              <w:rPr>
+                <w:rFonts w:ascii="Times New Roman" w:hAnsi="Times New Roman"/>
+                <w:sz w:val="17"/>
+              </w:rPr>
+              <w:t>15030.0</w:t>
+            </w:r>
+          </w:p>
+        </w:tc>
+      </w:tr>
+      <w:tr>
+        <w:tc>
+          <w:tcPr>
+            <w:tcW w:type="dxa" w:w="1176"/>
+            <w:shd w:fill="F4F7FB"/>
+            <w:tcMar>
+              <w:top w:w="40" w:type="dxa"/>
+              <w:bottom w:w="40" w:type="dxa"/>
+              <w:left w:w="60" w:type="dxa"/>
+              <w:right w:w="60" w:type="dxa"/>
+            </w:tcMar>
+          </w:tcPr>
+          <w:p>
+            <w:r>
+              <w:rPr>
+                <w:rFonts w:ascii="Times New Roman" w:hAnsi="Times New Roman"/>
+                <w:sz w:val="17"/>
+              </w:rPr>
+              <w:t>ackley</w:t>
+            </w:r>
+          </w:p>
+        </w:tc>
+        <w:tc>
+          <w:tcPr>
+            <w:tcW w:type="dxa" w:w="1176"/>
+            <w:shd w:fill="F4F7FB"/>
+            <w:tcMar>
+              <w:top w:w="40" w:type="dxa"/>
+              <w:bottom w:w="40" w:type="dxa"/>
+              <w:left w:w="60" w:type="dxa"/>
+              <w:right w:w="60" w:type="dxa"/>
+            </w:tcMar>
+          </w:tcPr>
+          <w:p>
+            <w:pPr>
+              <w:jc w:val="center"/>
+            </w:pPr>
+            <w:r>
+              <w:rPr>
+                <w:rFonts w:ascii="Times New Roman" w:hAnsi="Times New Roman"/>
+                <w:sz w:val="17"/>
+              </w:rPr>
+              <w:t>50</w:t>
+            </w:r>
+          </w:p>
+        </w:tc>
+        <w:tc>
+          <w:tcPr>
+            <w:tcW w:type="dxa" w:w="1176"/>
+            <w:shd w:fill="F4F7FB"/>
+            <w:tcMar>
+              <w:top w:w="40" w:type="dxa"/>
+              <w:bottom w:w="40" w:type="dxa"/>
+              <w:left w:w="60" w:type="dxa"/>
+              <w:right w:w="60" w:type="dxa"/>
+            </w:tcMar>
+          </w:tcPr>
+          <w:p>
+            <w:pPr>
+              <w:jc w:val="center"/>
+            </w:pPr>
+            <w:r>
+              <w:rPr>
+                <w:rFonts w:ascii="Times New Roman" w:hAnsi="Times New Roman"/>
+                <w:sz w:val="17"/>
+              </w:rPr>
+              <w:t>IDBO</w:t>
+            </w:r>
+          </w:p>
+        </w:tc>
+        <w:tc>
+          <w:tcPr>
+            <w:tcW w:type="dxa" w:w="1176"/>
+            <w:shd w:fill="F4F7FB"/>
+            <w:tcMar>
+              <w:top w:w="40" w:type="dxa"/>
+              <w:bottom w:w="40" w:type="dxa"/>
+              <w:left w:w="60" w:type="dxa"/>
+              <w:right w:w="60" w:type="dxa"/>
+            </w:tcMar>
+          </w:tcPr>
+          <w:p>
+            <w:pPr>
+              <w:jc w:val="right"/>
+            </w:pPr>
+            <w:r>
+              <w:rPr>
+                <w:rFonts w:ascii="Times New Roman" w:hAnsi="Times New Roman"/>
+                <w:sz w:val="17"/>
+              </w:rPr>
+              <w:t>4.441e-16</w:t>
+            </w:r>
+          </w:p>
+        </w:tc>
+        <w:tc>
+          <w:tcPr>
+            <w:tcW w:type="dxa" w:w="1176"/>
+            <w:shd w:fill="F4F7FB"/>
+            <w:tcMar>
+              <w:top w:w="40" w:type="dxa"/>
+              <w:bottom w:w="40" w:type="dxa"/>
+              <w:left w:w="60" w:type="dxa"/>
+              <w:right w:w="60" w:type="dxa"/>
+            </w:tcMar>
+          </w:tcPr>
+          <w:p>
+            <w:pPr>
+              <w:jc w:val="right"/>
+            </w:pPr>
+            <w:r>
+              <w:rPr>
+                <w:rFonts w:ascii="Times New Roman" w:hAnsi="Times New Roman"/>
+                <w:sz w:val="17"/>
+              </w:rPr>
+              <w:t>4.441e-16</w:t>
+            </w:r>
+          </w:p>
+        </w:tc>
+        <w:tc>
+          <w:tcPr>
+            <w:tcW w:type="dxa" w:w="1176"/>
+            <w:shd w:fill="F4F7FB"/>
+            <w:tcMar>
+              <w:top w:w="40" w:type="dxa"/>
+              <w:bottom w:w="40" w:type="dxa"/>
+              <w:left w:w="60" w:type="dxa"/>
+              <w:right w:w="60" w:type="dxa"/>
+            </w:tcMar>
+          </w:tcPr>
+          <w:p>
+            <w:pPr>
+              <w:jc w:val="right"/>
+            </w:pPr>
+            <w:r>
+              <w:rPr>
+                <w:rFonts w:ascii="Times New Roman" w:hAnsi="Times New Roman"/>
+                <w:sz w:val="17"/>
+              </w:rPr>
+              <w:t>0.000e+00</w:t>
+            </w:r>
+          </w:p>
+        </w:tc>
+        <w:tc>
+          <w:tcPr>
+            <w:tcW w:type="dxa" w:w="1176"/>
+            <w:shd w:fill="F4F7FB"/>
+            <w:tcMar>
+              <w:top w:w="40" w:type="dxa"/>
+              <w:bottom w:w="40" w:type="dxa"/>
+              <w:left w:w="60" w:type="dxa"/>
+              <w:right w:w="60" w:type="dxa"/>
+            </w:tcMar>
+          </w:tcPr>
+          <w:p>
+            <w:pPr>
+              <w:jc w:val="right"/>
+            </w:pPr>
+            <w:r>
+              <w:rPr>
+                <w:rFonts w:ascii="Times New Roman" w:hAnsi="Times New Roman"/>
+                <w:sz w:val="17"/>
+              </w:rPr>
+              <w:t>4.441e-16</w:t>
+            </w:r>
+          </w:p>
+        </w:tc>
+        <w:tc>
+          <w:tcPr>
+            <w:tcW w:type="dxa" w:w="1176"/>
+            <w:shd w:fill="F4F7FB"/>
+            <w:tcMar>
+              <w:top w:w="40" w:type="dxa"/>
+              <w:bottom w:w="40" w:type="dxa"/>
+              <w:left w:w="60" w:type="dxa"/>
+              <w:right w:w="60" w:type="dxa"/>
+            </w:tcMar>
+          </w:tcPr>
+          <w:p>
+            <w:pPr>
+              <w:jc w:val="right"/>
+            </w:pPr>
+            <w:r>
+              <w:rPr>
+                <w:rFonts w:ascii="Times New Roman" w:hAnsi="Times New Roman"/>
+                <w:sz w:val="17"/>
+              </w:rPr>
+              <w:t>15030.0</w:t>
+            </w:r>
+          </w:p>
+        </w:tc>
+      </w:tr>
+      <w:tr>
+        <w:tc>
+          <w:tcPr>
+            <w:tcW w:type="dxa" w:w="1176"/>
+            <w:shd w:fill="FFFFFF"/>
+            <w:tcMar>
+              <w:top w:w="40" w:type="dxa"/>
+              <w:bottom w:w="40" w:type="dxa"/>
+              <w:left w:w="60" w:type="dxa"/>
+              <w:right w:w="60" w:type="dxa"/>
+            </w:tcMar>
+          </w:tcPr>
+          <w:p>
+            <w:r>
+              <w:rPr>
+                <w:rFonts w:ascii="Times New Roman" w:hAnsi="Times New Roman"/>
+                <w:sz w:val="17"/>
+              </w:rPr>
+              <w:t>griewank</w:t>
+            </w:r>
+          </w:p>
+        </w:tc>
+        <w:tc>
+          <w:tcPr>
+            <w:tcW w:type="dxa" w:w="1176"/>
+            <w:shd w:fill="FFFFFF"/>
+            <w:tcMar>
+              <w:top w:w="40" w:type="dxa"/>
+              <w:bottom w:w="40" w:type="dxa"/>
+              <w:left w:w="60" w:type="dxa"/>
+              <w:right w:w="60" w:type="dxa"/>
+            </w:tcMar>
+          </w:tcPr>
+          <w:p>
+            <w:pPr>
+              <w:jc w:val="center"/>
+            </w:pPr>
+            <w:r>
+              <w:rPr>
+                <w:rFonts w:ascii="Times New Roman" w:hAnsi="Times New Roman"/>
+                <w:sz w:val="17"/>
+              </w:rPr>
+              <w:t>10</w:t>
+            </w:r>
+          </w:p>
+        </w:tc>
+        <w:tc>
+          <w:tcPr>
+            <w:tcW w:type="dxa" w:w="1176"/>
+            <w:shd w:fill="FFFFFF"/>
+            <w:tcMar>
+              <w:top w:w="40" w:type="dxa"/>
+              <w:bottom w:w="40" w:type="dxa"/>
+              <w:left w:w="60" w:type="dxa"/>
+              <w:right w:w="60" w:type="dxa"/>
+            </w:tcMar>
+          </w:tcPr>
+          <w:p>
+            <w:pPr>
+              <w:jc w:val="center"/>
+            </w:pPr>
+            <w:r>
+              <w:rPr>
+                <w:rFonts w:ascii="Times New Roman" w:hAnsi="Times New Roman"/>
+                <w:sz w:val="17"/>
+              </w:rPr>
+              <w:t>DBO</w:t>
+            </w:r>
+          </w:p>
+        </w:tc>
+        <w:tc>
+          <w:tcPr>
+            <w:tcW w:type="dxa" w:w="1176"/>
+            <w:shd w:fill="FFFFFF"/>
+            <w:tcMar>
+              <w:top w:w="40" w:type="dxa"/>
+              <w:bottom w:w="40" w:type="dxa"/>
+              <w:left w:w="60" w:type="dxa"/>
+              <w:right w:w="60" w:type="dxa"/>
+            </w:tcMar>
+          </w:tcPr>
+          <w:p>
+            <w:pPr>
+              <w:jc w:val="right"/>
+            </w:pPr>
+            <w:r>
+              <w:rPr>
+                <w:rFonts w:ascii="Times New Roman" w:hAnsi="Times New Roman"/>
+                <w:sz w:val="17"/>
+              </w:rPr>
+              <w:t>0.000e+00</w:t>
+            </w:r>
+          </w:p>
+        </w:tc>
+        <w:tc>
+          <w:tcPr>
+            <w:tcW w:type="dxa" w:w="1176"/>
+            <w:shd w:fill="FFFFFF"/>
+            <w:tcMar>
+              <w:top w:w="40" w:type="dxa"/>
+              <w:bottom w:w="40" w:type="dxa"/>
+              <w:left w:w="60" w:type="dxa"/>
+              <w:right w:w="60" w:type="dxa"/>
+            </w:tcMar>
+          </w:tcPr>
+          <w:p>
+            <w:pPr>
+              <w:jc w:val="right"/>
+            </w:pPr>
+            <w:r>
+              <w:rPr>
+                <w:rFonts w:ascii="Times New Roman" w:hAnsi="Times New Roman"/>
+                <w:sz w:val="17"/>
+              </w:rPr>
+              <w:t>3.490e-02</w:t>
+            </w:r>
+          </w:p>
+        </w:tc>
+        <w:tc>
+          <w:tcPr>
+            <w:tcW w:type="dxa" w:w="1176"/>
+            <w:shd w:fill="FFFFFF"/>
+            <w:tcMar>
+              <w:top w:w="40" w:type="dxa"/>
+              <w:bottom w:w="40" w:type="dxa"/>
+              <w:left w:w="60" w:type="dxa"/>
+              <w:right w:w="60" w:type="dxa"/>
+            </w:tcMar>
+          </w:tcPr>
+          <w:p>
+            <w:pPr>
+              <w:jc w:val="right"/>
+            </w:pPr>
+            <w:r>
+              <w:rPr>
+                <w:rFonts w:ascii="Times New Roman" w:hAnsi="Times New Roman"/>
+                <w:sz w:val="17"/>
+              </w:rPr>
+              <w:t>5.774e-02</w:t>
+            </w:r>
+          </w:p>
+        </w:tc>
+        <w:tc>
+          <w:tcPr>
+            <w:tcW w:type="dxa" w:w="1176"/>
+            <w:shd w:fill="FFFFFF"/>
+            <w:tcMar>
+              <w:top w:w="40" w:type="dxa"/>
+              <w:bottom w:w="40" w:type="dxa"/>
+              <w:left w:w="60" w:type="dxa"/>
+              <w:right w:w="60" w:type="dxa"/>
+            </w:tcMar>
+          </w:tcPr>
+          <w:p>
+            <w:pPr>
+              <w:jc w:val="right"/>
+            </w:pPr>
+            <w:r>
+              <w:rPr>
+                <w:rFonts w:ascii="Times New Roman" w:hAnsi="Times New Roman"/>
+                <w:sz w:val="17"/>
+              </w:rPr>
+              <w:t>2.016e-01</w:t>
+            </w:r>
+          </w:p>
+        </w:tc>
+        <w:tc>
+          <w:tcPr>
+            <w:tcW w:type="dxa" w:w="1176"/>
+            <w:shd w:fill="FFFFFF"/>
+            <w:tcMar>
+              <w:top w:w="40" w:type="dxa"/>
+              <w:bottom w:w="40" w:type="dxa"/>
+              <w:left w:w="60" w:type="dxa"/>
+              <w:right w:w="60" w:type="dxa"/>
+            </w:tcMar>
+          </w:tcPr>
+          <w:p>
+            <w:pPr>
+              <w:jc w:val="right"/>
+            </w:pPr>
+            <w:r>
+              <w:rPr>
+                <w:rFonts w:ascii="Times New Roman" w:hAnsi="Times New Roman"/>
+                <w:sz w:val="17"/>
+              </w:rPr>
+              <w:t>15030.0</w:t>
+            </w:r>
+          </w:p>
+        </w:tc>
+      </w:tr>
+      <w:tr>
+        <w:tc>
+          <w:tcPr>
+            <w:tcW w:type="dxa" w:w="1176"/>
+            <w:shd w:fill="F4F7FB"/>
+            <w:tcMar>
+              <w:top w:w="40" w:type="dxa"/>
+              <w:bottom w:w="40" w:type="dxa"/>
+              <w:left w:w="60" w:type="dxa"/>
+              <w:right w:w="60" w:type="dxa"/>
+            </w:tcMar>
+          </w:tcPr>
+          <w:p>
+            <w:r>
+              <w:rPr>
+                <w:rFonts w:ascii="Times New Roman" w:hAnsi="Times New Roman"/>
+                <w:sz w:val="17"/>
+              </w:rPr>
+              <w:t>griewank</w:t>
+            </w:r>
+          </w:p>
+        </w:tc>
+        <w:tc>
+          <w:tcPr>
+            <w:tcW w:type="dxa" w:w="1176"/>
+            <w:shd w:fill="F4F7FB"/>
+            <w:tcMar>
+              <w:top w:w="40" w:type="dxa"/>
+              <w:bottom w:w="40" w:type="dxa"/>
+              <w:left w:w="60" w:type="dxa"/>
+              <w:right w:w="60" w:type="dxa"/>
+            </w:tcMar>
+          </w:tcPr>
+          <w:p>
+            <w:pPr>
+              <w:jc w:val="center"/>
+            </w:pPr>
+            <w:r>
+              <w:rPr>
+                <w:rFonts w:ascii="Times New Roman" w:hAnsi="Times New Roman"/>
+                <w:sz w:val="17"/>
+              </w:rPr>
+              <w:t>10</w:t>
+            </w:r>
+          </w:p>
+        </w:tc>
+        <w:tc>
+          <w:tcPr>
+            <w:tcW w:type="dxa" w:w="1176"/>
+            <w:shd w:fill="F4F7FB"/>
+            <w:tcMar>
+              <w:top w:w="40" w:type="dxa"/>
+              <w:bottom w:w="40" w:type="dxa"/>
+              <w:left w:w="60" w:type="dxa"/>
+              <w:right w:w="60" w:type="dxa"/>
+            </w:tcMar>
+          </w:tcPr>
+          <w:p>
+            <w:pPr>
+              <w:jc w:val="center"/>
+            </w:pPr>
+            <w:r>
+              <w:rPr>
+                <w:rFonts w:ascii="Times New Roman" w:hAnsi="Times New Roman"/>
+                <w:sz w:val="17"/>
+              </w:rPr>
+              <w:t>IDBO</w:t>
+            </w:r>
+          </w:p>
+        </w:tc>
+        <w:tc>
+          <w:tcPr>
+            <w:tcW w:type="dxa" w:w="1176"/>
+            <w:shd w:fill="F4F7FB"/>
+            <w:tcMar>
+              <w:top w:w="40" w:type="dxa"/>
+              <w:bottom w:w="40" w:type="dxa"/>
+              <w:left w:w="60" w:type="dxa"/>
+              <w:right w:w="60" w:type="dxa"/>
+            </w:tcMar>
+          </w:tcPr>
+          <w:p>
+            <w:pPr>
+              <w:jc w:val="right"/>
+            </w:pPr>
+            <w:r>
+              <w:rPr>
+                <w:rFonts w:ascii="Times New Roman" w:hAnsi="Times New Roman"/>
+                <w:sz w:val="17"/>
+              </w:rPr>
+              <w:t>0.000e+00</w:t>
+            </w:r>
+          </w:p>
+        </w:tc>
+        <w:tc>
+          <w:tcPr>
+            <w:tcW w:type="dxa" w:w="1176"/>
+            <w:shd w:fill="F4F7FB"/>
+            <w:tcMar>
+              <w:top w:w="40" w:type="dxa"/>
+              <w:bottom w:w="40" w:type="dxa"/>
+              <w:left w:w="60" w:type="dxa"/>
+              <w:right w:w="60" w:type="dxa"/>
+            </w:tcMar>
+          </w:tcPr>
+          <w:p>
+            <w:pPr>
+              <w:jc w:val="right"/>
+            </w:pPr>
+            <w:r>
+              <w:rPr>
+                <w:rFonts w:ascii="Times New Roman" w:hAnsi="Times New Roman"/>
+                <w:sz w:val="17"/>
+              </w:rPr>
+              <w:t>3.490e-02</w:t>
+            </w:r>
+          </w:p>
+        </w:tc>
+        <w:tc>
+          <w:tcPr>
+            <w:tcW w:type="dxa" w:w="1176"/>
+            <w:shd w:fill="F4F7FB"/>
+            <w:tcMar>
+              <w:top w:w="40" w:type="dxa"/>
+              <w:bottom w:w="40" w:type="dxa"/>
+              <w:left w:w="60" w:type="dxa"/>
+              <w:right w:w="60" w:type="dxa"/>
+            </w:tcMar>
+          </w:tcPr>
+          <w:p>
+            <w:pPr>
+              <w:jc w:val="right"/>
+            </w:pPr>
+            <w:r>
+              <w:rPr>
+                <w:rFonts w:ascii="Times New Roman" w:hAnsi="Times New Roman"/>
+                <w:sz w:val="17"/>
+              </w:rPr>
+              <w:t>5.774e-02</w:t>
+            </w:r>
+          </w:p>
+        </w:tc>
+        <w:tc>
+          <w:tcPr>
+            <w:tcW w:type="dxa" w:w="1176"/>
+            <w:shd w:fill="F4F7FB"/>
+            <w:tcMar>
+              <w:top w:w="40" w:type="dxa"/>
+              <w:bottom w:w="40" w:type="dxa"/>
+              <w:left w:w="60" w:type="dxa"/>
+              <w:right w:w="60" w:type="dxa"/>
+            </w:tcMar>
+          </w:tcPr>
+          <w:p>
+            <w:pPr>
+              <w:jc w:val="right"/>
+            </w:pPr>
+            <w:r>
+              <w:rPr>
+                <w:rFonts w:ascii="Times New Roman" w:hAnsi="Times New Roman"/>
+                <w:sz w:val="17"/>
+              </w:rPr>
+              <w:t>2.016e-01</w:t>
+            </w:r>
+          </w:p>
+        </w:tc>
+        <w:tc>
+          <w:tcPr>
+            <w:tcW w:type="dxa" w:w="1176"/>
+            <w:shd w:fill="F4F7FB"/>
+            <w:tcMar>
+              <w:top w:w="40" w:type="dxa"/>
+              <w:bottom w:w="40" w:type="dxa"/>
+              <w:left w:w="60" w:type="dxa"/>
+              <w:right w:w="60" w:type="dxa"/>
+            </w:tcMar>
+          </w:tcPr>
+          <w:p>
+            <w:pPr>
+              <w:jc w:val="right"/>
+            </w:pPr>
+            <w:r>
+              <w:rPr>
+                <w:rFonts w:ascii="Times New Roman" w:hAnsi="Times New Roman"/>
+                <w:sz w:val="17"/>
+              </w:rPr>
+              <w:t>15030.0</w:t>
+            </w:r>
+          </w:p>
+        </w:tc>
+      </w:tr>
+      <w:tr>
+        <w:tc>
+          <w:tcPr>
+            <w:tcW w:type="dxa" w:w="1176"/>
+            <w:shd w:fill="FFFFFF"/>
+            <w:tcMar>
+              <w:top w:w="40" w:type="dxa"/>
+              <w:bottom w:w="40" w:type="dxa"/>
+              <w:left w:w="60" w:type="dxa"/>
+              <w:right w:w="60" w:type="dxa"/>
+            </w:tcMar>
+          </w:tcPr>
+          <w:p>
+            <w:r>
+              <w:rPr>
+                <w:rFonts w:ascii="Times New Roman" w:hAnsi="Times New Roman"/>
+                <w:sz w:val="17"/>
+              </w:rPr>
+              <w:t>griewank</w:t>
+            </w:r>
+          </w:p>
+        </w:tc>
+        <w:tc>
+          <w:tcPr>
+            <w:tcW w:type="dxa" w:w="1176"/>
+            <w:shd w:fill="FFFFFF"/>
+            <w:tcMar>
+              <w:top w:w="40" w:type="dxa"/>
+              <w:bottom w:w="40" w:type="dxa"/>
+              <w:left w:w="60" w:type="dxa"/>
+              <w:right w:w="60" w:type="dxa"/>
+            </w:tcMar>
+          </w:tcPr>
+          <w:p>
+            <w:pPr>
+              <w:jc w:val="center"/>
+            </w:pPr>
+            <w:r>
+              <w:rPr>
+                <w:rFonts w:ascii="Times New Roman" w:hAnsi="Times New Roman"/>
+                <w:sz w:val="17"/>
+              </w:rPr>
+              <w:t>30</w:t>
+            </w:r>
+          </w:p>
+        </w:tc>
+        <w:tc>
+          <w:tcPr>
+            <w:tcW w:type="dxa" w:w="1176"/>
+            <w:shd w:fill="FFFFFF"/>
+            <w:tcMar>
+              <w:top w:w="40" w:type="dxa"/>
+              <w:bottom w:w="40" w:type="dxa"/>
+              <w:left w:w="60" w:type="dxa"/>
+              <w:right w:w="60" w:type="dxa"/>
+            </w:tcMar>
+          </w:tcPr>
+          <w:p>
+            <w:pPr>
+              <w:jc w:val="center"/>
+            </w:pPr>
+            <w:r>
+              <w:rPr>
+                <w:rFonts w:ascii="Times New Roman" w:hAnsi="Times New Roman"/>
+                <w:sz w:val="17"/>
+              </w:rPr>
+              <w:t>DBO</w:t>
+            </w:r>
+          </w:p>
+        </w:tc>
+        <w:tc>
+          <w:tcPr>
+            <w:tcW w:type="dxa" w:w="1176"/>
+            <w:shd w:fill="FFFFFF"/>
+            <w:tcMar>
+              <w:top w:w="40" w:type="dxa"/>
+              <w:bottom w:w="40" w:type="dxa"/>
+              <w:left w:w="60" w:type="dxa"/>
+              <w:right w:w="60" w:type="dxa"/>
+            </w:tcMar>
+          </w:tcPr>
+          <w:p>
+            <w:pPr>
+              <w:jc w:val="right"/>
+            </w:pPr>
+            <w:r>
+              <w:rPr>
+                <w:rFonts w:ascii="Times New Roman" w:hAnsi="Times New Roman"/>
+                <w:sz w:val="17"/>
+              </w:rPr>
+              <w:t>0.000e+00</w:t>
+            </w:r>
+          </w:p>
+        </w:tc>
+        <w:tc>
+          <w:tcPr>
+            <w:tcW w:type="dxa" w:w="1176"/>
+            <w:shd w:fill="FFFFFF"/>
+            <w:tcMar>
+              <w:top w:w="40" w:type="dxa"/>
+              <w:bottom w:w="40" w:type="dxa"/>
+              <w:left w:w="60" w:type="dxa"/>
+              <w:right w:w="60" w:type="dxa"/>
+            </w:tcMar>
+          </w:tcPr>
+          <w:p>
+            <w:pPr>
+              <w:jc w:val="right"/>
+            </w:pPr>
+            <w:r>
+              <w:rPr>
+                <w:rFonts w:ascii="Times New Roman" w:hAnsi="Times New Roman"/>
+                <w:sz w:val="17"/>
+              </w:rPr>
+              <w:t>0.000e+00</w:t>
+            </w:r>
+          </w:p>
+        </w:tc>
+        <w:tc>
+          <w:tcPr>
+            <w:tcW w:type="dxa" w:w="1176"/>
+            <w:shd w:fill="FFFFFF"/>
+            <w:tcMar>
+              <w:top w:w="40" w:type="dxa"/>
+              <w:bottom w:w="40" w:type="dxa"/>
+              <w:left w:w="60" w:type="dxa"/>
+              <w:right w:w="60" w:type="dxa"/>
+            </w:tcMar>
+          </w:tcPr>
+          <w:p>
+            <w:pPr>
+              <w:jc w:val="right"/>
+            </w:pPr>
+            <w:r>
+              <w:rPr>
+                <w:rFonts w:ascii="Times New Roman" w:hAnsi="Times New Roman"/>
+                <w:sz w:val="17"/>
+              </w:rPr>
+              <w:t>0.000e+00</w:t>
+            </w:r>
+          </w:p>
+        </w:tc>
+        <w:tc>
+          <w:tcPr>
+            <w:tcW w:type="dxa" w:w="1176"/>
+            <w:shd w:fill="FFFFFF"/>
+            <w:tcMar>
+              <w:top w:w="40" w:type="dxa"/>
+              <w:bottom w:w="40" w:type="dxa"/>
+              <w:left w:w="60" w:type="dxa"/>
+              <w:right w:w="60" w:type="dxa"/>
+            </w:tcMar>
+          </w:tcPr>
+          <w:p>
+            <w:pPr>
+              <w:jc w:val="right"/>
+            </w:pPr>
+            <w:r>
+              <w:rPr>
+                <w:rFonts w:ascii="Times New Roman" w:hAnsi="Times New Roman"/>
+                <w:sz w:val="17"/>
+              </w:rPr>
+              <w:t>0.000e+00</w:t>
+            </w:r>
+          </w:p>
+        </w:tc>
+        <w:tc>
+          <w:tcPr>
+            <w:tcW w:type="dxa" w:w="1176"/>
+            <w:shd w:fill="FFFFFF"/>
+            <w:tcMar>
+              <w:top w:w="40" w:type="dxa"/>
+              <w:bottom w:w="40" w:type="dxa"/>
+              <w:left w:w="60" w:type="dxa"/>
+              <w:right w:w="60" w:type="dxa"/>
+            </w:tcMar>
+          </w:tcPr>
+          <w:p>
+            <w:pPr>
+              <w:jc w:val="right"/>
+            </w:pPr>
+            <w:r>
+              <w:rPr>
+                <w:rFonts w:ascii="Times New Roman" w:hAnsi="Times New Roman"/>
+                <w:sz w:val="17"/>
+              </w:rPr>
+              <w:t>15030.0</w:t>
+            </w:r>
+          </w:p>
+        </w:tc>
+      </w:tr>
+      <w:tr>
+        <w:tc>
+          <w:tcPr>
+            <w:tcW w:type="dxa" w:w="1176"/>
+            <w:shd w:fill="F4F7FB"/>
+            <w:tcMar>
+              <w:top w:w="40" w:type="dxa"/>
+              <w:bottom w:w="40" w:type="dxa"/>
+              <w:left w:w="60" w:type="dxa"/>
+              <w:right w:w="60" w:type="dxa"/>
+            </w:tcMar>
+          </w:tcPr>
+          <w:p>
+            <w:r>
+              <w:rPr>
+                <w:rFonts w:ascii="Times New Roman" w:hAnsi="Times New Roman"/>
+                <w:sz w:val="17"/>
+              </w:rPr>
+              <w:t>griewank</w:t>
+            </w:r>
+          </w:p>
+        </w:tc>
+        <w:tc>
+          <w:tcPr>
+            <w:tcW w:type="dxa" w:w="1176"/>
+            <w:shd w:fill="F4F7FB"/>
+            <w:tcMar>
+              <w:top w:w="40" w:type="dxa"/>
+              <w:bottom w:w="40" w:type="dxa"/>
+              <w:left w:w="60" w:type="dxa"/>
+              <w:right w:w="60" w:type="dxa"/>
+            </w:tcMar>
+          </w:tcPr>
+          <w:p>
+            <w:pPr>
+              <w:jc w:val="center"/>
+            </w:pPr>
+            <w:r>
+              <w:rPr>
+                <w:rFonts w:ascii="Times New Roman" w:hAnsi="Times New Roman"/>
+                <w:sz w:val="17"/>
+              </w:rPr>
+              <w:t>30</w:t>
+            </w:r>
+          </w:p>
+        </w:tc>
+        <w:tc>
+          <w:tcPr>
+            <w:tcW w:type="dxa" w:w="1176"/>
+            <w:shd w:fill="F4F7FB"/>
+            <w:tcMar>
+              <w:top w:w="40" w:type="dxa"/>
+              <w:bottom w:w="40" w:type="dxa"/>
+              <w:left w:w="60" w:type="dxa"/>
+              <w:right w:w="60" w:type="dxa"/>
+            </w:tcMar>
+          </w:tcPr>
+          <w:p>
+            <w:pPr>
+              <w:jc w:val="center"/>
+            </w:pPr>
+            <w:r>
+              <w:rPr>
+                <w:rFonts w:ascii="Times New Roman" w:hAnsi="Times New Roman"/>
+                <w:sz w:val="17"/>
+              </w:rPr>
+              <w:t>IDBO</w:t>
+            </w:r>
+          </w:p>
+        </w:tc>
+        <w:tc>
+          <w:tcPr>
+            <w:tcW w:type="dxa" w:w="1176"/>
+            <w:shd w:fill="F4F7FB"/>
+            <w:tcMar>
+              <w:top w:w="40" w:type="dxa"/>
+              <w:bottom w:w="40" w:type="dxa"/>
+              <w:left w:w="60" w:type="dxa"/>
+              <w:right w:w="60" w:type="dxa"/>
+            </w:tcMar>
+          </w:tcPr>
+          <w:p>
+            <w:pPr>
+              <w:jc w:val="right"/>
+            </w:pPr>
+            <w:r>
+              <w:rPr>
+                <w:rFonts w:ascii="Times New Roman" w:hAnsi="Times New Roman"/>
+                <w:sz w:val="17"/>
+              </w:rPr>
+              <w:t>0.000e+00</w:t>
+            </w:r>
+          </w:p>
+        </w:tc>
+        <w:tc>
+          <w:tcPr>
+            <w:tcW w:type="dxa" w:w="1176"/>
+            <w:shd w:fill="F4F7FB"/>
+            <w:tcMar>
+              <w:top w:w="40" w:type="dxa"/>
+              <w:bottom w:w="40" w:type="dxa"/>
+              <w:left w:w="60" w:type="dxa"/>
+              <w:right w:w="60" w:type="dxa"/>
+            </w:tcMar>
+          </w:tcPr>
+          <w:p>
+            <w:pPr>
+              <w:jc w:val="right"/>
+            </w:pPr>
+            <w:r>
+              <w:rPr>
+                <w:rFonts w:ascii="Times New Roman" w:hAnsi="Times New Roman"/>
+                <w:sz w:val="17"/>
+              </w:rPr>
+              <w:t>0.000e+00</w:t>
+            </w:r>
+          </w:p>
+        </w:tc>
+        <w:tc>
+          <w:tcPr>
+            <w:tcW w:type="dxa" w:w="1176"/>
+            <w:shd w:fill="F4F7FB"/>
+            <w:tcMar>
+              <w:top w:w="40" w:type="dxa"/>
+              <w:bottom w:w="40" w:type="dxa"/>
+              <w:left w:w="60" w:type="dxa"/>
+              <w:right w:w="60" w:type="dxa"/>
+            </w:tcMar>
+          </w:tcPr>
+          <w:p>
+            <w:pPr>
+              <w:jc w:val="right"/>
+            </w:pPr>
+            <w:r>
+              <w:rPr>
+                <w:rFonts w:ascii="Times New Roman" w:hAnsi="Times New Roman"/>
+                <w:sz w:val="17"/>
+              </w:rPr>
+              <w:t>0.000e+00</w:t>
+            </w:r>
+          </w:p>
+        </w:tc>
+        <w:tc>
+          <w:tcPr>
+            <w:tcW w:type="dxa" w:w="1176"/>
+            <w:shd w:fill="F4F7FB"/>
+            <w:tcMar>
+              <w:top w:w="40" w:type="dxa"/>
+              <w:bottom w:w="40" w:type="dxa"/>
+              <w:left w:w="60" w:type="dxa"/>
+              <w:right w:w="60" w:type="dxa"/>
+            </w:tcMar>
+          </w:tcPr>
+          <w:p>
+            <w:pPr>
+              <w:jc w:val="right"/>
+            </w:pPr>
+            <w:r>
+              <w:rPr>
+                <w:rFonts w:ascii="Times New Roman" w:hAnsi="Times New Roman"/>
+                <w:sz w:val="17"/>
+              </w:rPr>
+              <w:t>0.000e+00</w:t>
+            </w:r>
+          </w:p>
+        </w:tc>
+        <w:tc>
+          <w:tcPr>
+            <w:tcW w:type="dxa" w:w="1176"/>
+            <w:shd w:fill="F4F7FB"/>
+            <w:tcMar>
+              <w:top w:w="40" w:type="dxa"/>
+              <w:bottom w:w="40" w:type="dxa"/>
+              <w:left w:w="60" w:type="dxa"/>
+              <w:right w:w="60" w:type="dxa"/>
+            </w:tcMar>
+          </w:tcPr>
+          <w:p>
+            <w:pPr>
+              <w:jc w:val="right"/>
+            </w:pPr>
+            <w:r>
+              <w:rPr>
+                <w:rFonts w:ascii="Times New Roman" w:hAnsi="Times New Roman"/>
+                <w:sz w:val="17"/>
+              </w:rPr>
+              <w:t>15030.3</w:t>
+            </w:r>
+          </w:p>
+        </w:tc>
+      </w:tr>
+      <w:tr>
+        <w:tc>
+          <w:tcPr>
+            <w:tcW w:type="dxa" w:w="1176"/>
+            <w:shd w:fill="FFFFFF"/>
+            <w:tcMar>
+              <w:top w:w="40" w:type="dxa"/>
+              <w:bottom w:w="40" w:type="dxa"/>
+              <w:left w:w="60" w:type="dxa"/>
+              <w:right w:w="60" w:type="dxa"/>
+            </w:tcMar>
+          </w:tcPr>
+          <w:p>
+            <w:r>
+              <w:rPr>
+                <w:rFonts w:ascii="Times New Roman" w:hAnsi="Times New Roman"/>
+                <w:sz w:val="17"/>
+              </w:rPr>
+              <w:t>griewank</w:t>
+            </w:r>
+          </w:p>
+        </w:tc>
+        <w:tc>
+          <w:tcPr>
+            <w:tcW w:type="dxa" w:w="1176"/>
+            <w:shd w:fill="FFFFFF"/>
+            <w:tcMar>
+              <w:top w:w="40" w:type="dxa"/>
+              <w:bottom w:w="40" w:type="dxa"/>
+              <w:left w:w="60" w:type="dxa"/>
+              <w:right w:w="60" w:type="dxa"/>
+            </w:tcMar>
+          </w:tcPr>
+          <w:p>
+            <w:pPr>
+              <w:jc w:val="center"/>
+            </w:pPr>
+            <w:r>
+              <w:rPr>
+                <w:rFonts w:ascii="Times New Roman" w:hAnsi="Times New Roman"/>
+                <w:sz w:val="17"/>
+              </w:rPr>
+              <w:t>50</w:t>
+            </w:r>
+          </w:p>
+        </w:tc>
+        <w:tc>
+          <w:tcPr>
+            <w:tcW w:type="dxa" w:w="1176"/>
+            <w:shd w:fill="FFFFFF"/>
+            <w:tcMar>
+              <w:top w:w="40" w:type="dxa"/>
+              <w:bottom w:w="40" w:type="dxa"/>
+              <w:left w:w="60" w:type="dxa"/>
+              <w:right w:w="60" w:type="dxa"/>
+            </w:tcMar>
+          </w:tcPr>
+          <w:p>
+            <w:pPr>
+              <w:jc w:val="center"/>
+            </w:pPr>
+            <w:r>
+              <w:rPr>
+                <w:rFonts w:ascii="Times New Roman" w:hAnsi="Times New Roman"/>
+                <w:sz w:val="17"/>
+              </w:rPr>
+              <w:t>DBO</w:t>
+            </w:r>
+          </w:p>
+        </w:tc>
+        <w:tc>
+          <w:tcPr>
+            <w:tcW w:type="dxa" w:w="1176"/>
+            <w:shd w:fill="FFFFFF"/>
+            <w:tcMar>
+              <w:top w:w="40" w:type="dxa"/>
+              <w:bottom w:w="40" w:type="dxa"/>
+              <w:left w:w="60" w:type="dxa"/>
+              <w:right w:w="60" w:type="dxa"/>
+            </w:tcMar>
+          </w:tcPr>
+          <w:p>
+            <w:pPr>
+              <w:jc w:val="right"/>
+            </w:pPr>
+            <w:r>
+              <w:rPr>
+                <w:rFonts w:ascii="Times New Roman" w:hAnsi="Times New Roman"/>
+                <w:sz w:val="17"/>
+              </w:rPr>
+              <w:t>0.000e+00</w:t>
+            </w:r>
+          </w:p>
+        </w:tc>
+        <w:tc>
+          <w:tcPr>
+            <w:tcW w:type="dxa" w:w="1176"/>
+            <w:shd w:fill="FFFFFF"/>
+            <w:tcMar>
+              <w:top w:w="40" w:type="dxa"/>
+              <w:bottom w:w="40" w:type="dxa"/>
+              <w:left w:w="60" w:type="dxa"/>
+              <w:right w:w="60" w:type="dxa"/>
+            </w:tcMar>
+          </w:tcPr>
+          <w:p>
+            <w:pPr>
+              <w:jc w:val="right"/>
+            </w:pPr>
+            <w:r>
+              <w:rPr>
+                <w:rFonts w:ascii="Times New Roman" w:hAnsi="Times New Roman"/>
+                <w:sz w:val="17"/>
+              </w:rPr>
+              <w:t>0.000e+00</w:t>
+            </w:r>
+          </w:p>
+        </w:tc>
+        <w:tc>
+          <w:tcPr>
+            <w:tcW w:type="dxa" w:w="1176"/>
+            <w:shd w:fill="FFFFFF"/>
+            <w:tcMar>
+              <w:top w:w="40" w:type="dxa"/>
+              <w:bottom w:w="40" w:type="dxa"/>
+              <w:left w:w="60" w:type="dxa"/>
+              <w:right w:w="60" w:type="dxa"/>
+            </w:tcMar>
+          </w:tcPr>
+          <w:p>
+            <w:pPr>
+              <w:jc w:val="right"/>
+            </w:pPr>
+            <w:r>
+              <w:rPr>
+                <w:rFonts w:ascii="Times New Roman" w:hAnsi="Times New Roman"/>
+                <w:sz w:val="17"/>
+              </w:rPr>
+              <w:t>0.000e+00</w:t>
+            </w:r>
+          </w:p>
+        </w:tc>
+        <w:tc>
+          <w:tcPr>
+            <w:tcW w:type="dxa" w:w="1176"/>
+            <w:shd w:fill="FFFFFF"/>
+            <w:tcMar>
+              <w:top w:w="40" w:type="dxa"/>
+              <w:bottom w:w="40" w:type="dxa"/>
+              <w:left w:w="60" w:type="dxa"/>
+              <w:right w:w="60" w:type="dxa"/>
+            </w:tcMar>
+          </w:tcPr>
+          <w:p>
+            <w:pPr>
+              <w:jc w:val="right"/>
+            </w:pPr>
+            <w:r>
+              <w:rPr>
+                <w:rFonts w:ascii="Times New Roman" w:hAnsi="Times New Roman"/>
+                <w:sz w:val="17"/>
+              </w:rPr>
+              <w:t>0.000e+00</w:t>
+            </w:r>
+          </w:p>
+        </w:tc>
+        <w:tc>
+          <w:tcPr>
+            <w:tcW w:type="dxa" w:w="1176"/>
+            <w:shd w:fill="FFFFFF"/>
+            <w:tcMar>
+              <w:top w:w="40" w:type="dxa"/>
+              <w:bottom w:w="40" w:type="dxa"/>
+              <w:left w:w="60" w:type="dxa"/>
+              <w:right w:w="60" w:type="dxa"/>
+            </w:tcMar>
+          </w:tcPr>
+          <w:p>
+            <w:pPr>
+              <w:jc w:val="right"/>
+            </w:pPr>
+            <w:r>
+              <w:rPr>
+                <w:rFonts w:ascii="Times New Roman" w:hAnsi="Times New Roman"/>
+                <w:sz w:val="17"/>
+              </w:rPr>
+              <w:t>15030.0</w:t>
+            </w:r>
+          </w:p>
+        </w:tc>
+      </w:tr>
+      <w:tr>
+        <w:tc>
+          <w:tcPr>
+            <w:tcW w:type="dxa" w:w="1176"/>
+            <w:shd w:fill="F4F7FB"/>
+            <w:tcMar>
+              <w:top w:w="40" w:type="dxa"/>
+              <w:bottom w:w="40" w:type="dxa"/>
+              <w:left w:w="60" w:type="dxa"/>
+              <w:right w:w="60" w:type="dxa"/>
+            </w:tcMar>
+          </w:tcPr>
+          <w:p>
+            <w:r>
+              <w:rPr>
+                <w:rFonts w:ascii="Times New Roman" w:hAnsi="Times New Roman"/>
+                <w:sz w:val="17"/>
+              </w:rPr>
+              <w:t>griewank</w:t>
+            </w:r>
+          </w:p>
+        </w:tc>
+        <w:tc>
+          <w:tcPr>
+            <w:tcW w:type="dxa" w:w="1176"/>
+            <w:shd w:fill="F4F7FB"/>
+            <w:tcMar>
+              <w:top w:w="40" w:type="dxa"/>
+              <w:bottom w:w="40" w:type="dxa"/>
+              <w:left w:w="60" w:type="dxa"/>
+              <w:right w:w="60" w:type="dxa"/>
+            </w:tcMar>
+          </w:tcPr>
+          <w:p>
+            <w:pPr>
+              <w:jc w:val="center"/>
+            </w:pPr>
+            <w:r>
+              <w:rPr>
+                <w:rFonts w:ascii="Times New Roman" w:hAnsi="Times New Roman"/>
+                <w:sz w:val="17"/>
+              </w:rPr>
+              <w:t>50</w:t>
+            </w:r>
+          </w:p>
+        </w:tc>
+        <w:tc>
+          <w:tcPr>
+            <w:tcW w:type="dxa" w:w="1176"/>
+            <w:shd w:fill="F4F7FB"/>
+            <w:tcMar>
+              <w:top w:w="40" w:type="dxa"/>
+              <w:bottom w:w="40" w:type="dxa"/>
+              <w:left w:w="60" w:type="dxa"/>
+              <w:right w:w="60" w:type="dxa"/>
+            </w:tcMar>
+          </w:tcPr>
+          <w:p>
+            <w:pPr>
+              <w:jc w:val="center"/>
+            </w:pPr>
+            <w:r>
+              <w:rPr>
+                <w:rFonts w:ascii="Times New Roman" w:hAnsi="Times New Roman"/>
+                <w:sz w:val="17"/>
+              </w:rPr>
+              <w:t>IDBO</w:t>
+            </w:r>
+          </w:p>
+        </w:tc>
+        <w:tc>
+          <w:tcPr>
+            <w:tcW w:type="dxa" w:w="1176"/>
+            <w:shd w:fill="F4F7FB"/>
+            <w:tcMar>
+              <w:top w:w="40" w:type="dxa"/>
+              <w:bottom w:w="40" w:type="dxa"/>
+              <w:left w:w="60" w:type="dxa"/>
+              <w:right w:w="60" w:type="dxa"/>
+            </w:tcMar>
+          </w:tcPr>
+          <w:p>
+            <w:pPr>
+              <w:jc w:val="right"/>
+            </w:pPr>
+            <w:r>
+              <w:rPr>
+                <w:rFonts w:ascii="Times New Roman" w:hAnsi="Times New Roman"/>
+                <w:sz w:val="17"/>
+              </w:rPr>
+              <w:t>0.000e+00</w:t>
+            </w:r>
+          </w:p>
+        </w:tc>
+        <w:tc>
+          <w:tcPr>
+            <w:tcW w:type="dxa" w:w="1176"/>
+            <w:shd w:fill="F4F7FB"/>
+            <w:tcMar>
+              <w:top w:w="40" w:type="dxa"/>
+              <w:bottom w:w="40" w:type="dxa"/>
+              <w:left w:w="60" w:type="dxa"/>
+              <w:right w:w="60" w:type="dxa"/>
+            </w:tcMar>
+          </w:tcPr>
+          <w:p>
+            <w:pPr>
+              <w:jc w:val="right"/>
+            </w:pPr>
+            <w:r>
+              <w:rPr>
+                <w:rFonts w:ascii="Times New Roman" w:hAnsi="Times New Roman"/>
+                <w:sz w:val="17"/>
+              </w:rPr>
+              <w:t>0.000e+00</w:t>
+            </w:r>
+          </w:p>
+        </w:tc>
+        <w:tc>
+          <w:tcPr>
+            <w:tcW w:type="dxa" w:w="1176"/>
+            <w:shd w:fill="F4F7FB"/>
+            <w:tcMar>
+              <w:top w:w="40" w:type="dxa"/>
+              <w:bottom w:w="40" w:type="dxa"/>
+              <w:left w:w="60" w:type="dxa"/>
+              <w:right w:w="60" w:type="dxa"/>
+            </w:tcMar>
+          </w:tcPr>
+          <w:p>
+            <w:pPr>
+              <w:jc w:val="right"/>
+            </w:pPr>
+            <w:r>
+              <w:rPr>
+                <w:rFonts w:ascii="Times New Roman" w:hAnsi="Times New Roman"/>
+                <w:sz w:val="17"/>
+              </w:rPr>
+              <w:t>0.000e+00</w:t>
+            </w:r>
+          </w:p>
+        </w:tc>
+        <w:tc>
+          <w:tcPr>
+            <w:tcW w:type="dxa" w:w="1176"/>
+            <w:shd w:fill="F4F7FB"/>
+            <w:tcMar>
+              <w:top w:w="40" w:type="dxa"/>
+              <w:bottom w:w="40" w:type="dxa"/>
+              <w:left w:w="60" w:type="dxa"/>
+              <w:right w:w="60" w:type="dxa"/>
+            </w:tcMar>
+          </w:tcPr>
+          <w:p>
+            <w:pPr>
+              <w:jc w:val="right"/>
+            </w:pPr>
+            <w:r>
+              <w:rPr>
+                <w:rFonts w:ascii="Times New Roman" w:hAnsi="Times New Roman"/>
+                <w:sz w:val="17"/>
+              </w:rPr>
+              <w:t>0.000e+00</w:t>
+            </w:r>
+          </w:p>
+        </w:tc>
+        <w:tc>
+          <w:tcPr>
+            <w:tcW w:type="dxa" w:w="1176"/>
+            <w:shd w:fill="F4F7FB"/>
+            <w:tcMar>
+              <w:top w:w="40" w:type="dxa"/>
+              <w:bottom w:w="40" w:type="dxa"/>
+              <w:left w:w="60" w:type="dxa"/>
+              <w:right w:w="60" w:type="dxa"/>
+            </w:tcMar>
+          </w:tcPr>
+          <w:p>
+            <w:pPr>
+              <w:jc w:val="right"/>
+            </w:pPr>
+            <w:r>
+              <w:rPr>
+                <w:rFonts w:ascii="Times New Roman" w:hAnsi="Times New Roman"/>
+                <w:sz w:val="17"/>
+              </w:rPr>
+              <w:t>15030.8</w:t>
+            </w:r>
+          </w:p>
+        </w:tc>
+      </w:tr>
+      <w:tr>
+        <w:tc>
+          <w:tcPr>
+            <w:tcW w:type="dxa" w:w="1176"/>
+            <w:shd w:fill="FFFFFF"/>
+            <w:tcMar>
+              <w:top w:w="40" w:type="dxa"/>
+              <w:bottom w:w="40" w:type="dxa"/>
+              <w:left w:w="60" w:type="dxa"/>
+              <w:right w:w="60" w:type="dxa"/>
+            </w:tcMar>
+          </w:tcPr>
+          <w:p>
+            <w:r>
+              <w:rPr>
+                <w:rFonts w:ascii="Times New Roman" w:hAnsi="Times New Roman"/>
+                <w:sz w:val="17"/>
+              </w:rPr>
+              <w:t>rastrigin</w:t>
+            </w:r>
+          </w:p>
+        </w:tc>
+        <w:tc>
+          <w:tcPr>
+            <w:tcW w:type="dxa" w:w="1176"/>
+            <w:shd w:fill="FFFFFF"/>
+            <w:tcMar>
+              <w:top w:w="40" w:type="dxa"/>
+              <w:bottom w:w="40" w:type="dxa"/>
+              <w:left w:w="60" w:type="dxa"/>
+              <w:right w:w="60" w:type="dxa"/>
+            </w:tcMar>
+          </w:tcPr>
+          <w:p>
+            <w:pPr>
+              <w:jc w:val="center"/>
+            </w:pPr>
+            <w:r>
+              <w:rPr>
+                <w:rFonts w:ascii="Times New Roman" w:hAnsi="Times New Roman"/>
+                <w:sz w:val="17"/>
+              </w:rPr>
+              <w:t>10</w:t>
+            </w:r>
+          </w:p>
+        </w:tc>
+        <w:tc>
+          <w:tcPr>
+            <w:tcW w:type="dxa" w:w="1176"/>
+            <w:shd w:fill="FFFFFF"/>
+            <w:tcMar>
+              <w:top w:w="40" w:type="dxa"/>
+              <w:bottom w:w="40" w:type="dxa"/>
+              <w:left w:w="60" w:type="dxa"/>
+              <w:right w:w="60" w:type="dxa"/>
+            </w:tcMar>
+          </w:tcPr>
+          <w:p>
+            <w:pPr>
+              <w:jc w:val="center"/>
+            </w:pPr>
+            <w:r>
+              <w:rPr>
+                <w:rFonts w:ascii="Times New Roman" w:hAnsi="Times New Roman"/>
+                <w:sz w:val="17"/>
+              </w:rPr>
+              <w:t>DBO</w:t>
+            </w:r>
+          </w:p>
+        </w:tc>
+        <w:tc>
+          <w:tcPr>
+            <w:tcW w:type="dxa" w:w="1176"/>
+            <w:shd w:fill="FFFFFF"/>
+            <w:tcMar>
+              <w:top w:w="40" w:type="dxa"/>
+              <w:bottom w:w="40" w:type="dxa"/>
+              <w:left w:w="60" w:type="dxa"/>
+              <w:right w:w="60" w:type="dxa"/>
+            </w:tcMar>
+          </w:tcPr>
+          <w:p>
+            <w:pPr>
+              <w:jc w:val="right"/>
+            </w:pPr>
+            <w:r>
+              <w:rPr>
+                <w:rFonts w:ascii="Times New Roman" w:hAnsi="Times New Roman"/>
+                <w:sz w:val="17"/>
+              </w:rPr>
+              <w:t>0.000e+00</w:t>
+            </w:r>
+          </w:p>
+        </w:tc>
+        <w:tc>
+          <w:tcPr>
+            <w:tcW w:type="dxa" w:w="1176"/>
+            <w:shd w:fill="FFFFFF"/>
+            <w:tcMar>
+              <w:top w:w="40" w:type="dxa"/>
+              <w:bottom w:w="40" w:type="dxa"/>
+              <w:left w:w="60" w:type="dxa"/>
+              <w:right w:w="60" w:type="dxa"/>
+            </w:tcMar>
+          </w:tcPr>
+          <w:p>
+            <w:pPr>
+              <w:jc w:val="right"/>
+            </w:pPr>
+            <w:r>
+              <w:rPr>
+                <w:rFonts w:ascii="Times New Roman" w:hAnsi="Times New Roman"/>
+                <w:sz w:val="17"/>
+              </w:rPr>
+              <w:t>2.741e+00</w:t>
+            </w:r>
+          </w:p>
+        </w:tc>
+        <w:tc>
+          <w:tcPr>
+            <w:tcW w:type="dxa" w:w="1176"/>
+            <w:shd w:fill="FFFFFF"/>
+            <w:tcMar>
+              <w:top w:w="40" w:type="dxa"/>
+              <w:bottom w:w="40" w:type="dxa"/>
+              <w:left w:w="60" w:type="dxa"/>
+              <w:right w:w="60" w:type="dxa"/>
+            </w:tcMar>
+          </w:tcPr>
+          <w:p>
+            <w:pPr>
+              <w:jc w:val="right"/>
+            </w:pPr>
+            <w:r>
+              <w:rPr>
+                <w:rFonts w:ascii="Times New Roman" w:hAnsi="Times New Roman"/>
+                <w:sz w:val="17"/>
+              </w:rPr>
+              <w:t>4.905e+00</w:t>
+            </w:r>
+          </w:p>
+        </w:tc>
+        <w:tc>
+          <w:tcPr>
+            <w:tcW w:type="dxa" w:w="1176"/>
+            <w:shd w:fill="FFFFFF"/>
+            <w:tcMar>
+              <w:top w:w="40" w:type="dxa"/>
+              <w:bottom w:w="40" w:type="dxa"/>
+              <w:left w:w="60" w:type="dxa"/>
+              <w:right w:w="60" w:type="dxa"/>
+            </w:tcMar>
+          </w:tcPr>
+          <w:p>
+            <w:pPr>
+              <w:jc w:val="right"/>
+            </w:pPr>
+            <w:r>
+              <w:rPr>
+                <w:rFonts w:ascii="Times New Roman" w:hAnsi="Times New Roman"/>
+                <w:sz w:val="17"/>
+              </w:rPr>
+              <w:t>1.691e+01</w:t>
+            </w:r>
+          </w:p>
+        </w:tc>
+        <w:tc>
+          <w:tcPr>
+            <w:tcW w:type="dxa" w:w="1176"/>
+            <w:shd w:fill="FFFFFF"/>
+            <w:tcMar>
+              <w:top w:w="40" w:type="dxa"/>
+              <w:bottom w:w="40" w:type="dxa"/>
+              <w:left w:w="60" w:type="dxa"/>
+              <w:right w:w="60" w:type="dxa"/>
+            </w:tcMar>
+          </w:tcPr>
+          <w:p>
+            <w:pPr>
+              <w:jc w:val="right"/>
+            </w:pPr>
+            <w:r>
+              <w:rPr>
+                <w:rFonts w:ascii="Times New Roman" w:hAnsi="Times New Roman"/>
+                <w:sz w:val="17"/>
+              </w:rPr>
+              <w:t>15030.0</w:t>
+            </w:r>
+          </w:p>
+        </w:tc>
+      </w:tr>
+      <w:tr>
+        <w:tc>
+          <w:tcPr>
+            <w:tcW w:type="dxa" w:w="1176"/>
+            <w:shd w:fill="F4F7FB"/>
+            <w:tcMar>
+              <w:top w:w="40" w:type="dxa"/>
+              <w:bottom w:w="40" w:type="dxa"/>
+              <w:left w:w="60" w:type="dxa"/>
+              <w:right w:w="60" w:type="dxa"/>
+            </w:tcMar>
+          </w:tcPr>
+          <w:p>
+            <w:r>
+              <w:rPr>
+                <w:rFonts w:ascii="Times New Roman" w:hAnsi="Times New Roman"/>
+                <w:sz w:val="17"/>
+              </w:rPr>
+              <w:t>rastrigin</w:t>
+            </w:r>
+          </w:p>
+        </w:tc>
+        <w:tc>
+          <w:tcPr>
+            <w:tcW w:type="dxa" w:w="1176"/>
+            <w:shd w:fill="F4F7FB"/>
+            <w:tcMar>
+              <w:top w:w="40" w:type="dxa"/>
+              <w:bottom w:w="40" w:type="dxa"/>
+              <w:left w:w="60" w:type="dxa"/>
+              <w:right w:w="60" w:type="dxa"/>
+            </w:tcMar>
+          </w:tcPr>
+          <w:p>
+            <w:pPr>
+              <w:jc w:val="center"/>
+            </w:pPr>
+            <w:r>
+              <w:rPr>
+                <w:rFonts w:ascii="Times New Roman" w:hAnsi="Times New Roman"/>
+                <w:sz w:val="17"/>
+              </w:rPr>
+              <w:t>10</w:t>
+            </w:r>
+          </w:p>
+        </w:tc>
+        <w:tc>
+          <w:tcPr>
+            <w:tcW w:type="dxa" w:w="1176"/>
+            <w:shd w:fill="F4F7FB"/>
+            <w:tcMar>
+              <w:top w:w="40" w:type="dxa"/>
+              <w:bottom w:w="40" w:type="dxa"/>
+              <w:left w:w="60" w:type="dxa"/>
+              <w:right w:w="60" w:type="dxa"/>
+            </w:tcMar>
+          </w:tcPr>
+          <w:p>
+            <w:pPr>
+              <w:jc w:val="center"/>
+            </w:pPr>
+            <w:r>
+              <w:rPr>
+                <w:rFonts w:ascii="Times New Roman" w:hAnsi="Times New Roman"/>
+                <w:sz w:val="17"/>
+              </w:rPr>
+              <w:t>IDBO</w:t>
+            </w:r>
+          </w:p>
+        </w:tc>
+        <w:tc>
+          <w:tcPr>
+            <w:tcW w:type="dxa" w:w="1176"/>
+            <w:shd w:fill="F4F7FB"/>
+            <w:tcMar>
+              <w:top w:w="40" w:type="dxa"/>
+              <w:bottom w:w="40" w:type="dxa"/>
+              <w:left w:w="60" w:type="dxa"/>
+              <w:right w:w="60" w:type="dxa"/>
+            </w:tcMar>
+          </w:tcPr>
+          <w:p>
+            <w:pPr>
+              <w:jc w:val="right"/>
+            </w:pPr>
+            <w:r>
+              <w:rPr>
+                <w:rFonts w:ascii="Times New Roman" w:hAnsi="Times New Roman"/>
+                <w:sz w:val="17"/>
+              </w:rPr>
+              <w:t>0.000e+00</w:t>
+            </w:r>
+          </w:p>
+        </w:tc>
+        <w:tc>
+          <w:tcPr>
+            <w:tcW w:type="dxa" w:w="1176"/>
+            <w:shd w:fill="F4F7FB"/>
+            <w:tcMar>
+              <w:top w:w="40" w:type="dxa"/>
+              <w:bottom w:w="40" w:type="dxa"/>
+              <w:left w:w="60" w:type="dxa"/>
+              <w:right w:w="60" w:type="dxa"/>
+            </w:tcMar>
+          </w:tcPr>
+          <w:p>
+            <w:pPr>
+              <w:jc w:val="right"/>
+            </w:pPr>
+            <w:r>
+              <w:rPr>
+                <w:rFonts w:ascii="Times New Roman" w:hAnsi="Times New Roman"/>
+                <w:sz w:val="17"/>
+              </w:rPr>
+              <w:t>2.741e+00</w:t>
+            </w:r>
+          </w:p>
+        </w:tc>
+        <w:tc>
+          <w:tcPr>
+            <w:tcW w:type="dxa" w:w="1176"/>
+            <w:shd w:fill="F4F7FB"/>
+            <w:tcMar>
+              <w:top w:w="40" w:type="dxa"/>
+              <w:bottom w:w="40" w:type="dxa"/>
+              <w:left w:w="60" w:type="dxa"/>
+              <w:right w:w="60" w:type="dxa"/>
+            </w:tcMar>
+          </w:tcPr>
+          <w:p>
+            <w:pPr>
+              <w:jc w:val="right"/>
+            </w:pPr>
+            <w:r>
+              <w:rPr>
+                <w:rFonts w:ascii="Times New Roman" w:hAnsi="Times New Roman"/>
+                <w:sz w:val="17"/>
+              </w:rPr>
+              <w:t>4.905e+00</w:t>
+            </w:r>
+          </w:p>
+        </w:tc>
+        <w:tc>
+          <w:tcPr>
+            <w:tcW w:type="dxa" w:w="1176"/>
+            <w:shd w:fill="F4F7FB"/>
+            <w:tcMar>
+              <w:top w:w="40" w:type="dxa"/>
+              <w:bottom w:w="40" w:type="dxa"/>
+              <w:left w:w="60" w:type="dxa"/>
+              <w:right w:w="60" w:type="dxa"/>
+            </w:tcMar>
+          </w:tcPr>
+          <w:p>
+            <w:pPr>
+              <w:jc w:val="right"/>
+            </w:pPr>
+            <w:r>
+              <w:rPr>
+                <w:rFonts w:ascii="Times New Roman" w:hAnsi="Times New Roman"/>
+                <w:sz w:val="17"/>
+              </w:rPr>
+              <w:t>1.691e+01</w:t>
+            </w:r>
+          </w:p>
+        </w:tc>
+        <w:tc>
+          <w:tcPr>
+            <w:tcW w:type="dxa" w:w="1176"/>
+            <w:shd w:fill="F4F7FB"/>
+            <w:tcMar>
+              <w:top w:w="40" w:type="dxa"/>
+              <w:bottom w:w="40" w:type="dxa"/>
+              <w:left w:w="60" w:type="dxa"/>
+              <w:right w:w="60" w:type="dxa"/>
+            </w:tcMar>
+          </w:tcPr>
+          <w:p>
+            <w:pPr>
+              <w:jc w:val="right"/>
+            </w:pPr>
+            <w:r>
+              <w:rPr>
+                <w:rFonts w:ascii="Times New Roman" w:hAnsi="Times New Roman"/>
+                <w:sz w:val="17"/>
+              </w:rPr>
+              <w:t>15030.0</w:t>
+            </w:r>
+          </w:p>
+        </w:tc>
+      </w:tr>
+      <w:tr>
+        <w:tc>
+          <w:tcPr>
+            <w:tcW w:type="dxa" w:w="1176"/>
+            <w:shd w:fill="FFFFFF"/>
+            <w:tcMar>
+              <w:top w:w="40" w:type="dxa"/>
+              <w:bottom w:w="40" w:type="dxa"/>
+              <w:left w:w="60" w:type="dxa"/>
+              <w:right w:w="60" w:type="dxa"/>
+            </w:tcMar>
+          </w:tcPr>
+          <w:p>
+            <w:r>
+              <w:rPr>
+                <w:rFonts w:ascii="Times New Roman" w:hAnsi="Times New Roman"/>
+                <w:sz w:val="17"/>
+              </w:rPr>
+              <w:t>rastrigin</w:t>
+            </w:r>
+          </w:p>
+        </w:tc>
+        <w:tc>
+          <w:tcPr>
+            <w:tcW w:type="dxa" w:w="1176"/>
+            <w:shd w:fill="FFFFFF"/>
+            <w:tcMar>
+              <w:top w:w="40" w:type="dxa"/>
+              <w:bottom w:w="40" w:type="dxa"/>
+              <w:left w:w="60" w:type="dxa"/>
+              <w:right w:w="60" w:type="dxa"/>
+            </w:tcMar>
+          </w:tcPr>
+          <w:p>
+            <w:pPr>
+              <w:jc w:val="center"/>
+            </w:pPr>
+            <w:r>
+              <w:rPr>
+                <w:rFonts w:ascii="Times New Roman" w:hAnsi="Times New Roman"/>
+                <w:sz w:val="17"/>
+              </w:rPr>
+              <w:t>30</w:t>
+            </w:r>
+          </w:p>
+        </w:tc>
+        <w:tc>
+          <w:tcPr>
+            <w:tcW w:type="dxa" w:w="1176"/>
+            <w:shd w:fill="FFFFFF"/>
+            <w:tcMar>
+              <w:top w:w="40" w:type="dxa"/>
+              <w:bottom w:w="40" w:type="dxa"/>
+              <w:left w:w="60" w:type="dxa"/>
+              <w:right w:w="60" w:type="dxa"/>
+            </w:tcMar>
+          </w:tcPr>
+          <w:p>
+            <w:pPr>
+              <w:jc w:val="center"/>
+            </w:pPr>
+            <w:r>
+              <w:rPr>
+                <w:rFonts w:ascii="Times New Roman" w:hAnsi="Times New Roman"/>
+                <w:sz w:val="17"/>
+              </w:rPr>
+              <w:t>DBO</w:t>
+            </w:r>
+          </w:p>
+        </w:tc>
+        <w:tc>
+          <w:tcPr>
+            <w:tcW w:type="dxa" w:w="1176"/>
+            <w:shd w:fill="FFFFFF"/>
+            <w:tcMar>
+              <w:top w:w="40" w:type="dxa"/>
+              <w:bottom w:w="40" w:type="dxa"/>
+              <w:left w:w="60" w:type="dxa"/>
+              <w:right w:w="60" w:type="dxa"/>
+            </w:tcMar>
+          </w:tcPr>
+          <w:p>
+            <w:pPr>
+              <w:jc w:val="right"/>
+            </w:pPr>
+            <w:r>
+              <w:rPr>
+                <w:rFonts w:ascii="Times New Roman" w:hAnsi="Times New Roman"/>
+                <w:sz w:val="17"/>
+              </w:rPr>
+              <w:t>0.000e+00</w:t>
+            </w:r>
+          </w:p>
+        </w:tc>
+        <w:tc>
+          <w:tcPr>
+            <w:tcW w:type="dxa" w:w="1176"/>
+            <w:shd w:fill="FFFFFF"/>
+            <w:tcMar>
+              <w:top w:w="40" w:type="dxa"/>
+              <w:bottom w:w="40" w:type="dxa"/>
+              <w:left w:w="60" w:type="dxa"/>
+              <w:right w:w="60" w:type="dxa"/>
+            </w:tcMar>
+          </w:tcPr>
+          <w:p>
+            <w:pPr>
+              <w:jc w:val="right"/>
+            </w:pPr>
+            <w:r>
+              <w:rPr>
+                <w:rFonts w:ascii="Times New Roman" w:hAnsi="Times New Roman"/>
+                <w:sz w:val="17"/>
+              </w:rPr>
+              <w:t>4.847e+00</w:t>
+            </w:r>
+          </w:p>
+        </w:tc>
+        <w:tc>
+          <w:tcPr>
+            <w:tcW w:type="dxa" w:w="1176"/>
+            <w:shd w:fill="FFFFFF"/>
+            <w:tcMar>
+              <w:top w:w="40" w:type="dxa"/>
+              <w:bottom w:w="40" w:type="dxa"/>
+              <w:left w:w="60" w:type="dxa"/>
+              <w:right w:w="60" w:type="dxa"/>
+            </w:tcMar>
+          </w:tcPr>
+          <w:p>
+            <w:pPr>
+              <w:jc w:val="right"/>
+            </w:pPr>
+            <w:r>
+              <w:rPr>
+                <w:rFonts w:ascii="Times New Roman" w:hAnsi="Times New Roman"/>
+                <w:sz w:val="17"/>
+              </w:rPr>
+              <w:t>2.124e+01</w:t>
+            </w:r>
+          </w:p>
+        </w:tc>
+        <w:tc>
+          <w:tcPr>
+            <w:tcW w:type="dxa" w:w="1176"/>
+            <w:shd w:fill="FFFFFF"/>
+            <w:tcMar>
+              <w:top w:w="40" w:type="dxa"/>
+              <w:bottom w:w="40" w:type="dxa"/>
+              <w:left w:w="60" w:type="dxa"/>
+              <w:right w:w="60" w:type="dxa"/>
+            </w:tcMar>
+          </w:tcPr>
+          <w:p>
+            <w:pPr>
+              <w:jc w:val="right"/>
+            </w:pPr>
+            <w:r>
+              <w:rPr>
+                <w:rFonts w:ascii="Times New Roman" w:hAnsi="Times New Roman"/>
+                <w:sz w:val="17"/>
+              </w:rPr>
+              <w:t>1.156e+02</w:t>
+            </w:r>
+          </w:p>
+        </w:tc>
+        <w:tc>
+          <w:tcPr>
+            <w:tcW w:type="dxa" w:w="1176"/>
+            <w:shd w:fill="FFFFFF"/>
+            <w:tcMar>
+              <w:top w:w="40" w:type="dxa"/>
+              <w:bottom w:w="40" w:type="dxa"/>
+              <w:left w:w="60" w:type="dxa"/>
+              <w:right w:w="60" w:type="dxa"/>
+            </w:tcMar>
+          </w:tcPr>
+          <w:p>
+            <w:pPr>
+              <w:jc w:val="right"/>
+            </w:pPr>
+            <w:r>
+              <w:rPr>
+                <w:rFonts w:ascii="Times New Roman" w:hAnsi="Times New Roman"/>
+                <w:sz w:val="17"/>
+              </w:rPr>
+              <w:t>15030.0</w:t>
+            </w:r>
+          </w:p>
+        </w:tc>
+      </w:tr>
+      <w:tr>
+        <w:tc>
+          <w:tcPr>
+            <w:tcW w:type="dxa" w:w="1176"/>
+            <w:shd w:fill="F4F7FB"/>
+            <w:tcMar>
+              <w:top w:w="40" w:type="dxa"/>
+              <w:bottom w:w="40" w:type="dxa"/>
+              <w:left w:w="60" w:type="dxa"/>
+              <w:right w:w="60" w:type="dxa"/>
+            </w:tcMar>
+          </w:tcPr>
+          <w:p>
+            <w:r>
+              <w:rPr>
+                <w:rFonts w:ascii="Times New Roman" w:hAnsi="Times New Roman"/>
+                <w:sz w:val="17"/>
+              </w:rPr>
+              <w:t>rastrigin</w:t>
+            </w:r>
+          </w:p>
+        </w:tc>
+        <w:tc>
+          <w:tcPr>
+            <w:tcW w:type="dxa" w:w="1176"/>
+            <w:shd w:fill="F4F7FB"/>
+            <w:tcMar>
+              <w:top w:w="40" w:type="dxa"/>
+              <w:bottom w:w="40" w:type="dxa"/>
+              <w:left w:w="60" w:type="dxa"/>
+              <w:right w:w="60" w:type="dxa"/>
+            </w:tcMar>
+          </w:tcPr>
+          <w:p>
+            <w:pPr>
+              <w:jc w:val="center"/>
+            </w:pPr>
+            <w:r>
+              <w:rPr>
+                <w:rFonts w:ascii="Times New Roman" w:hAnsi="Times New Roman"/>
+                <w:sz w:val="17"/>
+              </w:rPr>
+              <w:t>30</w:t>
+            </w:r>
+          </w:p>
+        </w:tc>
+        <w:tc>
+          <w:tcPr>
+            <w:tcW w:type="dxa" w:w="1176"/>
+            <w:shd w:fill="F4F7FB"/>
+            <w:tcMar>
+              <w:top w:w="40" w:type="dxa"/>
+              <w:bottom w:w="40" w:type="dxa"/>
+              <w:left w:w="60" w:type="dxa"/>
+              <w:right w:w="60" w:type="dxa"/>
+            </w:tcMar>
+          </w:tcPr>
+          <w:p>
+            <w:pPr>
+              <w:jc w:val="center"/>
+            </w:pPr>
+            <w:r>
+              <w:rPr>
+                <w:rFonts w:ascii="Times New Roman" w:hAnsi="Times New Roman"/>
+                <w:sz w:val="17"/>
+              </w:rPr>
+              <w:t>IDBO</w:t>
+            </w:r>
+          </w:p>
+        </w:tc>
+        <w:tc>
+          <w:tcPr>
+            <w:tcW w:type="dxa" w:w="1176"/>
+            <w:shd w:fill="F4F7FB"/>
+            <w:tcMar>
+              <w:top w:w="40" w:type="dxa"/>
+              <w:bottom w:w="40" w:type="dxa"/>
+              <w:left w:w="60" w:type="dxa"/>
+              <w:right w:w="60" w:type="dxa"/>
+            </w:tcMar>
+          </w:tcPr>
+          <w:p>
+            <w:pPr>
+              <w:jc w:val="right"/>
+            </w:pPr>
+            <w:r>
+              <w:rPr>
+                <w:rFonts w:ascii="Times New Roman" w:hAnsi="Times New Roman"/>
+                <w:sz w:val="17"/>
+              </w:rPr>
+              <w:t>0.000e+00</w:t>
+            </w:r>
+          </w:p>
+        </w:tc>
+        <w:tc>
+          <w:tcPr>
+            <w:tcW w:type="dxa" w:w="1176"/>
+            <w:shd w:fill="F4F7FB"/>
+            <w:tcMar>
+              <w:top w:w="40" w:type="dxa"/>
+              <w:bottom w:w="40" w:type="dxa"/>
+              <w:left w:w="60" w:type="dxa"/>
+              <w:right w:w="60" w:type="dxa"/>
+            </w:tcMar>
+          </w:tcPr>
+          <w:p>
+            <w:pPr>
+              <w:jc w:val="right"/>
+            </w:pPr>
+            <w:r>
+              <w:rPr>
+                <w:rFonts w:ascii="Times New Roman" w:hAnsi="Times New Roman"/>
+                <w:sz w:val="17"/>
+              </w:rPr>
+              <w:t>4.847e+00</w:t>
+            </w:r>
+          </w:p>
+        </w:tc>
+        <w:tc>
+          <w:tcPr>
+            <w:tcW w:type="dxa" w:w="1176"/>
+            <w:shd w:fill="F4F7FB"/>
+            <w:tcMar>
+              <w:top w:w="40" w:type="dxa"/>
+              <w:bottom w:w="40" w:type="dxa"/>
+              <w:left w:w="60" w:type="dxa"/>
+              <w:right w:w="60" w:type="dxa"/>
+            </w:tcMar>
+          </w:tcPr>
+          <w:p>
+            <w:pPr>
+              <w:jc w:val="right"/>
+            </w:pPr>
+            <w:r>
+              <w:rPr>
+                <w:rFonts w:ascii="Times New Roman" w:hAnsi="Times New Roman"/>
+                <w:sz w:val="17"/>
+              </w:rPr>
+              <w:t>2.124e+01</w:t>
+            </w:r>
+          </w:p>
+        </w:tc>
+        <w:tc>
+          <w:tcPr>
+            <w:tcW w:type="dxa" w:w="1176"/>
+            <w:shd w:fill="F4F7FB"/>
+            <w:tcMar>
+              <w:top w:w="40" w:type="dxa"/>
+              <w:bottom w:w="40" w:type="dxa"/>
+              <w:left w:w="60" w:type="dxa"/>
+              <w:right w:w="60" w:type="dxa"/>
+            </w:tcMar>
+          </w:tcPr>
+          <w:p>
+            <w:pPr>
+              <w:jc w:val="right"/>
+            </w:pPr>
+            <w:r>
+              <w:rPr>
+                <w:rFonts w:ascii="Times New Roman" w:hAnsi="Times New Roman"/>
+                <w:sz w:val="17"/>
+              </w:rPr>
+              <w:t>1.156e+02</w:t>
+            </w:r>
+          </w:p>
+        </w:tc>
+        <w:tc>
+          <w:tcPr>
+            <w:tcW w:type="dxa" w:w="1176"/>
+            <w:shd w:fill="F4F7FB"/>
+            <w:tcMar>
+              <w:top w:w="40" w:type="dxa"/>
+              <w:bottom w:w="40" w:type="dxa"/>
+              <w:left w:w="60" w:type="dxa"/>
+              <w:right w:w="60" w:type="dxa"/>
+            </w:tcMar>
+          </w:tcPr>
+          <w:p>
+            <w:pPr>
+              <w:jc w:val="right"/>
+            </w:pPr>
+            <w:r>
+              <w:rPr>
+                <w:rFonts w:ascii="Times New Roman" w:hAnsi="Times New Roman"/>
+                <w:sz w:val="17"/>
+              </w:rPr>
+              <w:t>15030.0</w:t>
+            </w:r>
+          </w:p>
+        </w:tc>
+      </w:tr>
+      <w:tr>
+        <w:tc>
+          <w:tcPr>
+            <w:tcW w:type="dxa" w:w="1176"/>
+            <w:shd w:fill="FFFFFF"/>
+            <w:tcMar>
+              <w:top w:w="40" w:type="dxa"/>
+              <w:bottom w:w="40" w:type="dxa"/>
+              <w:left w:w="60" w:type="dxa"/>
+              <w:right w:w="60" w:type="dxa"/>
+            </w:tcMar>
+          </w:tcPr>
+          <w:p>
+            <w:r>
+              <w:rPr>
+                <w:rFonts w:ascii="Times New Roman" w:hAnsi="Times New Roman"/>
+                <w:sz w:val="17"/>
+              </w:rPr>
+              <w:t>rastrigin</w:t>
+            </w:r>
+          </w:p>
+        </w:tc>
+        <w:tc>
+          <w:tcPr>
+            <w:tcW w:type="dxa" w:w="1176"/>
+            <w:shd w:fill="FFFFFF"/>
+            <w:tcMar>
+              <w:top w:w="40" w:type="dxa"/>
+              <w:bottom w:w="40" w:type="dxa"/>
+              <w:left w:w="60" w:type="dxa"/>
+              <w:right w:w="60" w:type="dxa"/>
+            </w:tcMar>
+          </w:tcPr>
+          <w:p>
+            <w:pPr>
+              <w:jc w:val="center"/>
+            </w:pPr>
+            <w:r>
+              <w:rPr>
+                <w:rFonts w:ascii="Times New Roman" w:hAnsi="Times New Roman"/>
+                <w:sz w:val="17"/>
+              </w:rPr>
+              <w:t>50</w:t>
+            </w:r>
+          </w:p>
+        </w:tc>
+        <w:tc>
+          <w:tcPr>
+            <w:tcW w:type="dxa" w:w="1176"/>
+            <w:shd w:fill="FFFFFF"/>
+            <w:tcMar>
+              <w:top w:w="40" w:type="dxa"/>
+              <w:bottom w:w="40" w:type="dxa"/>
+              <w:left w:w="60" w:type="dxa"/>
+              <w:right w:w="60" w:type="dxa"/>
+            </w:tcMar>
+          </w:tcPr>
+          <w:p>
+            <w:pPr>
+              <w:jc w:val="center"/>
+            </w:pPr>
+            <w:r>
+              <w:rPr>
+                <w:rFonts w:ascii="Times New Roman" w:hAnsi="Times New Roman"/>
+                <w:sz w:val="17"/>
+              </w:rPr>
+              <w:t>DBO</w:t>
+            </w:r>
+          </w:p>
+        </w:tc>
+        <w:tc>
+          <w:tcPr>
+            <w:tcW w:type="dxa" w:w="1176"/>
+            <w:shd w:fill="FFFFFF"/>
+            <w:tcMar>
+              <w:top w:w="40" w:type="dxa"/>
+              <w:bottom w:w="40" w:type="dxa"/>
+              <w:left w:w="60" w:type="dxa"/>
+              <w:right w:w="60" w:type="dxa"/>
+            </w:tcMar>
+          </w:tcPr>
+          <w:p>
+            <w:pPr>
+              <w:jc w:val="right"/>
+            </w:pPr>
+            <w:r>
+              <w:rPr>
+                <w:rFonts w:ascii="Times New Roman" w:hAnsi="Times New Roman"/>
+                <w:sz w:val="17"/>
+              </w:rPr>
+              <w:t>0.000e+00</w:t>
+            </w:r>
+          </w:p>
+        </w:tc>
+        <w:tc>
+          <w:tcPr>
+            <w:tcW w:type="dxa" w:w="1176"/>
+            <w:shd w:fill="FFFFFF"/>
+            <w:tcMar>
+              <w:top w:w="40" w:type="dxa"/>
+              <w:bottom w:w="40" w:type="dxa"/>
+              <w:left w:w="60" w:type="dxa"/>
+              <w:right w:w="60" w:type="dxa"/>
+            </w:tcMar>
+          </w:tcPr>
+          <w:p>
+            <w:pPr>
+              <w:jc w:val="right"/>
+            </w:pPr>
+            <w:r>
+              <w:rPr>
+                <w:rFonts w:ascii="Times New Roman" w:hAnsi="Times New Roman"/>
+                <w:sz w:val="17"/>
+              </w:rPr>
+              <w:t>0.000e+00</w:t>
+            </w:r>
+          </w:p>
+        </w:tc>
+        <w:tc>
+          <w:tcPr>
+            <w:tcW w:type="dxa" w:w="1176"/>
+            <w:shd w:fill="FFFFFF"/>
+            <w:tcMar>
+              <w:top w:w="40" w:type="dxa"/>
+              <w:bottom w:w="40" w:type="dxa"/>
+              <w:left w:w="60" w:type="dxa"/>
+              <w:right w:w="60" w:type="dxa"/>
+            </w:tcMar>
+          </w:tcPr>
+          <w:p>
+            <w:pPr>
+              <w:jc w:val="right"/>
+            </w:pPr>
+            <w:r>
+              <w:rPr>
+                <w:rFonts w:ascii="Times New Roman" w:hAnsi="Times New Roman"/>
+                <w:sz w:val="17"/>
+              </w:rPr>
+              <w:t>0.000e+00</w:t>
+            </w:r>
+          </w:p>
+        </w:tc>
+        <w:tc>
+          <w:tcPr>
+            <w:tcW w:type="dxa" w:w="1176"/>
+            <w:shd w:fill="FFFFFF"/>
+            <w:tcMar>
+              <w:top w:w="40" w:type="dxa"/>
+              <w:bottom w:w="40" w:type="dxa"/>
+              <w:left w:w="60" w:type="dxa"/>
+              <w:right w:w="60" w:type="dxa"/>
+            </w:tcMar>
+          </w:tcPr>
+          <w:p>
+            <w:pPr>
+              <w:jc w:val="right"/>
+            </w:pPr>
+            <w:r>
+              <w:rPr>
+                <w:rFonts w:ascii="Times New Roman" w:hAnsi="Times New Roman"/>
+                <w:sz w:val="17"/>
+              </w:rPr>
+              <w:t>0.000e+00</w:t>
+            </w:r>
+          </w:p>
+        </w:tc>
+        <w:tc>
+          <w:tcPr>
+            <w:tcW w:type="dxa" w:w="1176"/>
+            <w:shd w:fill="FFFFFF"/>
+            <w:tcMar>
+              <w:top w:w="40" w:type="dxa"/>
+              <w:bottom w:w="40" w:type="dxa"/>
+              <w:left w:w="60" w:type="dxa"/>
+              <w:right w:w="60" w:type="dxa"/>
+            </w:tcMar>
+          </w:tcPr>
+          <w:p>
+            <w:pPr>
+              <w:jc w:val="right"/>
+            </w:pPr>
+            <w:r>
+              <w:rPr>
+                <w:rFonts w:ascii="Times New Roman" w:hAnsi="Times New Roman"/>
+                <w:sz w:val="17"/>
+              </w:rPr>
+              <w:t>15030.0</w:t>
+            </w:r>
+          </w:p>
+        </w:tc>
+      </w:tr>
+      <w:tr>
+        <w:tc>
+          <w:tcPr>
+            <w:tcW w:type="dxa" w:w="1176"/>
+            <w:shd w:fill="F4F7FB"/>
+            <w:tcMar>
+              <w:top w:w="40" w:type="dxa"/>
+              <w:bottom w:w="40" w:type="dxa"/>
+              <w:left w:w="60" w:type="dxa"/>
+              <w:right w:w="60" w:type="dxa"/>
+            </w:tcMar>
+          </w:tcPr>
+          <w:p>
+            <w:r>
+              <w:rPr>
+                <w:rFonts w:ascii="Times New Roman" w:hAnsi="Times New Roman"/>
+                <w:sz w:val="17"/>
+              </w:rPr>
+              <w:t>rastrigin</w:t>
+            </w:r>
+          </w:p>
+        </w:tc>
+        <w:tc>
+          <w:tcPr>
+            <w:tcW w:type="dxa" w:w="1176"/>
+            <w:shd w:fill="F4F7FB"/>
+            <w:tcMar>
+              <w:top w:w="40" w:type="dxa"/>
+              <w:bottom w:w="40" w:type="dxa"/>
+              <w:left w:w="60" w:type="dxa"/>
+              <w:right w:w="60" w:type="dxa"/>
+            </w:tcMar>
+          </w:tcPr>
+          <w:p>
+            <w:pPr>
+              <w:jc w:val="center"/>
+            </w:pPr>
+            <w:r>
+              <w:rPr>
+                <w:rFonts w:ascii="Times New Roman" w:hAnsi="Times New Roman"/>
+                <w:sz w:val="17"/>
+              </w:rPr>
+              <w:t>50</w:t>
+            </w:r>
+          </w:p>
+        </w:tc>
+        <w:tc>
+          <w:tcPr>
+            <w:tcW w:type="dxa" w:w="1176"/>
+            <w:shd w:fill="F4F7FB"/>
+            <w:tcMar>
+              <w:top w:w="40" w:type="dxa"/>
+              <w:bottom w:w="40" w:type="dxa"/>
+              <w:left w:w="60" w:type="dxa"/>
+              <w:right w:w="60" w:type="dxa"/>
+            </w:tcMar>
+          </w:tcPr>
+          <w:p>
+            <w:pPr>
+              <w:jc w:val="center"/>
+            </w:pPr>
+            <w:r>
+              <w:rPr>
+                <w:rFonts w:ascii="Times New Roman" w:hAnsi="Times New Roman"/>
+                <w:sz w:val="17"/>
+              </w:rPr>
+              <w:t>IDBO</w:t>
+            </w:r>
+          </w:p>
+        </w:tc>
+        <w:tc>
+          <w:tcPr>
+            <w:tcW w:type="dxa" w:w="1176"/>
+            <w:shd w:fill="F4F7FB"/>
+            <w:tcMar>
+              <w:top w:w="40" w:type="dxa"/>
+              <w:bottom w:w="40" w:type="dxa"/>
+              <w:left w:w="60" w:type="dxa"/>
+              <w:right w:w="60" w:type="dxa"/>
+            </w:tcMar>
+          </w:tcPr>
+          <w:p>
+            <w:pPr>
+              <w:jc w:val="right"/>
+            </w:pPr>
+            <w:r>
+              <w:rPr>
+                <w:rFonts w:ascii="Times New Roman" w:hAnsi="Times New Roman"/>
+                <w:sz w:val="17"/>
+              </w:rPr>
+              <w:t>0.000e+00</w:t>
+            </w:r>
+          </w:p>
+        </w:tc>
+        <w:tc>
+          <w:tcPr>
+            <w:tcW w:type="dxa" w:w="1176"/>
+            <w:shd w:fill="F4F7FB"/>
+            <w:tcMar>
+              <w:top w:w="40" w:type="dxa"/>
+              <w:bottom w:w="40" w:type="dxa"/>
+              <w:left w:w="60" w:type="dxa"/>
+              <w:right w:w="60" w:type="dxa"/>
+            </w:tcMar>
+          </w:tcPr>
+          <w:p>
+            <w:pPr>
+              <w:jc w:val="right"/>
+            </w:pPr>
+            <w:r>
+              <w:rPr>
+                <w:rFonts w:ascii="Times New Roman" w:hAnsi="Times New Roman"/>
+                <w:sz w:val="17"/>
+              </w:rPr>
+              <w:t>0.000e+00</w:t>
+            </w:r>
+          </w:p>
+        </w:tc>
+        <w:tc>
+          <w:tcPr>
+            <w:tcW w:type="dxa" w:w="1176"/>
+            <w:shd w:fill="F4F7FB"/>
+            <w:tcMar>
+              <w:top w:w="40" w:type="dxa"/>
+              <w:bottom w:w="40" w:type="dxa"/>
+              <w:left w:w="60" w:type="dxa"/>
+              <w:right w:w="60" w:type="dxa"/>
+            </w:tcMar>
+          </w:tcPr>
+          <w:p>
+            <w:pPr>
+              <w:jc w:val="right"/>
+            </w:pPr>
+            <w:r>
+              <w:rPr>
+                <w:rFonts w:ascii="Times New Roman" w:hAnsi="Times New Roman"/>
+                <w:sz w:val="17"/>
+              </w:rPr>
+              <w:t>0.000e+00</w:t>
+            </w:r>
+          </w:p>
+        </w:tc>
+        <w:tc>
+          <w:tcPr>
+            <w:tcW w:type="dxa" w:w="1176"/>
+            <w:shd w:fill="F4F7FB"/>
+            <w:tcMar>
+              <w:top w:w="40" w:type="dxa"/>
+              <w:bottom w:w="40" w:type="dxa"/>
+              <w:left w:w="60" w:type="dxa"/>
+              <w:right w:w="60" w:type="dxa"/>
+            </w:tcMar>
+          </w:tcPr>
+          <w:p>
+            <w:pPr>
+              <w:jc w:val="right"/>
+            </w:pPr>
+            <w:r>
+              <w:rPr>
+                <w:rFonts w:ascii="Times New Roman" w:hAnsi="Times New Roman"/>
+                <w:sz w:val="17"/>
+              </w:rPr>
+              <w:t>0.000e+00</w:t>
+            </w:r>
+          </w:p>
+        </w:tc>
+        <w:tc>
+          <w:tcPr>
+            <w:tcW w:type="dxa" w:w="1176"/>
+            <w:shd w:fill="F4F7FB"/>
+            <w:tcMar>
+              <w:top w:w="40" w:type="dxa"/>
+              <w:bottom w:w="40" w:type="dxa"/>
+              <w:left w:w="60" w:type="dxa"/>
+              <w:right w:w="60" w:type="dxa"/>
+            </w:tcMar>
+          </w:tcPr>
+          <w:p>
+            <w:pPr>
+              <w:jc w:val="right"/>
+            </w:pPr>
+            <w:r>
+              <w:rPr>
+                <w:rFonts w:ascii="Times New Roman" w:hAnsi="Times New Roman"/>
+                <w:sz w:val="17"/>
+              </w:rPr>
+              <w:t>15030.0</w:t>
+            </w:r>
+          </w:p>
+        </w:tc>
+      </w:tr>
+      <w:tr>
+        <w:tc>
+          <w:tcPr>
+            <w:tcW w:type="dxa" w:w="1176"/>
+            <w:shd w:fill="FFFFFF"/>
+            <w:tcMar>
+              <w:top w:w="40" w:type="dxa"/>
+              <w:bottom w:w="40" w:type="dxa"/>
+              <w:left w:w="60" w:type="dxa"/>
+              <w:right w:w="60" w:type="dxa"/>
+            </w:tcMar>
+          </w:tcPr>
+          <w:p>
+            <w:r>
+              <w:rPr>
+                <w:rFonts w:ascii="Times New Roman" w:hAnsi="Times New Roman"/>
+                <w:sz w:val="17"/>
+              </w:rPr>
+              <w:t>rosenbrock</w:t>
+            </w:r>
+          </w:p>
+        </w:tc>
+        <w:tc>
+          <w:tcPr>
+            <w:tcW w:type="dxa" w:w="1176"/>
+            <w:shd w:fill="FFFFFF"/>
+            <w:tcMar>
+              <w:top w:w="40" w:type="dxa"/>
+              <w:bottom w:w="40" w:type="dxa"/>
+              <w:left w:w="60" w:type="dxa"/>
+              <w:right w:w="60" w:type="dxa"/>
+            </w:tcMar>
+          </w:tcPr>
+          <w:p>
+            <w:pPr>
+              <w:jc w:val="center"/>
+            </w:pPr>
+            <w:r>
+              <w:rPr>
+                <w:rFonts w:ascii="Times New Roman" w:hAnsi="Times New Roman"/>
+                <w:sz w:val="17"/>
+              </w:rPr>
+              <w:t>10</w:t>
+            </w:r>
+          </w:p>
+        </w:tc>
+        <w:tc>
+          <w:tcPr>
+            <w:tcW w:type="dxa" w:w="1176"/>
+            <w:shd w:fill="FFFFFF"/>
+            <w:tcMar>
+              <w:top w:w="40" w:type="dxa"/>
+              <w:bottom w:w="40" w:type="dxa"/>
+              <w:left w:w="60" w:type="dxa"/>
+              <w:right w:w="60" w:type="dxa"/>
+            </w:tcMar>
+          </w:tcPr>
+          <w:p>
+            <w:pPr>
+              <w:jc w:val="center"/>
+            </w:pPr>
+            <w:r>
+              <w:rPr>
+                <w:rFonts w:ascii="Times New Roman" w:hAnsi="Times New Roman"/>
+                <w:sz w:val="17"/>
+              </w:rPr>
+              <w:t>DBO</w:t>
+            </w:r>
+          </w:p>
+        </w:tc>
+        <w:tc>
+          <w:tcPr>
+            <w:tcW w:type="dxa" w:w="1176"/>
+            <w:shd w:fill="FFFFFF"/>
+            <w:tcMar>
+              <w:top w:w="40" w:type="dxa"/>
+              <w:bottom w:w="40" w:type="dxa"/>
+              <w:left w:w="60" w:type="dxa"/>
+              <w:right w:w="60" w:type="dxa"/>
+            </w:tcMar>
+          </w:tcPr>
+          <w:p>
+            <w:pPr>
+              <w:jc w:val="right"/>
+            </w:pPr>
+            <w:r>
+              <w:rPr>
+                <w:rFonts w:ascii="Times New Roman" w:hAnsi="Times New Roman"/>
+                <w:sz w:val="17"/>
+              </w:rPr>
+              <w:t>4.753e+00</w:t>
+            </w:r>
+          </w:p>
+        </w:tc>
+        <w:tc>
+          <w:tcPr>
+            <w:tcW w:type="dxa" w:w="1176"/>
+            <w:shd w:fill="FFFFFF"/>
+            <w:tcMar>
+              <w:top w:w="40" w:type="dxa"/>
+              <w:bottom w:w="40" w:type="dxa"/>
+              <w:left w:w="60" w:type="dxa"/>
+              <w:right w:w="60" w:type="dxa"/>
+            </w:tcMar>
+          </w:tcPr>
+          <w:p>
+            <w:pPr>
+              <w:jc w:val="right"/>
+            </w:pPr>
+            <w:r>
+              <w:rPr>
+                <w:rFonts w:ascii="Times New Roman" w:hAnsi="Times New Roman"/>
+                <w:sz w:val="17"/>
+              </w:rPr>
+              <w:t>5.611e+00</w:t>
+            </w:r>
+          </w:p>
+        </w:tc>
+        <w:tc>
+          <w:tcPr>
+            <w:tcW w:type="dxa" w:w="1176"/>
+            <w:shd w:fill="FFFFFF"/>
+            <w:tcMar>
+              <w:top w:w="40" w:type="dxa"/>
+              <w:bottom w:w="40" w:type="dxa"/>
+              <w:left w:w="60" w:type="dxa"/>
+              <w:right w:w="60" w:type="dxa"/>
+            </w:tcMar>
+          </w:tcPr>
+          <w:p>
+            <w:pPr>
+              <w:jc w:val="right"/>
+            </w:pPr>
+            <w:r>
+              <w:rPr>
+                <w:rFonts w:ascii="Times New Roman" w:hAnsi="Times New Roman"/>
+                <w:sz w:val="17"/>
+              </w:rPr>
+              <w:t>6.887e-01</w:t>
+            </w:r>
+          </w:p>
+        </w:tc>
+        <w:tc>
+          <w:tcPr>
+            <w:tcW w:type="dxa" w:w="1176"/>
+            <w:shd w:fill="FFFFFF"/>
+            <w:tcMar>
+              <w:top w:w="40" w:type="dxa"/>
+              <w:bottom w:w="40" w:type="dxa"/>
+              <w:left w:w="60" w:type="dxa"/>
+              <w:right w:w="60" w:type="dxa"/>
+            </w:tcMar>
+          </w:tcPr>
+          <w:p>
+            <w:pPr>
+              <w:jc w:val="right"/>
+            </w:pPr>
+            <w:r>
+              <w:rPr>
+                <w:rFonts w:ascii="Times New Roman" w:hAnsi="Times New Roman"/>
+                <w:sz w:val="17"/>
+              </w:rPr>
+              <w:t>8.958e+00</w:t>
+            </w:r>
+          </w:p>
+        </w:tc>
+        <w:tc>
+          <w:tcPr>
+            <w:tcW w:type="dxa" w:w="1176"/>
+            <w:shd w:fill="FFFFFF"/>
+            <w:tcMar>
+              <w:top w:w="40" w:type="dxa"/>
+              <w:bottom w:w="40" w:type="dxa"/>
+              <w:left w:w="60" w:type="dxa"/>
+              <w:right w:w="60" w:type="dxa"/>
+            </w:tcMar>
+          </w:tcPr>
+          <w:p>
+            <w:pPr>
+              <w:jc w:val="right"/>
+            </w:pPr>
+            <w:r>
+              <w:rPr>
+                <w:rFonts w:ascii="Times New Roman" w:hAnsi="Times New Roman"/>
+                <w:sz w:val="17"/>
+              </w:rPr>
+              <w:t>15030.0</w:t>
+            </w:r>
+          </w:p>
+        </w:tc>
+      </w:tr>
+      <w:tr>
+        <w:tc>
+          <w:tcPr>
+            <w:tcW w:type="dxa" w:w="1176"/>
+            <w:shd w:fill="F4F7FB"/>
+            <w:tcMar>
+              <w:top w:w="40" w:type="dxa"/>
+              <w:bottom w:w="40" w:type="dxa"/>
+              <w:left w:w="60" w:type="dxa"/>
+              <w:right w:w="60" w:type="dxa"/>
+            </w:tcMar>
+          </w:tcPr>
+          <w:p>
+            <w:r>
+              <w:rPr>
+                <w:rFonts w:ascii="Times New Roman" w:hAnsi="Times New Roman"/>
+                <w:sz w:val="17"/>
+              </w:rPr>
+              <w:t>rosenbrock</w:t>
+            </w:r>
+          </w:p>
+        </w:tc>
+        <w:tc>
+          <w:tcPr>
+            <w:tcW w:type="dxa" w:w="1176"/>
+            <w:shd w:fill="F4F7FB"/>
+            <w:tcMar>
+              <w:top w:w="40" w:type="dxa"/>
+              <w:bottom w:w="40" w:type="dxa"/>
+              <w:left w:w="60" w:type="dxa"/>
+              <w:right w:w="60" w:type="dxa"/>
+            </w:tcMar>
+          </w:tcPr>
+          <w:p>
+            <w:pPr>
+              <w:jc w:val="center"/>
+            </w:pPr>
+            <w:r>
+              <w:rPr>
+                <w:rFonts w:ascii="Times New Roman" w:hAnsi="Times New Roman"/>
+                <w:sz w:val="17"/>
+              </w:rPr>
+              <w:t>10</w:t>
+            </w:r>
+          </w:p>
+        </w:tc>
+        <w:tc>
+          <w:tcPr>
+            <w:tcW w:type="dxa" w:w="1176"/>
+            <w:shd w:fill="F4F7FB"/>
+            <w:tcMar>
+              <w:top w:w="40" w:type="dxa"/>
+              <w:bottom w:w="40" w:type="dxa"/>
+              <w:left w:w="60" w:type="dxa"/>
+              <w:right w:w="60" w:type="dxa"/>
+            </w:tcMar>
+          </w:tcPr>
+          <w:p>
+            <w:pPr>
+              <w:jc w:val="center"/>
+            </w:pPr>
+            <w:r>
+              <w:rPr>
+                <w:rFonts w:ascii="Times New Roman" w:hAnsi="Times New Roman"/>
+                <w:sz w:val="17"/>
+              </w:rPr>
+              <w:t>IDBO</w:t>
+            </w:r>
+          </w:p>
+        </w:tc>
+        <w:tc>
+          <w:tcPr>
+            <w:tcW w:type="dxa" w:w="1176"/>
+            <w:shd w:fill="F4F7FB"/>
+            <w:tcMar>
+              <w:top w:w="40" w:type="dxa"/>
+              <w:bottom w:w="40" w:type="dxa"/>
+              <w:left w:w="60" w:type="dxa"/>
+              <w:right w:w="60" w:type="dxa"/>
+            </w:tcMar>
+          </w:tcPr>
+          <w:p>
+            <w:pPr>
+              <w:jc w:val="right"/>
+            </w:pPr>
+            <w:r>
+              <w:rPr>
+                <w:rFonts w:ascii="Times New Roman" w:hAnsi="Times New Roman"/>
+                <w:sz w:val="17"/>
+              </w:rPr>
+              <w:t>4.753e+00</w:t>
+            </w:r>
+          </w:p>
+        </w:tc>
+        <w:tc>
+          <w:tcPr>
+            <w:tcW w:type="dxa" w:w="1176"/>
+            <w:shd w:fill="F4F7FB"/>
+            <w:tcMar>
+              <w:top w:w="40" w:type="dxa"/>
+              <w:bottom w:w="40" w:type="dxa"/>
+              <w:left w:w="60" w:type="dxa"/>
+              <w:right w:w="60" w:type="dxa"/>
+            </w:tcMar>
+          </w:tcPr>
+          <w:p>
+            <w:pPr>
+              <w:jc w:val="right"/>
+            </w:pPr>
+            <w:r>
+              <w:rPr>
+                <w:rFonts w:ascii="Times New Roman" w:hAnsi="Times New Roman"/>
+                <w:sz w:val="17"/>
+              </w:rPr>
+              <w:t>5.611e+00</w:t>
+            </w:r>
+          </w:p>
+        </w:tc>
+        <w:tc>
+          <w:tcPr>
+            <w:tcW w:type="dxa" w:w="1176"/>
+            <w:shd w:fill="F4F7FB"/>
+            <w:tcMar>
+              <w:top w:w="40" w:type="dxa"/>
+              <w:bottom w:w="40" w:type="dxa"/>
+              <w:left w:w="60" w:type="dxa"/>
+              <w:right w:w="60" w:type="dxa"/>
+            </w:tcMar>
+          </w:tcPr>
+          <w:p>
+            <w:pPr>
+              <w:jc w:val="right"/>
+            </w:pPr>
+            <w:r>
+              <w:rPr>
+                <w:rFonts w:ascii="Times New Roman" w:hAnsi="Times New Roman"/>
+                <w:sz w:val="17"/>
+              </w:rPr>
+              <w:t>6.887e-01</w:t>
+            </w:r>
+          </w:p>
+        </w:tc>
+        <w:tc>
+          <w:tcPr>
+            <w:tcW w:type="dxa" w:w="1176"/>
+            <w:shd w:fill="F4F7FB"/>
+            <w:tcMar>
+              <w:top w:w="40" w:type="dxa"/>
+              <w:bottom w:w="40" w:type="dxa"/>
+              <w:left w:w="60" w:type="dxa"/>
+              <w:right w:w="60" w:type="dxa"/>
+            </w:tcMar>
+          </w:tcPr>
+          <w:p>
+            <w:pPr>
+              <w:jc w:val="right"/>
+            </w:pPr>
+            <w:r>
+              <w:rPr>
+                <w:rFonts w:ascii="Times New Roman" w:hAnsi="Times New Roman"/>
+                <w:sz w:val="17"/>
+              </w:rPr>
+              <w:t>8.958e+00</w:t>
+            </w:r>
+          </w:p>
+        </w:tc>
+        <w:tc>
+          <w:tcPr>
+            <w:tcW w:type="dxa" w:w="1176"/>
+            <w:shd w:fill="F4F7FB"/>
+            <w:tcMar>
+              <w:top w:w="40" w:type="dxa"/>
+              <w:bottom w:w="40" w:type="dxa"/>
+              <w:left w:w="60" w:type="dxa"/>
+              <w:right w:w="60" w:type="dxa"/>
+            </w:tcMar>
+          </w:tcPr>
+          <w:p>
+            <w:pPr>
+              <w:jc w:val="right"/>
+            </w:pPr>
+            <w:r>
+              <w:rPr>
+                <w:rFonts w:ascii="Times New Roman" w:hAnsi="Times New Roman"/>
+                <w:sz w:val="17"/>
+              </w:rPr>
+              <w:t>15030.0</w:t>
+            </w:r>
+          </w:p>
+        </w:tc>
+      </w:tr>
+      <w:tr>
+        <w:tc>
+          <w:tcPr>
+            <w:tcW w:type="dxa" w:w="1176"/>
+            <w:shd w:fill="FFFFFF"/>
+            <w:tcMar>
+              <w:top w:w="40" w:type="dxa"/>
+              <w:bottom w:w="40" w:type="dxa"/>
+              <w:left w:w="60" w:type="dxa"/>
+              <w:right w:w="60" w:type="dxa"/>
+            </w:tcMar>
+          </w:tcPr>
+          <w:p>
+            <w:r>
+              <w:rPr>
+                <w:rFonts w:ascii="Times New Roman" w:hAnsi="Times New Roman"/>
+                <w:sz w:val="17"/>
+              </w:rPr>
+              <w:t>rosenbrock</w:t>
+            </w:r>
+          </w:p>
+        </w:tc>
+        <w:tc>
+          <w:tcPr>
+            <w:tcW w:type="dxa" w:w="1176"/>
+            <w:shd w:fill="FFFFFF"/>
+            <w:tcMar>
+              <w:top w:w="40" w:type="dxa"/>
+              <w:bottom w:w="40" w:type="dxa"/>
+              <w:left w:w="60" w:type="dxa"/>
+              <w:right w:w="60" w:type="dxa"/>
+            </w:tcMar>
+          </w:tcPr>
+          <w:p>
+            <w:pPr>
+              <w:jc w:val="center"/>
+            </w:pPr>
+            <w:r>
+              <w:rPr>
+                <w:rFonts w:ascii="Times New Roman" w:hAnsi="Times New Roman"/>
+                <w:sz w:val="17"/>
+              </w:rPr>
+              <w:t>30</w:t>
+            </w:r>
+          </w:p>
+        </w:tc>
+        <w:tc>
+          <w:tcPr>
+            <w:tcW w:type="dxa" w:w="1176"/>
+            <w:shd w:fill="FFFFFF"/>
+            <w:tcMar>
+              <w:top w:w="40" w:type="dxa"/>
+              <w:bottom w:w="40" w:type="dxa"/>
+              <w:left w:w="60" w:type="dxa"/>
+              <w:right w:w="60" w:type="dxa"/>
+            </w:tcMar>
+          </w:tcPr>
+          <w:p>
+            <w:pPr>
+              <w:jc w:val="center"/>
+            </w:pPr>
+            <w:r>
+              <w:rPr>
+                <w:rFonts w:ascii="Times New Roman" w:hAnsi="Times New Roman"/>
+                <w:sz w:val="17"/>
+              </w:rPr>
+              <w:t>DBO</w:t>
+            </w:r>
+          </w:p>
+        </w:tc>
+        <w:tc>
+          <w:tcPr>
+            <w:tcW w:type="dxa" w:w="1176"/>
+            <w:shd w:fill="FFFFFF"/>
+            <w:tcMar>
+              <w:top w:w="40" w:type="dxa"/>
+              <w:bottom w:w="40" w:type="dxa"/>
+              <w:left w:w="60" w:type="dxa"/>
+              <w:right w:w="60" w:type="dxa"/>
+            </w:tcMar>
+          </w:tcPr>
+          <w:p>
+            <w:pPr>
+              <w:jc w:val="right"/>
+            </w:pPr>
+            <w:r>
+              <w:rPr>
+                <w:rFonts w:ascii="Times New Roman" w:hAnsi="Times New Roman"/>
+                <w:sz w:val="17"/>
+              </w:rPr>
+              <w:t>2.559e+01</w:t>
+            </w:r>
+          </w:p>
+        </w:tc>
+        <w:tc>
+          <w:tcPr>
+            <w:tcW w:type="dxa" w:w="1176"/>
+            <w:shd w:fill="FFFFFF"/>
+            <w:tcMar>
+              <w:top w:w="40" w:type="dxa"/>
+              <w:bottom w:w="40" w:type="dxa"/>
+              <w:left w:w="60" w:type="dxa"/>
+              <w:right w:w="60" w:type="dxa"/>
+            </w:tcMar>
+          </w:tcPr>
+          <w:p>
+            <w:pPr>
+              <w:jc w:val="right"/>
+            </w:pPr>
+            <w:r>
+              <w:rPr>
+                <w:rFonts w:ascii="Times New Roman" w:hAnsi="Times New Roman"/>
+                <w:sz w:val="17"/>
+              </w:rPr>
+              <w:t>2.623e+01</w:t>
+            </w:r>
+          </w:p>
+        </w:tc>
+        <w:tc>
+          <w:tcPr>
+            <w:tcW w:type="dxa" w:w="1176"/>
+            <w:shd w:fill="FFFFFF"/>
+            <w:tcMar>
+              <w:top w:w="40" w:type="dxa"/>
+              <w:bottom w:w="40" w:type="dxa"/>
+              <w:left w:w="60" w:type="dxa"/>
+              <w:right w:w="60" w:type="dxa"/>
+            </w:tcMar>
+          </w:tcPr>
+          <w:p>
+            <w:pPr>
+              <w:jc w:val="right"/>
+            </w:pPr>
+            <w:r>
+              <w:rPr>
+                <w:rFonts w:ascii="Times New Roman" w:hAnsi="Times New Roman"/>
+                <w:sz w:val="17"/>
+              </w:rPr>
+              <w:t>2.532e-01</w:t>
+            </w:r>
+          </w:p>
+        </w:tc>
+        <w:tc>
+          <w:tcPr>
+            <w:tcW w:type="dxa" w:w="1176"/>
+            <w:shd w:fill="FFFFFF"/>
+            <w:tcMar>
+              <w:top w:w="40" w:type="dxa"/>
+              <w:bottom w:w="40" w:type="dxa"/>
+              <w:left w:w="60" w:type="dxa"/>
+              <w:right w:w="60" w:type="dxa"/>
+            </w:tcMar>
+          </w:tcPr>
+          <w:p>
+            <w:pPr>
+              <w:jc w:val="right"/>
+            </w:pPr>
+            <w:r>
+              <w:rPr>
+                <w:rFonts w:ascii="Times New Roman" w:hAnsi="Times New Roman"/>
+                <w:sz w:val="17"/>
+              </w:rPr>
+              <w:t>2.671e+01</w:t>
+            </w:r>
+          </w:p>
+        </w:tc>
+        <w:tc>
+          <w:tcPr>
+            <w:tcW w:type="dxa" w:w="1176"/>
+            <w:shd w:fill="FFFFFF"/>
+            <w:tcMar>
+              <w:top w:w="40" w:type="dxa"/>
+              <w:bottom w:w="40" w:type="dxa"/>
+              <w:left w:w="60" w:type="dxa"/>
+              <w:right w:w="60" w:type="dxa"/>
+            </w:tcMar>
+          </w:tcPr>
+          <w:p>
+            <w:pPr>
+              <w:jc w:val="right"/>
+            </w:pPr>
+            <w:r>
+              <w:rPr>
+                <w:rFonts w:ascii="Times New Roman" w:hAnsi="Times New Roman"/>
+                <w:sz w:val="17"/>
+              </w:rPr>
+              <w:t>15030.0</w:t>
+            </w:r>
+          </w:p>
+        </w:tc>
+      </w:tr>
+      <w:tr>
+        <w:tc>
+          <w:tcPr>
+            <w:tcW w:type="dxa" w:w="1176"/>
+            <w:shd w:fill="F4F7FB"/>
+            <w:tcMar>
+              <w:top w:w="40" w:type="dxa"/>
+              <w:bottom w:w="40" w:type="dxa"/>
+              <w:left w:w="60" w:type="dxa"/>
+              <w:right w:w="60" w:type="dxa"/>
+            </w:tcMar>
+          </w:tcPr>
+          <w:p>
+            <w:r>
+              <w:rPr>
+                <w:rFonts w:ascii="Times New Roman" w:hAnsi="Times New Roman"/>
+                <w:sz w:val="17"/>
+              </w:rPr>
+              <w:t>rosenbrock</w:t>
+            </w:r>
+          </w:p>
+        </w:tc>
+        <w:tc>
+          <w:tcPr>
+            <w:tcW w:type="dxa" w:w="1176"/>
+            <w:shd w:fill="F4F7FB"/>
+            <w:tcMar>
+              <w:top w:w="40" w:type="dxa"/>
+              <w:bottom w:w="40" w:type="dxa"/>
+              <w:left w:w="60" w:type="dxa"/>
+              <w:right w:w="60" w:type="dxa"/>
+            </w:tcMar>
+          </w:tcPr>
+          <w:p>
+            <w:pPr>
+              <w:jc w:val="center"/>
+            </w:pPr>
+            <w:r>
+              <w:rPr>
+                <w:rFonts w:ascii="Times New Roman" w:hAnsi="Times New Roman"/>
+                <w:sz w:val="17"/>
+              </w:rPr>
+              <w:t>30</w:t>
+            </w:r>
+          </w:p>
+        </w:tc>
+        <w:tc>
+          <w:tcPr>
+            <w:tcW w:type="dxa" w:w="1176"/>
+            <w:shd w:fill="F4F7FB"/>
+            <w:tcMar>
+              <w:top w:w="40" w:type="dxa"/>
+              <w:bottom w:w="40" w:type="dxa"/>
+              <w:left w:w="60" w:type="dxa"/>
+              <w:right w:w="60" w:type="dxa"/>
+            </w:tcMar>
+          </w:tcPr>
+          <w:p>
+            <w:pPr>
+              <w:jc w:val="center"/>
+            </w:pPr>
+            <w:r>
+              <w:rPr>
+                <w:rFonts w:ascii="Times New Roman" w:hAnsi="Times New Roman"/>
+                <w:sz w:val="17"/>
+              </w:rPr>
+              <w:t>IDBO</w:t>
+            </w:r>
+          </w:p>
+        </w:tc>
+        <w:tc>
+          <w:tcPr>
+            <w:tcW w:type="dxa" w:w="1176"/>
+            <w:shd w:fill="F4F7FB"/>
+            <w:tcMar>
+              <w:top w:w="40" w:type="dxa"/>
+              <w:bottom w:w="40" w:type="dxa"/>
+              <w:left w:w="60" w:type="dxa"/>
+              <w:right w:w="60" w:type="dxa"/>
+            </w:tcMar>
+          </w:tcPr>
+          <w:p>
+            <w:pPr>
+              <w:jc w:val="right"/>
+            </w:pPr>
+            <w:r>
+              <w:rPr>
+                <w:rFonts w:ascii="Times New Roman" w:hAnsi="Times New Roman"/>
+                <w:sz w:val="17"/>
+              </w:rPr>
+              <w:t>2.559e+01</w:t>
+            </w:r>
+          </w:p>
+        </w:tc>
+        <w:tc>
+          <w:tcPr>
+            <w:tcW w:type="dxa" w:w="1176"/>
+            <w:shd w:fill="F4F7FB"/>
+            <w:tcMar>
+              <w:top w:w="40" w:type="dxa"/>
+              <w:bottom w:w="40" w:type="dxa"/>
+              <w:left w:w="60" w:type="dxa"/>
+              <w:right w:w="60" w:type="dxa"/>
+            </w:tcMar>
+          </w:tcPr>
+          <w:p>
+            <w:pPr>
+              <w:jc w:val="right"/>
+            </w:pPr>
+            <w:r>
+              <w:rPr>
+                <w:rFonts w:ascii="Times New Roman" w:hAnsi="Times New Roman"/>
+                <w:sz w:val="17"/>
+              </w:rPr>
+              <w:t>2.623e+01</w:t>
+            </w:r>
+          </w:p>
+        </w:tc>
+        <w:tc>
+          <w:tcPr>
+            <w:tcW w:type="dxa" w:w="1176"/>
+            <w:shd w:fill="F4F7FB"/>
+            <w:tcMar>
+              <w:top w:w="40" w:type="dxa"/>
+              <w:bottom w:w="40" w:type="dxa"/>
+              <w:left w:w="60" w:type="dxa"/>
+              <w:right w:w="60" w:type="dxa"/>
+            </w:tcMar>
+          </w:tcPr>
+          <w:p>
+            <w:pPr>
+              <w:jc w:val="right"/>
+            </w:pPr>
+            <w:r>
+              <w:rPr>
+                <w:rFonts w:ascii="Times New Roman" w:hAnsi="Times New Roman"/>
+                <w:sz w:val="17"/>
+              </w:rPr>
+              <w:t>2.565e-01</w:t>
+            </w:r>
+          </w:p>
+        </w:tc>
+        <w:tc>
+          <w:tcPr>
+            <w:tcW w:type="dxa" w:w="1176"/>
+            <w:shd w:fill="F4F7FB"/>
+            <w:tcMar>
+              <w:top w:w="40" w:type="dxa"/>
+              <w:bottom w:w="40" w:type="dxa"/>
+              <w:left w:w="60" w:type="dxa"/>
+              <w:right w:w="60" w:type="dxa"/>
+            </w:tcMar>
+          </w:tcPr>
+          <w:p>
+            <w:pPr>
+              <w:jc w:val="right"/>
+            </w:pPr>
+            <w:r>
+              <w:rPr>
+                <w:rFonts w:ascii="Times New Roman" w:hAnsi="Times New Roman"/>
+                <w:sz w:val="17"/>
+              </w:rPr>
+              <w:t>2.671e+01</w:t>
+            </w:r>
+          </w:p>
+        </w:tc>
+        <w:tc>
+          <w:tcPr>
+            <w:tcW w:type="dxa" w:w="1176"/>
+            <w:shd w:fill="F4F7FB"/>
+            <w:tcMar>
+              <w:top w:w="40" w:type="dxa"/>
+              <w:bottom w:w="40" w:type="dxa"/>
+              <w:left w:w="60" w:type="dxa"/>
+              <w:right w:w="60" w:type="dxa"/>
+            </w:tcMar>
+          </w:tcPr>
+          <w:p>
+            <w:pPr>
+              <w:jc w:val="right"/>
+            </w:pPr>
+            <w:r>
+              <w:rPr>
+                <w:rFonts w:ascii="Times New Roman" w:hAnsi="Times New Roman"/>
+                <w:sz w:val="17"/>
+              </w:rPr>
+              <w:t>15030.6</w:t>
+            </w:r>
+          </w:p>
+        </w:tc>
+      </w:tr>
+      <w:tr>
+        <w:tc>
+          <w:tcPr>
+            <w:tcW w:type="dxa" w:w="1176"/>
+            <w:shd w:fill="FFFFFF"/>
+            <w:tcMar>
+              <w:top w:w="40" w:type="dxa"/>
+              <w:bottom w:w="40" w:type="dxa"/>
+              <w:left w:w="60" w:type="dxa"/>
+              <w:right w:w="60" w:type="dxa"/>
+            </w:tcMar>
+          </w:tcPr>
+          <w:p>
+            <w:r>
+              <w:rPr>
+                <w:rFonts w:ascii="Times New Roman" w:hAnsi="Times New Roman"/>
+                <w:sz w:val="17"/>
+              </w:rPr>
+              <w:t>rosenbrock</w:t>
+            </w:r>
+          </w:p>
+        </w:tc>
+        <w:tc>
+          <w:tcPr>
+            <w:tcW w:type="dxa" w:w="1176"/>
+            <w:shd w:fill="FFFFFF"/>
+            <w:tcMar>
+              <w:top w:w="40" w:type="dxa"/>
+              <w:bottom w:w="40" w:type="dxa"/>
+              <w:left w:w="60" w:type="dxa"/>
+              <w:right w:w="60" w:type="dxa"/>
+            </w:tcMar>
+          </w:tcPr>
+          <w:p>
+            <w:pPr>
+              <w:jc w:val="center"/>
+            </w:pPr>
+            <w:r>
+              <w:rPr>
+                <w:rFonts w:ascii="Times New Roman" w:hAnsi="Times New Roman"/>
+                <w:sz w:val="17"/>
+              </w:rPr>
+              <w:t>50</w:t>
+            </w:r>
+          </w:p>
+        </w:tc>
+        <w:tc>
+          <w:tcPr>
+            <w:tcW w:type="dxa" w:w="1176"/>
+            <w:shd w:fill="FFFFFF"/>
+            <w:tcMar>
+              <w:top w:w="40" w:type="dxa"/>
+              <w:bottom w:w="40" w:type="dxa"/>
+              <w:left w:w="60" w:type="dxa"/>
+              <w:right w:w="60" w:type="dxa"/>
+            </w:tcMar>
+          </w:tcPr>
+          <w:p>
+            <w:pPr>
+              <w:jc w:val="center"/>
+            </w:pPr>
+            <w:r>
+              <w:rPr>
+                <w:rFonts w:ascii="Times New Roman" w:hAnsi="Times New Roman"/>
+                <w:sz w:val="17"/>
+              </w:rPr>
+              <w:t>DBO</w:t>
+            </w:r>
+          </w:p>
+        </w:tc>
+        <w:tc>
+          <w:tcPr>
+            <w:tcW w:type="dxa" w:w="1176"/>
+            <w:shd w:fill="FFFFFF"/>
+            <w:tcMar>
+              <w:top w:w="40" w:type="dxa"/>
+              <w:bottom w:w="40" w:type="dxa"/>
+              <w:left w:w="60" w:type="dxa"/>
+              <w:right w:w="60" w:type="dxa"/>
+            </w:tcMar>
+          </w:tcPr>
+          <w:p>
+            <w:pPr>
+              <w:jc w:val="right"/>
+            </w:pPr>
+            <w:r>
+              <w:rPr>
+                <w:rFonts w:ascii="Times New Roman" w:hAnsi="Times New Roman"/>
+                <w:sz w:val="17"/>
+              </w:rPr>
+              <w:t>4.587e+01</w:t>
+            </w:r>
+          </w:p>
+        </w:tc>
+        <w:tc>
+          <w:tcPr>
+            <w:tcW w:type="dxa" w:w="1176"/>
+            <w:shd w:fill="FFFFFF"/>
+            <w:tcMar>
+              <w:top w:w="40" w:type="dxa"/>
+              <w:bottom w:w="40" w:type="dxa"/>
+              <w:left w:w="60" w:type="dxa"/>
+              <w:right w:w="60" w:type="dxa"/>
+            </w:tcMar>
+          </w:tcPr>
+          <w:p>
+            <w:pPr>
+              <w:jc w:val="right"/>
+            </w:pPr>
+            <w:r>
+              <w:rPr>
+                <w:rFonts w:ascii="Times New Roman" w:hAnsi="Times New Roman"/>
+                <w:sz w:val="17"/>
+              </w:rPr>
+              <w:t>4.665e+01</w:t>
+            </w:r>
+          </w:p>
+        </w:tc>
+        <w:tc>
+          <w:tcPr>
+            <w:tcW w:type="dxa" w:w="1176"/>
+            <w:shd w:fill="FFFFFF"/>
+            <w:tcMar>
+              <w:top w:w="40" w:type="dxa"/>
+              <w:bottom w:w="40" w:type="dxa"/>
+              <w:left w:w="60" w:type="dxa"/>
+              <w:right w:w="60" w:type="dxa"/>
+            </w:tcMar>
+          </w:tcPr>
+          <w:p>
+            <w:pPr>
+              <w:jc w:val="right"/>
+            </w:pPr>
+            <w:r>
+              <w:rPr>
+                <w:rFonts w:ascii="Times New Roman" w:hAnsi="Times New Roman"/>
+                <w:sz w:val="17"/>
+              </w:rPr>
+              <w:t>5.165e-01</w:t>
+            </w:r>
+          </w:p>
+        </w:tc>
+        <w:tc>
+          <w:tcPr>
+            <w:tcW w:type="dxa" w:w="1176"/>
+            <w:shd w:fill="FFFFFF"/>
+            <w:tcMar>
+              <w:top w:w="40" w:type="dxa"/>
+              <w:bottom w:w="40" w:type="dxa"/>
+              <w:left w:w="60" w:type="dxa"/>
+              <w:right w:w="60" w:type="dxa"/>
+            </w:tcMar>
+          </w:tcPr>
+          <w:p>
+            <w:pPr>
+              <w:jc w:val="right"/>
+            </w:pPr>
+            <w:r>
+              <w:rPr>
+                <w:rFonts w:ascii="Times New Roman" w:hAnsi="Times New Roman"/>
+                <w:sz w:val="17"/>
+              </w:rPr>
+              <w:t>4.852e+01</w:t>
+            </w:r>
+          </w:p>
+        </w:tc>
+        <w:tc>
+          <w:tcPr>
+            <w:tcW w:type="dxa" w:w="1176"/>
+            <w:shd w:fill="FFFFFF"/>
+            <w:tcMar>
+              <w:top w:w="40" w:type="dxa"/>
+              <w:bottom w:w="40" w:type="dxa"/>
+              <w:left w:w="60" w:type="dxa"/>
+              <w:right w:w="60" w:type="dxa"/>
+            </w:tcMar>
+          </w:tcPr>
+          <w:p>
+            <w:pPr>
+              <w:jc w:val="right"/>
+            </w:pPr>
+            <w:r>
+              <w:rPr>
+                <w:rFonts w:ascii="Times New Roman" w:hAnsi="Times New Roman"/>
+                <w:sz w:val="17"/>
+              </w:rPr>
+              <w:t>15030.0</w:t>
+            </w:r>
+          </w:p>
+        </w:tc>
+      </w:tr>
+      <w:tr>
+        <w:tc>
+          <w:tcPr>
+            <w:tcW w:type="dxa" w:w="1176"/>
+            <w:shd w:fill="F4F7FB"/>
+            <w:tcMar>
+              <w:top w:w="40" w:type="dxa"/>
+              <w:bottom w:w="40" w:type="dxa"/>
+              <w:left w:w="60" w:type="dxa"/>
+              <w:right w:w="60" w:type="dxa"/>
+            </w:tcMar>
+          </w:tcPr>
+          <w:p>
+            <w:r>
+              <w:rPr>
+                <w:rFonts w:ascii="Times New Roman" w:hAnsi="Times New Roman"/>
+                <w:sz w:val="17"/>
+              </w:rPr>
+              <w:t>rosenbrock</w:t>
+            </w:r>
+          </w:p>
+        </w:tc>
+        <w:tc>
+          <w:tcPr>
+            <w:tcW w:type="dxa" w:w="1176"/>
+            <w:shd w:fill="F4F7FB"/>
+            <w:tcMar>
+              <w:top w:w="40" w:type="dxa"/>
+              <w:bottom w:w="40" w:type="dxa"/>
+              <w:left w:w="60" w:type="dxa"/>
+              <w:right w:w="60" w:type="dxa"/>
+            </w:tcMar>
+          </w:tcPr>
+          <w:p>
+            <w:pPr>
+              <w:jc w:val="center"/>
+            </w:pPr>
+            <w:r>
+              <w:rPr>
+                <w:rFonts w:ascii="Times New Roman" w:hAnsi="Times New Roman"/>
+                <w:sz w:val="17"/>
+              </w:rPr>
+              <w:t>50</w:t>
+            </w:r>
+          </w:p>
+        </w:tc>
+        <w:tc>
+          <w:tcPr>
+            <w:tcW w:type="dxa" w:w="1176"/>
+            <w:shd w:fill="F4F7FB"/>
+            <w:tcMar>
+              <w:top w:w="40" w:type="dxa"/>
+              <w:bottom w:w="40" w:type="dxa"/>
+              <w:left w:w="60" w:type="dxa"/>
+              <w:right w:w="60" w:type="dxa"/>
+            </w:tcMar>
+          </w:tcPr>
+          <w:p>
+            <w:pPr>
+              <w:jc w:val="center"/>
+            </w:pPr>
+            <w:r>
+              <w:rPr>
+                <w:rFonts w:ascii="Times New Roman" w:hAnsi="Times New Roman"/>
+                <w:sz w:val="17"/>
+              </w:rPr>
+              <w:t>IDBO</w:t>
+            </w:r>
+          </w:p>
+        </w:tc>
+        <w:tc>
+          <w:tcPr>
+            <w:tcW w:type="dxa" w:w="1176"/>
+            <w:shd w:fill="F4F7FB"/>
+            <w:tcMar>
+              <w:top w:w="40" w:type="dxa"/>
+              <w:bottom w:w="40" w:type="dxa"/>
+              <w:left w:w="60" w:type="dxa"/>
+              <w:right w:w="60" w:type="dxa"/>
+            </w:tcMar>
+          </w:tcPr>
+          <w:p>
+            <w:pPr>
+              <w:jc w:val="right"/>
+            </w:pPr>
+            <w:r>
+              <w:rPr>
+                <w:rFonts w:ascii="Times New Roman" w:hAnsi="Times New Roman"/>
+                <w:sz w:val="17"/>
+              </w:rPr>
+              <w:t>4.587e+01</w:t>
+            </w:r>
+          </w:p>
+        </w:tc>
+        <w:tc>
+          <w:tcPr>
+            <w:tcW w:type="dxa" w:w="1176"/>
+            <w:shd w:fill="F4F7FB"/>
+            <w:tcMar>
+              <w:top w:w="40" w:type="dxa"/>
+              <w:bottom w:w="40" w:type="dxa"/>
+              <w:left w:w="60" w:type="dxa"/>
+              <w:right w:w="60" w:type="dxa"/>
+            </w:tcMar>
+          </w:tcPr>
+          <w:p>
+            <w:pPr>
+              <w:jc w:val="right"/>
+            </w:pPr>
+            <w:r>
+              <w:rPr>
+                <w:rFonts w:ascii="Times New Roman" w:hAnsi="Times New Roman"/>
+                <w:sz w:val="17"/>
+              </w:rPr>
+              <w:t>4.665e+01</w:t>
+            </w:r>
+          </w:p>
+        </w:tc>
+        <w:tc>
+          <w:tcPr>
+            <w:tcW w:type="dxa" w:w="1176"/>
+            <w:shd w:fill="F4F7FB"/>
+            <w:tcMar>
+              <w:top w:w="40" w:type="dxa"/>
+              <w:bottom w:w="40" w:type="dxa"/>
+              <w:left w:w="60" w:type="dxa"/>
+              <w:right w:w="60" w:type="dxa"/>
+            </w:tcMar>
+          </w:tcPr>
+          <w:p>
+            <w:pPr>
+              <w:jc w:val="right"/>
+            </w:pPr>
+            <w:r>
+              <w:rPr>
+                <w:rFonts w:ascii="Times New Roman" w:hAnsi="Times New Roman"/>
+                <w:sz w:val="17"/>
+              </w:rPr>
+              <w:t>5.163e-01</w:t>
+            </w:r>
+          </w:p>
+        </w:tc>
+        <w:tc>
+          <w:tcPr>
+            <w:tcW w:type="dxa" w:w="1176"/>
+            <w:shd w:fill="F4F7FB"/>
+            <w:tcMar>
+              <w:top w:w="40" w:type="dxa"/>
+              <w:bottom w:w="40" w:type="dxa"/>
+              <w:left w:w="60" w:type="dxa"/>
+              <w:right w:w="60" w:type="dxa"/>
+            </w:tcMar>
+          </w:tcPr>
+          <w:p>
+            <w:pPr>
+              <w:jc w:val="right"/>
+            </w:pPr>
+            <w:r>
+              <w:rPr>
+                <w:rFonts w:ascii="Times New Roman" w:hAnsi="Times New Roman"/>
+                <w:sz w:val="17"/>
+              </w:rPr>
+              <w:t>4.852e+01</w:t>
+            </w:r>
+          </w:p>
+        </w:tc>
+        <w:tc>
+          <w:tcPr>
+            <w:tcW w:type="dxa" w:w="1176"/>
+            <w:shd w:fill="F4F7FB"/>
+            <w:tcMar>
+              <w:top w:w="40" w:type="dxa"/>
+              <w:bottom w:w="40" w:type="dxa"/>
+              <w:left w:w="60" w:type="dxa"/>
+              <w:right w:w="60" w:type="dxa"/>
+            </w:tcMar>
+          </w:tcPr>
+          <w:p>
+            <w:pPr>
+              <w:jc w:val="right"/>
+            </w:pPr>
+            <w:r>
+              <w:rPr>
+                <w:rFonts w:ascii="Times New Roman" w:hAnsi="Times New Roman"/>
+                <w:sz w:val="17"/>
+              </w:rPr>
+              <w:t>15030.4</w:t>
+            </w:r>
+          </w:p>
+        </w:tc>
+      </w:tr>
+      <w:tr>
+        <w:tc>
+          <w:tcPr>
+            <w:tcW w:type="dxa" w:w="1176"/>
+            <w:shd w:fill="FFFFFF"/>
+            <w:tcMar>
+              <w:top w:w="40" w:type="dxa"/>
+              <w:bottom w:w="40" w:type="dxa"/>
+              <w:left w:w="60" w:type="dxa"/>
+              <w:right w:w="60" w:type="dxa"/>
+            </w:tcMar>
+          </w:tcPr>
+          <w:p>
+            <w:r>
+              <w:rPr>
+                <w:rFonts w:ascii="Times New Roman" w:hAnsi="Times New Roman"/>
+                <w:sz w:val="17"/>
+              </w:rPr>
+              <w:t>schwefel_2_22</w:t>
+            </w:r>
+          </w:p>
+        </w:tc>
+        <w:tc>
+          <w:tcPr>
+            <w:tcW w:type="dxa" w:w="1176"/>
+            <w:shd w:fill="FFFFFF"/>
+            <w:tcMar>
+              <w:top w:w="40" w:type="dxa"/>
+              <w:bottom w:w="40" w:type="dxa"/>
+              <w:left w:w="60" w:type="dxa"/>
+              <w:right w:w="60" w:type="dxa"/>
+            </w:tcMar>
+          </w:tcPr>
+          <w:p>
+            <w:pPr>
+              <w:jc w:val="center"/>
+            </w:pPr>
+            <w:r>
+              <w:rPr>
+                <w:rFonts w:ascii="Times New Roman" w:hAnsi="Times New Roman"/>
+                <w:sz w:val="17"/>
+              </w:rPr>
+              <w:t>10</w:t>
+            </w:r>
+          </w:p>
+        </w:tc>
+        <w:tc>
+          <w:tcPr>
+            <w:tcW w:type="dxa" w:w="1176"/>
+            <w:shd w:fill="FFFFFF"/>
+            <w:tcMar>
+              <w:top w:w="40" w:type="dxa"/>
+              <w:bottom w:w="40" w:type="dxa"/>
+              <w:left w:w="60" w:type="dxa"/>
+              <w:right w:w="60" w:type="dxa"/>
+            </w:tcMar>
+          </w:tcPr>
+          <w:p>
+            <w:pPr>
+              <w:jc w:val="center"/>
+            </w:pPr>
+            <w:r>
+              <w:rPr>
+                <w:rFonts w:ascii="Times New Roman" w:hAnsi="Times New Roman"/>
+                <w:sz w:val="17"/>
+              </w:rPr>
+              <w:t>DBO</w:t>
+            </w:r>
+          </w:p>
+        </w:tc>
+        <w:tc>
+          <w:tcPr>
+            <w:tcW w:type="dxa" w:w="1176"/>
+            <w:shd w:fill="FFFFFF"/>
+            <w:tcMar>
+              <w:top w:w="40" w:type="dxa"/>
+              <w:bottom w:w="40" w:type="dxa"/>
+              <w:left w:w="60" w:type="dxa"/>
+              <w:right w:w="60" w:type="dxa"/>
+            </w:tcMar>
+          </w:tcPr>
+          <w:p>
+            <w:pPr>
+              <w:jc w:val="right"/>
+            </w:pPr>
+            <w:r>
+              <w:rPr>
+                <w:rFonts w:ascii="Times New Roman" w:hAnsi="Times New Roman"/>
+                <w:sz w:val="17"/>
+              </w:rPr>
+              <w:t>2.458e-106</w:t>
+            </w:r>
+          </w:p>
+        </w:tc>
+        <w:tc>
+          <w:tcPr>
+            <w:tcW w:type="dxa" w:w="1176"/>
+            <w:shd w:fill="FFFFFF"/>
+            <w:tcMar>
+              <w:top w:w="40" w:type="dxa"/>
+              <w:bottom w:w="40" w:type="dxa"/>
+              <w:left w:w="60" w:type="dxa"/>
+              <w:right w:w="60" w:type="dxa"/>
+            </w:tcMar>
+          </w:tcPr>
+          <w:p>
+            <w:pPr>
+              <w:jc w:val="right"/>
+            </w:pPr>
+            <w:r>
+              <w:rPr>
+                <w:rFonts w:ascii="Times New Roman" w:hAnsi="Times New Roman"/>
+                <w:sz w:val="17"/>
+              </w:rPr>
+              <w:t>6.703e-82</w:t>
+            </w:r>
+          </w:p>
+        </w:tc>
+        <w:tc>
+          <w:tcPr>
+            <w:tcW w:type="dxa" w:w="1176"/>
+            <w:shd w:fill="FFFFFF"/>
+            <w:tcMar>
+              <w:top w:w="40" w:type="dxa"/>
+              <w:bottom w:w="40" w:type="dxa"/>
+              <w:left w:w="60" w:type="dxa"/>
+              <w:right w:w="60" w:type="dxa"/>
+            </w:tcMar>
+          </w:tcPr>
+          <w:p>
+            <w:pPr>
+              <w:jc w:val="right"/>
+            </w:pPr>
+            <w:r>
+              <w:rPr>
+                <w:rFonts w:ascii="Times New Roman" w:hAnsi="Times New Roman"/>
+                <w:sz w:val="17"/>
+              </w:rPr>
+              <w:t>3.609e-81</w:t>
+            </w:r>
+          </w:p>
+        </w:tc>
+        <w:tc>
+          <w:tcPr>
+            <w:tcW w:type="dxa" w:w="1176"/>
+            <w:shd w:fill="FFFFFF"/>
+            <w:tcMar>
+              <w:top w:w="40" w:type="dxa"/>
+              <w:bottom w:w="40" w:type="dxa"/>
+              <w:left w:w="60" w:type="dxa"/>
+              <w:right w:w="60" w:type="dxa"/>
+            </w:tcMar>
+          </w:tcPr>
+          <w:p>
+            <w:pPr>
+              <w:jc w:val="right"/>
+            </w:pPr>
+            <w:r>
+              <w:rPr>
+                <w:rFonts w:ascii="Times New Roman" w:hAnsi="Times New Roman"/>
+                <w:sz w:val="17"/>
+              </w:rPr>
+              <w:t>2.011e-80</w:t>
+            </w:r>
+          </w:p>
+        </w:tc>
+        <w:tc>
+          <w:tcPr>
+            <w:tcW w:type="dxa" w:w="1176"/>
+            <w:shd w:fill="FFFFFF"/>
+            <w:tcMar>
+              <w:top w:w="40" w:type="dxa"/>
+              <w:bottom w:w="40" w:type="dxa"/>
+              <w:left w:w="60" w:type="dxa"/>
+              <w:right w:w="60" w:type="dxa"/>
+            </w:tcMar>
+          </w:tcPr>
+          <w:p>
+            <w:pPr>
+              <w:jc w:val="right"/>
+            </w:pPr>
+            <w:r>
+              <w:rPr>
+                <w:rFonts w:ascii="Times New Roman" w:hAnsi="Times New Roman"/>
+                <w:sz w:val="17"/>
+              </w:rPr>
+              <w:t>15030.0</w:t>
+            </w:r>
+          </w:p>
+        </w:tc>
+      </w:tr>
+      <w:tr>
+        <w:tc>
+          <w:tcPr>
+            <w:tcW w:type="dxa" w:w="1176"/>
+            <w:shd w:fill="F4F7FB"/>
+            <w:tcMar>
+              <w:top w:w="40" w:type="dxa"/>
+              <w:bottom w:w="40" w:type="dxa"/>
+              <w:left w:w="60" w:type="dxa"/>
+              <w:right w:w="60" w:type="dxa"/>
+            </w:tcMar>
+          </w:tcPr>
+          <w:p>
+            <w:r>
+              <w:rPr>
+                <w:rFonts w:ascii="Times New Roman" w:hAnsi="Times New Roman"/>
+                <w:sz w:val="17"/>
+              </w:rPr>
+              <w:t>schwefel_2_22</w:t>
+            </w:r>
+          </w:p>
+        </w:tc>
+        <w:tc>
+          <w:tcPr>
+            <w:tcW w:type="dxa" w:w="1176"/>
+            <w:shd w:fill="F4F7FB"/>
+            <w:tcMar>
+              <w:top w:w="40" w:type="dxa"/>
+              <w:bottom w:w="40" w:type="dxa"/>
+              <w:left w:w="60" w:type="dxa"/>
+              <w:right w:w="60" w:type="dxa"/>
+            </w:tcMar>
+          </w:tcPr>
+          <w:p>
+            <w:pPr>
+              <w:jc w:val="center"/>
+            </w:pPr>
+            <w:r>
+              <w:rPr>
+                <w:rFonts w:ascii="Times New Roman" w:hAnsi="Times New Roman"/>
+                <w:sz w:val="17"/>
+              </w:rPr>
+              <w:t>10</w:t>
+            </w:r>
+          </w:p>
+        </w:tc>
+        <w:tc>
+          <w:tcPr>
+            <w:tcW w:type="dxa" w:w="1176"/>
+            <w:shd w:fill="F4F7FB"/>
+            <w:tcMar>
+              <w:top w:w="40" w:type="dxa"/>
+              <w:bottom w:w="40" w:type="dxa"/>
+              <w:left w:w="60" w:type="dxa"/>
+              <w:right w:w="60" w:type="dxa"/>
+            </w:tcMar>
+          </w:tcPr>
+          <w:p>
+            <w:pPr>
+              <w:jc w:val="center"/>
+            </w:pPr>
+            <w:r>
+              <w:rPr>
+                <w:rFonts w:ascii="Times New Roman" w:hAnsi="Times New Roman"/>
+                <w:sz w:val="17"/>
+              </w:rPr>
+              <w:t>IDBO</w:t>
+            </w:r>
+          </w:p>
+        </w:tc>
+        <w:tc>
+          <w:tcPr>
+            <w:tcW w:type="dxa" w:w="1176"/>
+            <w:shd w:fill="F4F7FB"/>
+            <w:tcMar>
+              <w:top w:w="40" w:type="dxa"/>
+              <w:bottom w:w="40" w:type="dxa"/>
+              <w:left w:w="60" w:type="dxa"/>
+              <w:right w:w="60" w:type="dxa"/>
+            </w:tcMar>
+          </w:tcPr>
+          <w:p>
+            <w:pPr>
+              <w:jc w:val="right"/>
+            </w:pPr>
+            <w:r>
+              <w:rPr>
+                <w:rFonts w:ascii="Times New Roman" w:hAnsi="Times New Roman"/>
+                <w:sz w:val="17"/>
+              </w:rPr>
+              <w:t>2.458e-106</w:t>
+            </w:r>
+          </w:p>
+        </w:tc>
+        <w:tc>
+          <w:tcPr>
+            <w:tcW w:type="dxa" w:w="1176"/>
+            <w:shd w:fill="F4F7FB"/>
+            <w:tcMar>
+              <w:top w:w="40" w:type="dxa"/>
+              <w:bottom w:w="40" w:type="dxa"/>
+              <w:left w:w="60" w:type="dxa"/>
+              <w:right w:w="60" w:type="dxa"/>
+            </w:tcMar>
+          </w:tcPr>
+          <w:p>
+            <w:pPr>
+              <w:jc w:val="right"/>
+            </w:pPr>
+            <w:r>
+              <w:rPr>
+                <w:rFonts w:ascii="Times New Roman" w:hAnsi="Times New Roman"/>
+                <w:sz w:val="17"/>
+              </w:rPr>
+              <w:t>6.703e-82</w:t>
+            </w:r>
+          </w:p>
+        </w:tc>
+        <w:tc>
+          <w:tcPr>
+            <w:tcW w:type="dxa" w:w="1176"/>
+            <w:shd w:fill="F4F7FB"/>
+            <w:tcMar>
+              <w:top w:w="40" w:type="dxa"/>
+              <w:bottom w:w="40" w:type="dxa"/>
+              <w:left w:w="60" w:type="dxa"/>
+              <w:right w:w="60" w:type="dxa"/>
+            </w:tcMar>
+          </w:tcPr>
+          <w:p>
+            <w:pPr>
+              <w:jc w:val="right"/>
+            </w:pPr>
+            <w:r>
+              <w:rPr>
+                <w:rFonts w:ascii="Times New Roman" w:hAnsi="Times New Roman"/>
+                <w:sz w:val="17"/>
+              </w:rPr>
+              <w:t>3.609e-81</w:t>
+            </w:r>
+          </w:p>
+        </w:tc>
+        <w:tc>
+          <w:tcPr>
+            <w:tcW w:type="dxa" w:w="1176"/>
+            <w:shd w:fill="F4F7FB"/>
+            <w:tcMar>
+              <w:top w:w="40" w:type="dxa"/>
+              <w:bottom w:w="40" w:type="dxa"/>
+              <w:left w:w="60" w:type="dxa"/>
+              <w:right w:w="60" w:type="dxa"/>
+            </w:tcMar>
+          </w:tcPr>
+          <w:p>
+            <w:pPr>
+              <w:jc w:val="right"/>
+            </w:pPr>
+            <w:r>
+              <w:rPr>
+                <w:rFonts w:ascii="Times New Roman" w:hAnsi="Times New Roman"/>
+                <w:sz w:val="17"/>
+              </w:rPr>
+              <w:t>2.011e-80</w:t>
+            </w:r>
+          </w:p>
+        </w:tc>
+        <w:tc>
+          <w:tcPr>
+            <w:tcW w:type="dxa" w:w="1176"/>
+            <w:shd w:fill="F4F7FB"/>
+            <w:tcMar>
+              <w:top w:w="40" w:type="dxa"/>
+              <w:bottom w:w="40" w:type="dxa"/>
+              <w:left w:w="60" w:type="dxa"/>
+              <w:right w:w="60" w:type="dxa"/>
+            </w:tcMar>
+          </w:tcPr>
+          <w:p>
+            <w:pPr>
+              <w:jc w:val="right"/>
+            </w:pPr>
+            <w:r>
+              <w:rPr>
+                <w:rFonts w:ascii="Times New Roman" w:hAnsi="Times New Roman"/>
+                <w:sz w:val="17"/>
+              </w:rPr>
+              <w:t>15031.6</w:t>
+            </w:r>
+          </w:p>
+        </w:tc>
+      </w:tr>
+      <w:tr>
+        <w:tc>
+          <w:tcPr>
+            <w:tcW w:type="dxa" w:w="1176"/>
+            <w:shd w:fill="FFFFFF"/>
+            <w:tcMar>
+              <w:top w:w="40" w:type="dxa"/>
+              <w:bottom w:w="40" w:type="dxa"/>
+              <w:left w:w="60" w:type="dxa"/>
+              <w:right w:w="60" w:type="dxa"/>
+            </w:tcMar>
+          </w:tcPr>
+          <w:p>
+            <w:r>
+              <w:rPr>
+                <w:rFonts w:ascii="Times New Roman" w:hAnsi="Times New Roman"/>
+                <w:sz w:val="17"/>
+              </w:rPr>
+              <w:t>schwefel_2_22</w:t>
+            </w:r>
+          </w:p>
+        </w:tc>
+        <w:tc>
+          <w:tcPr>
+            <w:tcW w:type="dxa" w:w="1176"/>
+            <w:shd w:fill="FFFFFF"/>
+            <w:tcMar>
+              <w:top w:w="40" w:type="dxa"/>
+              <w:bottom w:w="40" w:type="dxa"/>
+              <w:left w:w="60" w:type="dxa"/>
+              <w:right w:w="60" w:type="dxa"/>
+            </w:tcMar>
+          </w:tcPr>
+          <w:p>
+            <w:pPr>
+              <w:jc w:val="center"/>
+            </w:pPr>
+            <w:r>
+              <w:rPr>
+                <w:rFonts w:ascii="Times New Roman" w:hAnsi="Times New Roman"/>
+                <w:sz w:val="17"/>
+              </w:rPr>
+              <w:t>30</w:t>
+            </w:r>
+          </w:p>
+        </w:tc>
+        <w:tc>
+          <w:tcPr>
+            <w:tcW w:type="dxa" w:w="1176"/>
+            <w:shd w:fill="FFFFFF"/>
+            <w:tcMar>
+              <w:top w:w="40" w:type="dxa"/>
+              <w:bottom w:w="40" w:type="dxa"/>
+              <w:left w:w="60" w:type="dxa"/>
+              <w:right w:w="60" w:type="dxa"/>
+            </w:tcMar>
+          </w:tcPr>
+          <w:p>
+            <w:pPr>
+              <w:jc w:val="center"/>
+            </w:pPr>
+            <w:r>
+              <w:rPr>
+                <w:rFonts w:ascii="Times New Roman" w:hAnsi="Times New Roman"/>
+                <w:sz w:val="17"/>
+              </w:rPr>
+              <w:t>DBO</w:t>
+            </w:r>
+          </w:p>
+        </w:tc>
+        <w:tc>
+          <w:tcPr>
+            <w:tcW w:type="dxa" w:w="1176"/>
+            <w:shd w:fill="FFFFFF"/>
+            <w:tcMar>
+              <w:top w:w="40" w:type="dxa"/>
+              <w:bottom w:w="40" w:type="dxa"/>
+              <w:left w:w="60" w:type="dxa"/>
+              <w:right w:w="60" w:type="dxa"/>
+            </w:tcMar>
+          </w:tcPr>
+          <w:p>
+            <w:pPr>
+              <w:jc w:val="right"/>
+            </w:pPr>
+            <w:r>
+              <w:rPr>
+                <w:rFonts w:ascii="Times New Roman" w:hAnsi="Times New Roman"/>
+                <w:sz w:val="17"/>
+              </w:rPr>
+              <w:t>4.178e-103</w:t>
+            </w:r>
+          </w:p>
+        </w:tc>
+        <w:tc>
+          <w:tcPr>
+            <w:tcW w:type="dxa" w:w="1176"/>
+            <w:shd w:fill="FFFFFF"/>
+            <w:tcMar>
+              <w:top w:w="40" w:type="dxa"/>
+              <w:bottom w:w="40" w:type="dxa"/>
+              <w:left w:w="60" w:type="dxa"/>
+              <w:right w:w="60" w:type="dxa"/>
+            </w:tcMar>
+          </w:tcPr>
+          <w:p>
+            <w:pPr>
+              <w:jc w:val="right"/>
+            </w:pPr>
+            <w:r>
+              <w:rPr>
+                <w:rFonts w:ascii="Times New Roman" w:hAnsi="Times New Roman"/>
+                <w:sz w:val="17"/>
+              </w:rPr>
+              <w:t>3.604e-87</w:t>
+            </w:r>
+          </w:p>
+        </w:tc>
+        <w:tc>
+          <w:tcPr>
+            <w:tcW w:type="dxa" w:w="1176"/>
+            <w:shd w:fill="FFFFFF"/>
+            <w:tcMar>
+              <w:top w:w="40" w:type="dxa"/>
+              <w:bottom w:w="40" w:type="dxa"/>
+              <w:left w:w="60" w:type="dxa"/>
+              <w:right w:w="60" w:type="dxa"/>
+            </w:tcMar>
+          </w:tcPr>
+          <w:p>
+            <w:pPr>
+              <w:jc w:val="right"/>
+            </w:pPr>
+            <w:r>
+              <w:rPr>
+                <w:rFonts w:ascii="Times New Roman" w:hAnsi="Times New Roman"/>
+                <w:sz w:val="17"/>
+              </w:rPr>
+              <w:t>1.033e-86</w:t>
+            </w:r>
+          </w:p>
+        </w:tc>
+        <w:tc>
+          <w:tcPr>
+            <w:tcW w:type="dxa" w:w="1176"/>
+            <w:shd w:fill="FFFFFF"/>
+            <w:tcMar>
+              <w:top w:w="40" w:type="dxa"/>
+              <w:bottom w:w="40" w:type="dxa"/>
+              <w:left w:w="60" w:type="dxa"/>
+              <w:right w:w="60" w:type="dxa"/>
+            </w:tcMar>
+          </w:tcPr>
+          <w:p>
+            <w:pPr>
+              <w:jc w:val="right"/>
+            </w:pPr>
+            <w:r>
+              <w:rPr>
+                <w:rFonts w:ascii="Times New Roman" w:hAnsi="Times New Roman"/>
+                <w:sz w:val="17"/>
+              </w:rPr>
+              <w:t>4.063e-86</w:t>
+            </w:r>
+          </w:p>
+        </w:tc>
+        <w:tc>
+          <w:tcPr>
+            <w:tcW w:type="dxa" w:w="1176"/>
+            <w:shd w:fill="FFFFFF"/>
+            <w:tcMar>
+              <w:top w:w="40" w:type="dxa"/>
+              <w:bottom w:w="40" w:type="dxa"/>
+              <w:left w:w="60" w:type="dxa"/>
+              <w:right w:w="60" w:type="dxa"/>
+            </w:tcMar>
+          </w:tcPr>
+          <w:p>
+            <w:pPr>
+              <w:jc w:val="right"/>
+            </w:pPr>
+            <w:r>
+              <w:rPr>
+                <w:rFonts w:ascii="Times New Roman" w:hAnsi="Times New Roman"/>
+                <w:sz w:val="17"/>
+              </w:rPr>
+              <w:t>15030.0</w:t>
+            </w:r>
+          </w:p>
+        </w:tc>
+      </w:tr>
+      <w:tr>
+        <w:tc>
+          <w:tcPr>
+            <w:tcW w:type="dxa" w:w="1176"/>
+            <w:shd w:fill="F4F7FB"/>
+            <w:tcMar>
+              <w:top w:w="40" w:type="dxa"/>
+              <w:bottom w:w="40" w:type="dxa"/>
+              <w:left w:w="60" w:type="dxa"/>
+              <w:right w:w="60" w:type="dxa"/>
+            </w:tcMar>
+          </w:tcPr>
+          <w:p>
+            <w:r>
+              <w:rPr>
+                <w:rFonts w:ascii="Times New Roman" w:hAnsi="Times New Roman"/>
+                <w:sz w:val="17"/>
+              </w:rPr>
+              <w:t>schwefel_2_22</w:t>
+            </w:r>
+          </w:p>
+        </w:tc>
+        <w:tc>
+          <w:tcPr>
+            <w:tcW w:type="dxa" w:w="1176"/>
+            <w:shd w:fill="F4F7FB"/>
+            <w:tcMar>
+              <w:top w:w="40" w:type="dxa"/>
+              <w:bottom w:w="40" w:type="dxa"/>
+              <w:left w:w="60" w:type="dxa"/>
+              <w:right w:w="60" w:type="dxa"/>
+            </w:tcMar>
+          </w:tcPr>
+          <w:p>
+            <w:pPr>
+              <w:jc w:val="center"/>
+            </w:pPr>
+            <w:r>
+              <w:rPr>
+                <w:rFonts w:ascii="Times New Roman" w:hAnsi="Times New Roman"/>
+                <w:sz w:val="17"/>
+              </w:rPr>
+              <w:t>30</w:t>
+            </w:r>
+          </w:p>
+        </w:tc>
+        <w:tc>
+          <w:tcPr>
+            <w:tcW w:type="dxa" w:w="1176"/>
+            <w:shd w:fill="F4F7FB"/>
+            <w:tcMar>
+              <w:top w:w="40" w:type="dxa"/>
+              <w:bottom w:w="40" w:type="dxa"/>
+              <w:left w:w="60" w:type="dxa"/>
+              <w:right w:w="60" w:type="dxa"/>
+            </w:tcMar>
+          </w:tcPr>
+          <w:p>
+            <w:pPr>
+              <w:jc w:val="center"/>
+            </w:pPr>
+            <w:r>
+              <w:rPr>
+                <w:rFonts w:ascii="Times New Roman" w:hAnsi="Times New Roman"/>
+                <w:sz w:val="17"/>
+              </w:rPr>
+              <w:t>IDBO</w:t>
+            </w:r>
+          </w:p>
+        </w:tc>
+        <w:tc>
+          <w:tcPr>
+            <w:tcW w:type="dxa" w:w="1176"/>
+            <w:shd w:fill="F4F7FB"/>
+            <w:tcMar>
+              <w:top w:w="40" w:type="dxa"/>
+              <w:bottom w:w="40" w:type="dxa"/>
+              <w:left w:w="60" w:type="dxa"/>
+              <w:right w:w="60" w:type="dxa"/>
+            </w:tcMar>
+          </w:tcPr>
+          <w:p>
+            <w:pPr>
+              <w:jc w:val="right"/>
+            </w:pPr>
+            <w:r>
+              <w:rPr>
+                <w:rFonts w:ascii="Times New Roman" w:hAnsi="Times New Roman"/>
+                <w:sz w:val="17"/>
+              </w:rPr>
+              <w:t>4.178e-103</w:t>
+            </w:r>
+          </w:p>
+        </w:tc>
+        <w:tc>
+          <w:tcPr>
+            <w:tcW w:type="dxa" w:w="1176"/>
+            <w:shd w:fill="F4F7FB"/>
+            <w:tcMar>
+              <w:top w:w="40" w:type="dxa"/>
+              <w:bottom w:w="40" w:type="dxa"/>
+              <w:left w:w="60" w:type="dxa"/>
+              <w:right w:w="60" w:type="dxa"/>
+            </w:tcMar>
+          </w:tcPr>
+          <w:p>
+            <w:pPr>
+              <w:jc w:val="right"/>
+            </w:pPr>
+            <w:r>
+              <w:rPr>
+                <w:rFonts w:ascii="Times New Roman" w:hAnsi="Times New Roman"/>
+                <w:sz w:val="17"/>
+              </w:rPr>
+              <w:t>3.604e-87</w:t>
+            </w:r>
+          </w:p>
+        </w:tc>
+        <w:tc>
+          <w:tcPr>
+            <w:tcW w:type="dxa" w:w="1176"/>
+            <w:shd w:fill="F4F7FB"/>
+            <w:tcMar>
+              <w:top w:w="40" w:type="dxa"/>
+              <w:bottom w:w="40" w:type="dxa"/>
+              <w:left w:w="60" w:type="dxa"/>
+              <w:right w:w="60" w:type="dxa"/>
+            </w:tcMar>
+          </w:tcPr>
+          <w:p>
+            <w:pPr>
+              <w:jc w:val="right"/>
+            </w:pPr>
+            <w:r>
+              <w:rPr>
+                <w:rFonts w:ascii="Times New Roman" w:hAnsi="Times New Roman"/>
+                <w:sz w:val="17"/>
+              </w:rPr>
+              <w:t>1.033e-86</w:t>
+            </w:r>
+          </w:p>
+        </w:tc>
+        <w:tc>
+          <w:tcPr>
+            <w:tcW w:type="dxa" w:w="1176"/>
+            <w:shd w:fill="F4F7FB"/>
+            <w:tcMar>
+              <w:top w:w="40" w:type="dxa"/>
+              <w:bottom w:w="40" w:type="dxa"/>
+              <w:left w:w="60" w:type="dxa"/>
+              <w:right w:w="60" w:type="dxa"/>
+            </w:tcMar>
+          </w:tcPr>
+          <w:p>
+            <w:pPr>
+              <w:jc w:val="right"/>
+            </w:pPr>
+            <w:r>
+              <w:rPr>
+                <w:rFonts w:ascii="Times New Roman" w:hAnsi="Times New Roman"/>
+                <w:sz w:val="17"/>
+              </w:rPr>
+              <w:t>4.063e-86</w:t>
+            </w:r>
+          </w:p>
+        </w:tc>
+        <w:tc>
+          <w:tcPr>
+            <w:tcW w:type="dxa" w:w="1176"/>
+            <w:shd w:fill="F4F7FB"/>
+            <w:tcMar>
+              <w:top w:w="40" w:type="dxa"/>
+              <w:bottom w:w="40" w:type="dxa"/>
+              <w:left w:w="60" w:type="dxa"/>
+              <w:right w:w="60" w:type="dxa"/>
+            </w:tcMar>
+          </w:tcPr>
+          <w:p>
+            <w:pPr>
+              <w:jc w:val="right"/>
+            </w:pPr>
+            <w:r>
+              <w:rPr>
+                <w:rFonts w:ascii="Times New Roman" w:hAnsi="Times New Roman"/>
+                <w:sz w:val="17"/>
+              </w:rPr>
+              <w:t>15030.3</w:t>
+            </w:r>
+          </w:p>
+        </w:tc>
+      </w:tr>
+      <w:tr>
+        <w:tc>
+          <w:tcPr>
+            <w:tcW w:type="dxa" w:w="1176"/>
+            <w:shd w:fill="FFFFFF"/>
+            <w:tcMar>
+              <w:top w:w="40" w:type="dxa"/>
+              <w:bottom w:w="40" w:type="dxa"/>
+              <w:left w:w="60" w:type="dxa"/>
+              <w:right w:w="60" w:type="dxa"/>
+            </w:tcMar>
+          </w:tcPr>
+          <w:p>
+            <w:r>
+              <w:rPr>
+                <w:rFonts w:ascii="Times New Roman" w:hAnsi="Times New Roman"/>
+                <w:sz w:val="17"/>
+              </w:rPr>
+              <w:t>schwefel_2_22</w:t>
+            </w:r>
+          </w:p>
+        </w:tc>
+        <w:tc>
+          <w:tcPr>
+            <w:tcW w:type="dxa" w:w="1176"/>
+            <w:shd w:fill="FFFFFF"/>
+            <w:tcMar>
+              <w:top w:w="40" w:type="dxa"/>
+              <w:bottom w:w="40" w:type="dxa"/>
+              <w:left w:w="60" w:type="dxa"/>
+              <w:right w:w="60" w:type="dxa"/>
+            </w:tcMar>
+          </w:tcPr>
+          <w:p>
+            <w:pPr>
+              <w:jc w:val="center"/>
+            </w:pPr>
+            <w:r>
+              <w:rPr>
+                <w:rFonts w:ascii="Times New Roman" w:hAnsi="Times New Roman"/>
+                <w:sz w:val="17"/>
+              </w:rPr>
+              <w:t>50</w:t>
+            </w:r>
+          </w:p>
+        </w:tc>
+        <w:tc>
+          <w:tcPr>
+            <w:tcW w:type="dxa" w:w="1176"/>
+            <w:shd w:fill="FFFFFF"/>
+            <w:tcMar>
+              <w:top w:w="40" w:type="dxa"/>
+              <w:bottom w:w="40" w:type="dxa"/>
+              <w:left w:w="60" w:type="dxa"/>
+              <w:right w:w="60" w:type="dxa"/>
+            </w:tcMar>
+          </w:tcPr>
+          <w:p>
+            <w:pPr>
+              <w:jc w:val="center"/>
+            </w:pPr>
+            <w:r>
+              <w:rPr>
+                <w:rFonts w:ascii="Times New Roman" w:hAnsi="Times New Roman"/>
+                <w:sz w:val="17"/>
+              </w:rPr>
+              <w:t>DBO</w:t>
+            </w:r>
+          </w:p>
+        </w:tc>
+        <w:tc>
+          <w:tcPr>
+            <w:tcW w:type="dxa" w:w="1176"/>
+            <w:shd w:fill="FFFFFF"/>
+            <w:tcMar>
+              <w:top w:w="40" w:type="dxa"/>
+              <w:bottom w:w="40" w:type="dxa"/>
+              <w:left w:w="60" w:type="dxa"/>
+              <w:right w:w="60" w:type="dxa"/>
+            </w:tcMar>
+          </w:tcPr>
+          <w:p>
+            <w:pPr>
+              <w:jc w:val="right"/>
+            </w:pPr>
+            <w:r>
+              <w:rPr>
+                <w:rFonts w:ascii="Times New Roman" w:hAnsi="Times New Roman"/>
+                <w:sz w:val="17"/>
+              </w:rPr>
+              <w:t>2.027e-103</w:t>
+            </w:r>
+          </w:p>
+        </w:tc>
+        <w:tc>
+          <w:tcPr>
+            <w:tcW w:type="dxa" w:w="1176"/>
+            <w:shd w:fill="FFFFFF"/>
+            <w:tcMar>
+              <w:top w:w="40" w:type="dxa"/>
+              <w:bottom w:w="40" w:type="dxa"/>
+              <w:left w:w="60" w:type="dxa"/>
+              <w:right w:w="60" w:type="dxa"/>
+            </w:tcMar>
+          </w:tcPr>
+          <w:p>
+            <w:pPr>
+              <w:jc w:val="right"/>
+            </w:pPr>
+            <w:r>
+              <w:rPr>
+                <w:rFonts w:ascii="Times New Roman" w:hAnsi="Times New Roman"/>
+                <w:sz w:val="17"/>
+              </w:rPr>
+              <w:t>4.184e-82</w:t>
+            </w:r>
+          </w:p>
+        </w:tc>
+        <w:tc>
+          <w:tcPr>
+            <w:tcW w:type="dxa" w:w="1176"/>
+            <w:shd w:fill="FFFFFF"/>
+            <w:tcMar>
+              <w:top w:w="40" w:type="dxa"/>
+              <w:bottom w:w="40" w:type="dxa"/>
+              <w:left w:w="60" w:type="dxa"/>
+              <w:right w:w="60" w:type="dxa"/>
+            </w:tcMar>
+          </w:tcPr>
+          <w:p>
+            <w:pPr>
+              <w:jc w:val="right"/>
+            </w:pPr>
+            <w:r>
+              <w:rPr>
+                <w:rFonts w:ascii="Times New Roman" w:hAnsi="Times New Roman"/>
+                <w:sz w:val="17"/>
+              </w:rPr>
+              <w:t>1.887e-81</w:t>
+            </w:r>
+          </w:p>
+        </w:tc>
+        <w:tc>
+          <w:tcPr>
+            <w:tcW w:type="dxa" w:w="1176"/>
+            <w:shd w:fill="FFFFFF"/>
+            <w:tcMar>
+              <w:top w:w="40" w:type="dxa"/>
+              <w:bottom w:w="40" w:type="dxa"/>
+              <w:left w:w="60" w:type="dxa"/>
+              <w:right w:w="60" w:type="dxa"/>
+            </w:tcMar>
+          </w:tcPr>
+          <w:p>
+            <w:pPr>
+              <w:jc w:val="right"/>
+            </w:pPr>
+            <w:r>
+              <w:rPr>
+                <w:rFonts w:ascii="Times New Roman" w:hAnsi="Times New Roman"/>
+                <w:sz w:val="17"/>
+              </w:rPr>
+              <w:t>1.036e-80</w:t>
+            </w:r>
+          </w:p>
+        </w:tc>
+        <w:tc>
+          <w:tcPr>
+            <w:tcW w:type="dxa" w:w="1176"/>
+            <w:shd w:fill="FFFFFF"/>
+            <w:tcMar>
+              <w:top w:w="40" w:type="dxa"/>
+              <w:bottom w:w="40" w:type="dxa"/>
+              <w:left w:w="60" w:type="dxa"/>
+              <w:right w:w="60" w:type="dxa"/>
+            </w:tcMar>
+          </w:tcPr>
+          <w:p>
+            <w:pPr>
+              <w:jc w:val="right"/>
+            </w:pPr>
+            <w:r>
+              <w:rPr>
+                <w:rFonts w:ascii="Times New Roman" w:hAnsi="Times New Roman"/>
+                <w:sz w:val="17"/>
+              </w:rPr>
+              <w:t>15030.0</w:t>
+            </w:r>
+          </w:p>
+        </w:tc>
+      </w:tr>
+      <w:tr>
+        <w:tc>
+          <w:tcPr>
+            <w:tcW w:type="dxa" w:w="1176"/>
+            <w:shd w:fill="F4F7FB"/>
+            <w:tcMar>
+              <w:top w:w="40" w:type="dxa"/>
+              <w:bottom w:w="40" w:type="dxa"/>
+              <w:left w:w="60" w:type="dxa"/>
+              <w:right w:w="60" w:type="dxa"/>
+            </w:tcMar>
+          </w:tcPr>
+          <w:p>
+            <w:r>
+              <w:rPr>
+                <w:rFonts w:ascii="Times New Roman" w:hAnsi="Times New Roman"/>
+                <w:sz w:val="17"/>
+              </w:rPr>
+              <w:t>schwefel_2_22</w:t>
+            </w:r>
+          </w:p>
+        </w:tc>
+        <w:tc>
+          <w:tcPr>
+            <w:tcW w:type="dxa" w:w="1176"/>
+            <w:shd w:fill="F4F7FB"/>
+            <w:tcMar>
+              <w:top w:w="40" w:type="dxa"/>
+              <w:bottom w:w="40" w:type="dxa"/>
+              <w:left w:w="60" w:type="dxa"/>
+              <w:right w:w="60" w:type="dxa"/>
+            </w:tcMar>
+          </w:tcPr>
+          <w:p>
+            <w:pPr>
+              <w:jc w:val="center"/>
+            </w:pPr>
+            <w:r>
+              <w:rPr>
+                <w:rFonts w:ascii="Times New Roman" w:hAnsi="Times New Roman"/>
+                <w:sz w:val="17"/>
+              </w:rPr>
+              <w:t>50</w:t>
+            </w:r>
+          </w:p>
+        </w:tc>
+        <w:tc>
+          <w:tcPr>
+            <w:tcW w:type="dxa" w:w="1176"/>
+            <w:shd w:fill="F4F7FB"/>
+            <w:tcMar>
+              <w:top w:w="40" w:type="dxa"/>
+              <w:bottom w:w="40" w:type="dxa"/>
+              <w:left w:w="60" w:type="dxa"/>
+              <w:right w:w="60" w:type="dxa"/>
+            </w:tcMar>
+          </w:tcPr>
+          <w:p>
+            <w:pPr>
+              <w:jc w:val="center"/>
+            </w:pPr>
+            <w:r>
+              <w:rPr>
+                <w:rFonts w:ascii="Times New Roman" w:hAnsi="Times New Roman"/>
+                <w:sz w:val="17"/>
+              </w:rPr>
+              <w:t>IDBO</w:t>
+            </w:r>
+          </w:p>
+        </w:tc>
+        <w:tc>
+          <w:tcPr>
+            <w:tcW w:type="dxa" w:w="1176"/>
+            <w:shd w:fill="F4F7FB"/>
+            <w:tcMar>
+              <w:top w:w="40" w:type="dxa"/>
+              <w:bottom w:w="40" w:type="dxa"/>
+              <w:left w:w="60" w:type="dxa"/>
+              <w:right w:w="60" w:type="dxa"/>
+            </w:tcMar>
+          </w:tcPr>
+          <w:p>
+            <w:pPr>
+              <w:jc w:val="right"/>
+            </w:pPr>
+            <w:r>
+              <w:rPr>
+                <w:rFonts w:ascii="Times New Roman" w:hAnsi="Times New Roman"/>
+                <w:sz w:val="17"/>
+              </w:rPr>
+              <w:t>2.027e-103</w:t>
+            </w:r>
+          </w:p>
+        </w:tc>
+        <w:tc>
+          <w:tcPr>
+            <w:tcW w:type="dxa" w:w="1176"/>
+            <w:shd w:fill="F4F7FB"/>
+            <w:tcMar>
+              <w:top w:w="40" w:type="dxa"/>
+              <w:bottom w:w="40" w:type="dxa"/>
+              <w:left w:w="60" w:type="dxa"/>
+              <w:right w:w="60" w:type="dxa"/>
+            </w:tcMar>
+          </w:tcPr>
+          <w:p>
+            <w:pPr>
+              <w:jc w:val="right"/>
+            </w:pPr>
+            <w:r>
+              <w:rPr>
+                <w:rFonts w:ascii="Times New Roman" w:hAnsi="Times New Roman"/>
+                <w:sz w:val="17"/>
+              </w:rPr>
+              <w:t>4.184e-82</w:t>
+            </w:r>
+          </w:p>
+        </w:tc>
+        <w:tc>
+          <w:tcPr>
+            <w:tcW w:type="dxa" w:w="1176"/>
+            <w:shd w:fill="F4F7FB"/>
+            <w:tcMar>
+              <w:top w:w="40" w:type="dxa"/>
+              <w:bottom w:w="40" w:type="dxa"/>
+              <w:left w:w="60" w:type="dxa"/>
+              <w:right w:w="60" w:type="dxa"/>
+            </w:tcMar>
+          </w:tcPr>
+          <w:p>
+            <w:pPr>
+              <w:jc w:val="right"/>
+            </w:pPr>
+            <w:r>
+              <w:rPr>
+                <w:rFonts w:ascii="Times New Roman" w:hAnsi="Times New Roman"/>
+                <w:sz w:val="17"/>
+              </w:rPr>
+              <w:t>1.887e-81</w:t>
+            </w:r>
+          </w:p>
+        </w:tc>
+        <w:tc>
+          <w:tcPr>
+            <w:tcW w:type="dxa" w:w="1176"/>
+            <w:shd w:fill="F4F7FB"/>
+            <w:tcMar>
+              <w:top w:w="40" w:type="dxa"/>
+              <w:bottom w:w="40" w:type="dxa"/>
+              <w:left w:w="60" w:type="dxa"/>
+              <w:right w:w="60" w:type="dxa"/>
+            </w:tcMar>
+          </w:tcPr>
+          <w:p>
+            <w:pPr>
+              <w:jc w:val="right"/>
+            </w:pPr>
+            <w:r>
+              <w:rPr>
+                <w:rFonts w:ascii="Times New Roman" w:hAnsi="Times New Roman"/>
+                <w:sz w:val="17"/>
+              </w:rPr>
+              <w:t>1.036e-80</w:t>
+            </w:r>
+          </w:p>
+        </w:tc>
+        <w:tc>
+          <w:tcPr>
+            <w:tcW w:type="dxa" w:w="1176"/>
+            <w:shd w:fill="F4F7FB"/>
+            <w:tcMar>
+              <w:top w:w="40" w:type="dxa"/>
+              <w:bottom w:w="40" w:type="dxa"/>
+              <w:left w:w="60" w:type="dxa"/>
+              <w:right w:w="60" w:type="dxa"/>
+            </w:tcMar>
+          </w:tcPr>
+          <w:p>
+            <w:pPr>
+              <w:jc w:val="right"/>
+            </w:pPr>
+            <w:r>
+              <w:rPr>
+                <w:rFonts w:ascii="Times New Roman" w:hAnsi="Times New Roman"/>
+                <w:sz w:val="17"/>
+              </w:rPr>
+              <w:t>15030.5</w:t>
+            </w:r>
+          </w:p>
+        </w:tc>
+      </w:tr>
+      <w:tr>
+        <w:tc>
+          <w:tcPr>
+            <w:tcW w:type="dxa" w:w="1176"/>
+            <w:shd w:fill="FFFFFF"/>
+            <w:tcMar>
+              <w:top w:w="40" w:type="dxa"/>
+              <w:bottom w:w="40" w:type="dxa"/>
+              <w:left w:w="60" w:type="dxa"/>
+              <w:right w:w="60" w:type="dxa"/>
+            </w:tcMar>
+          </w:tcPr>
+          <w:p>
+            <w:r>
+              <w:rPr>
+                <w:rFonts w:ascii="Times New Roman" w:hAnsi="Times New Roman"/>
+                <w:sz w:val="17"/>
+              </w:rPr>
+              <w:t>sphere</w:t>
+            </w:r>
+          </w:p>
+        </w:tc>
+        <w:tc>
+          <w:tcPr>
+            <w:tcW w:type="dxa" w:w="1176"/>
+            <w:shd w:fill="FFFFFF"/>
+            <w:tcMar>
+              <w:top w:w="40" w:type="dxa"/>
+              <w:bottom w:w="40" w:type="dxa"/>
+              <w:left w:w="60" w:type="dxa"/>
+              <w:right w:w="60" w:type="dxa"/>
+            </w:tcMar>
+          </w:tcPr>
+          <w:p>
+            <w:pPr>
+              <w:jc w:val="center"/>
+            </w:pPr>
+            <w:r>
+              <w:rPr>
+                <w:rFonts w:ascii="Times New Roman" w:hAnsi="Times New Roman"/>
+                <w:sz w:val="17"/>
+              </w:rPr>
+              <w:t>10</w:t>
+            </w:r>
+          </w:p>
+        </w:tc>
+        <w:tc>
+          <w:tcPr>
+            <w:tcW w:type="dxa" w:w="1176"/>
+            <w:shd w:fill="FFFFFF"/>
+            <w:tcMar>
+              <w:top w:w="40" w:type="dxa"/>
+              <w:bottom w:w="40" w:type="dxa"/>
+              <w:left w:w="60" w:type="dxa"/>
+              <w:right w:w="60" w:type="dxa"/>
+            </w:tcMar>
+          </w:tcPr>
+          <w:p>
+            <w:pPr>
+              <w:jc w:val="center"/>
+            </w:pPr>
+            <w:r>
+              <w:rPr>
+                <w:rFonts w:ascii="Times New Roman" w:hAnsi="Times New Roman"/>
+                <w:sz w:val="17"/>
+              </w:rPr>
+              <w:t>DBO</w:t>
+            </w:r>
+          </w:p>
+        </w:tc>
+        <w:tc>
+          <w:tcPr>
+            <w:tcW w:type="dxa" w:w="1176"/>
+            <w:shd w:fill="FFFFFF"/>
+            <w:tcMar>
+              <w:top w:w="40" w:type="dxa"/>
+              <w:bottom w:w="40" w:type="dxa"/>
+              <w:left w:w="60" w:type="dxa"/>
+              <w:right w:w="60" w:type="dxa"/>
+            </w:tcMar>
+          </w:tcPr>
+          <w:p>
+            <w:pPr>
+              <w:jc w:val="right"/>
+            </w:pPr>
+            <w:r>
+              <w:rPr>
+                <w:rFonts w:ascii="Times New Roman" w:hAnsi="Times New Roman"/>
+                <w:sz w:val="17"/>
+              </w:rPr>
+              <w:t>1.455e-201</w:t>
+            </w:r>
+          </w:p>
+        </w:tc>
+        <w:tc>
+          <w:tcPr>
+            <w:tcW w:type="dxa" w:w="1176"/>
+            <w:shd w:fill="FFFFFF"/>
+            <w:tcMar>
+              <w:top w:w="40" w:type="dxa"/>
+              <w:bottom w:w="40" w:type="dxa"/>
+              <w:left w:w="60" w:type="dxa"/>
+              <w:right w:w="60" w:type="dxa"/>
+            </w:tcMar>
+          </w:tcPr>
+          <w:p>
+            <w:pPr>
+              <w:jc w:val="right"/>
+            </w:pPr>
+            <w:r>
+              <w:rPr>
+                <w:rFonts w:ascii="Times New Roman" w:hAnsi="Times New Roman"/>
+                <w:sz w:val="17"/>
+              </w:rPr>
+              <w:t>3.493e-153</w:t>
+            </w:r>
+          </w:p>
+        </w:tc>
+        <w:tc>
+          <w:tcPr>
+            <w:tcW w:type="dxa" w:w="1176"/>
+            <w:shd w:fill="FFFFFF"/>
+            <w:tcMar>
+              <w:top w:w="40" w:type="dxa"/>
+              <w:bottom w:w="40" w:type="dxa"/>
+              <w:left w:w="60" w:type="dxa"/>
+              <w:right w:w="60" w:type="dxa"/>
+            </w:tcMar>
+          </w:tcPr>
+          <w:p>
+            <w:pPr>
+              <w:jc w:val="right"/>
+            </w:pPr>
+            <w:r>
+              <w:rPr>
+                <w:rFonts w:ascii="Times New Roman" w:hAnsi="Times New Roman"/>
+                <w:sz w:val="17"/>
+              </w:rPr>
+              <w:t>1.881e-152</w:t>
+            </w:r>
+          </w:p>
+        </w:tc>
+        <w:tc>
+          <w:tcPr>
+            <w:tcW w:type="dxa" w:w="1176"/>
+            <w:shd w:fill="FFFFFF"/>
+            <w:tcMar>
+              <w:top w:w="40" w:type="dxa"/>
+              <w:bottom w:w="40" w:type="dxa"/>
+              <w:left w:w="60" w:type="dxa"/>
+              <w:right w:w="60" w:type="dxa"/>
+            </w:tcMar>
+          </w:tcPr>
+          <w:p>
+            <w:pPr>
+              <w:jc w:val="right"/>
+            </w:pPr>
+            <w:r>
+              <w:rPr>
+                <w:rFonts w:ascii="Times New Roman" w:hAnsi="Times New Roman"/>
+                <w:sz w:val="17"/>
+              </w:rPr>
+              <w:t>1.048e-151</w:t>
+            </w:r>
+          </w:p>
+        </w:tc>
+        <w:tc>
+          <w:tcPr>
+            <w:tcW w:type="dxa" w:w="1176"/>
+            <w:shd w:fill="FFFFFF"/>
+            <w:tcMar>
+              <w:top w:w="40" w:type="dxa"/>
+              <w:bottom w:w="40" w:type="dxa"/>
+              <w:left w:w="60" w:type="dxa"/>
+              <w:right w:w="60" w:type="dxa"/>
+            </w:tcMar>
+          </w:tcPr>
+          <w:p>
+            <w:pPr>
+              <w:jc w:val="right"/>
+            </w:pPr>
+            <w:r>
+              <w:rPr>
+                <w:rFonts w:ascii="Times New Roman" w:hAnsi="Times New Roman"/>
+                <w:sz w:val="17"/>
+              </w:rPr>
+              <w:t>15030.0</w:t>
+            </w:r>
+          </w:p>
+        </w:tc>
+      </w:tr>
+      <w:tr>
+        <w:tc>
+          <w:tcPr>
+            <w:tcW w:type="dxa" w:w="1176"/>
+            <w:shd w:fill="F4F7FB"/>
+            <w:tcMar>
+              <w:top w:w="40" w:type="dxa"/>
+              <w:bottom w:w="40" w:type="dxa"/>
+              <w:left w:w="60" w:type="dxa"/>
+              <w:right w:w="60" w:type="dxa"/>
+            </w:tcMar>
+          </w:tcPr>
+          <w:p>
+            <w:r>
+              <w:rPr>
+                <w:rFonts w:ascii="Times New Roman" w:hAnsi="Times New Roman"/>
+                <w:sz w:val="17"/>
+              </w:rPr>
+              <w:t>sphere</w:t>
+            </w:r>
+          </w:p>
+        </w:tc>
+        <w:tc>
+          <w:tcPr>
+            <w:tcW w:type="dxa" w:w="1176"/>
+            <w:shd w:fill="F4F7FB"/>
+            <w:tcMar>
+              <w:top w:w="40" w:type="dxa"/>
+              <w:bottom w:w="40" w:type="dxa"/>
+              <w:left w:w="60" w:type="dxa"/>
+              <w:right w:w="60" w:type="dxa"/>
+            </w:tcMar>
+          </w:tcPr>
+          <w:p>
+            <w:pPr>
+              <w:jc w:val="center"/>
+            </w:pPr>
+            <w:r>
+              <w:rPr>
+                <w:rFonts w:ascii="Times New Roman" w:hAnsi="Times New Roman"/>
+                <w:sz w:val="17"/>
+              </w:rPr>
+              <w:t>10</w:t>
+            </w:r>
+          </w:p>
+        </w:tc>
+        <w:tc>
+          <w:tcPr>
+            <w:tcW w:type="dxa" w:w="1176"/>
+            <w:shd w:fill="F4F7FB"/>
+            <w:tcMar>
+              <w:top w:w="40" w:type="dxa"/>
+              <w:bottom w:w="40" w:type="dxa"/>
+              <w:left w:w="60" w:type="dxa"/>
+              <w:right w:w="60" w:type="dxa"/>
+            </w:tcMar>
+          </w:tcPr>
+          <w:p>
+            <w:pPr>
+              <w:jc w:val="center"/>
+            </w:pPr>
+            <w:r>
+              <w:rPr>
+                <w:rFonts w:ascii="Times New Roman" w:hAnsi="Times New Roman"/>
+                <w:sz w:val="17"/>
+              </w:rPr>
+              <w:t>IDBO</w:t>
+            </w:r>
+          </w:p>
+        </w:tc>
+        <w:tc>
+          <w:tcPr>
+            <w:tcW w:type="dxa" w:w="1176"/>
+            <w:shd w:fill="F4F7FB"/>
+            <w:tcMar>
+              <w:top w:w="40" w:type="dxa"/>
+              <w:bottom w:w="40" w:type="dxa"/>
+              <w:left w:w="60" w:type="dxa"/>
+              <w:right w:w="60" w:type="dxa"/>
+            </w:tcMar>
+          </w:tcPr>
+          <w:p>
+            <w:pPr>
+              <w:jc w:val="right"/>
+            </w:pPr>
+            <w:r>
+              <w:rPr>
+                <w:rFonts w:ascii="Times New Roman" w:hAnsi="Times New Roman"/>
+                <w:sz w:val="17"/>
+              </w:rPr>
+              <w:t>1.435e-201</w:t>
+            </w:r>
+          </w:p>
+        </w:tc>
+        <w:tc>
+          <w:tcPr>
+            <w:tcW w:type="dxa" w:w="1176"/>
+            <w:shd w:fill="F4F7FB"/>
+            <w:tcMar>
+              <w:top w:w="40" w:type="dxa"/>
+              <w:bottom w:w="40" w:type="dxa"/>
+              <w:left w:w="60" w:type="dxa"/>
+              <w:right w:w="60" w:type="dxa"/>
+            </w:tcMar>
+          </w:tcPr>
+          <w:p>
+            <w:pPr>
+              <w:jc w:val="right"/>
+            </w:pPr>
+            <w:r>
+              <w:rPr>
+                <w:rFonts w:ascii="Times New Roman" w:hAnsi="Times New Roman"/>
+                <w:sz w:val="17"/>
+              </w:rPr>
+              <w:t>3.493e-153</w:t>
+            </w:r>
+          </w:p>
+        </w:tc>
+        <w:tc>
+          <w:tcPr>
+            <w:tcW w:type="dxa" w:w="1176"/>
+            <w:shd w:fill="F4F7FB"/>
+            <w:tcMar>
+              <w:top w:w="40" w:type="dxa"/>
+              <w:bottom w:w="40" w:type="dxa"/>
+              <w:left w:w="60" w:type="dxa"/>
+              <w:right w:w="60" w:type="dxa"/>
+            </w:tcMar>
+          </w:tcPr>
+          <w:p>
+            <w:pPr>
+              <w:jc w:val="right"/>
+            </w:pPr>
+            <w:r>
+              <w:rPr>
+                <w:rFonts w:ascii="Times New Roman" w:hAnsi="Times New Roman"/>
+                <w:sz w:val="17"/>
+              </w:rPr>
+              <w:t>1.881e-152</w:t>
+            </w:r>
+          </w:p>
+        </w:tc>
+        <w:tc>
+          <w:tcPr>
+            <w:tcW w:type="dxa" w:w="1176"/>
+            <w:shd w:fill="F4F7FB"/>
+            <w:tcMar>
+              <w:top w:w="40" w:type="dxa"/>
+              <w:bottom w:w="40" w:type="dxa"/>
+              <w:left w:w="60" w:type="dxa"/>
+              <w:right w:w="60" w:type="dxa"/>
+            </w:tcMar>
+          </w:tcPr>
+          <w:p>
+            <w:pPr>
+              <w:jc w:val="right"/>
+            </w:pPr>
+            <w:r>
+              <w:rPr>
+                <w:rFonts w:ascii="Times New Roman" w:hAnsi="Times New Roman"/>
+                <w:sz w:val="17"/>
+              </w:rPr>
+              <w:t>1.048e-151</w:t>
+            </w:r>
+          </w:p>
+        </w:tc>
+        <w:tc>
+          <w:tcPr>
+            <w:tcW w:type="dxa" w:w="1176"/>
+            <w:shd w:fill="F4F7FB"/>
+            <w:tcMar>
+              <w:top w:w="40" w:type="dxa"/>
+              <w:bottom w:w="40" w:type="dxa"/>
+              <w:left w:w="60" w:type="dxa"/>
+              <w:right w:w="60" w:type="dxa"/>
+            </w:tcMar>
+          </w:tcPr>
+          <w:p>
+            <w:pPr>
+              <w:jc w:val="right"/>
+            </w:pPr>
+            <w:r>
+              <w:rPr>
+                <w:rFonts w:ascii="Times New Roman" w:hAnsi="Times New Roman"/>
+                <w:sz w:val="17"/>
+              </w:rPr>
+              <w:t>15034.3</w:t>
+            </w:r>
+          </w:p>
+        </w:tc>
+      </w:tr>
+      <w:tr>
+        <w:tc>
+          <w:tcPr>
+            <w:tcW w:type="dxa" w:w="1176"/>
+            <w:shd w:fill="FFFFFF"/>
+            <w:tcMar>
+              <w:top w:w="40" w:type="dxa"/>
+              <w:bottom w:w="40" w:type="dxa"/>
+              <w:left w:w="60" w:type="dxa"/>
+              <w:right w:w="60" w:type="dxa"/>
+            </w:tcMar>
+          </w:tcPr>
+          <w:p>
+            <w:r>
+              <w:rPr>
+                <w:rFonts w:ascii="Times New Roman" w:hAnsi="Times New Roman"/>
+                <w:sz w:val="17"/>
+              </w:rPr>
+              <w:t>sphere</w:t>
+            </w:r>
+          </w:p>
+        </w:tc>
+        <w:tc>
+          <w:tcPr>
+            <w:tcW w:type="dxa" w:w="1176"/>
+            <w:shd w:fill="FFFFFF"/>
+            <w:tcMar>
+              <w:top w:w="40" w:type="dxa"/>
+              <w:bottom w:w="40" w:type="dxa"/>
+              <w:left w:w="60" w:type="dxa"/>
+              <w:right w:w="60" w:type="dxa"/>
+            </w:tcMar>
+          </w:tcPr>
+          <w:p>
+            <w:pPr>
+              <w:jc w:val="center"/>
+            </w:pPr>
+            <w:r>
+              <w:rPr>
+                <w:rFonts w:ascii="Times New Roman" w:hAnsi="Times New Roman"/>
+                <w:sz w:val="17"/>
+              </w:rPr>
+              <w:t>30</w:t>
+            </w:r>
+          </w:p>
+        </w:tc>
+        <w:tc>
+          <w:tcPr>
+            <w:tcW w:type="dxa" w:w="1176"/>
+            <w:shd w:fill="FFFFFF"/>
+            <w:tcMar>
+              <w:top w:w="40" w:type="dxa"/>
+              <w:bottom w:w="40" w:type="dxa"/>
+              <w:left w:w="60" w:type="dxa"/>
+              <w:right w:w="60" w:type="dxa"/>
+            </w:tcMar>
+          </w:tcPr>
+          <w:p>
+            <w:pPr>
+              <w:jc w:val="center"/>
+            </w:pPr>
+            <w:r>
+              <w:rPr>
+                <w:rFonts w:ascii="Times New Roman" w:hAnsi="Times New Roman"/>
+                <w:sz w:val="17"/>
+              </w:rPr>
+              <w:t>DBO</w:t>
+            </w:r>
+          </w:p>
+        </w:tc>
+        <w:tc>
+          <w:tcPr>
+            <w:tcW w:type="dxa" w:w="1176"/>
+            <w:shd w:fill="FFFFFF"/>
+            <w:tcMar>
+              <w:top w:w="40" w:type="dxa"/>
+              <w:bottom w:w="40" w:type="dxa"/>
+              <w:left w:w="60" w:type="dxa"/>
+              <w:right w:w="60" w:type="dxa"/>
+            </w:tcMar>
+          </w:tcPr>
+          <w:p>
+            <w:pPr>
+              <w:jc w:val="right"/>
+            </w:pPr>
+            <w:r>
+              <w:rPr>
+                <w:rFonts w:ascii="Times New Roman" w:hAnsi="Times New Roman"/>
+                <w:sz w:val="17"/>
+              </w:rPr>
+              <w:t>8.211e-214</w:t>
+            </w:r>
+          </w:p>
+        </w:tc>
+        <w:tc>
+          <w:tcPr>
+            <w:tcW w:type="dxa" w:w="1176"/>
+            <w:shd w:fill="FFFFFF"/>
+            <w:tcMar>
+              <w:top w:w="40" w:type="dxa"/>
+              <w:bottom w:w="40" w:type="dxa"/>
+              <w:left w:w="60" w:type="dxa"/>
+              <w:right w:w="60" w:type="dxa"/>
+            </w:tcMar>
+          </w:tcPr>
+          <w:p>
+            <w:pPr>
+              <w:jc w:val="right"/>
+            </w:pPr>
+            <w:r>
+              <w:rPr>
+                <w:rFonts w:ascii="Times New Roman" w:hAnsi="Times New Roman"/>
+                <w:sz w:val="17"/>
+              </w:rPr>
+              <w:t>2.060e-158</w:t>
+            </w:r>
+          </w:p>
+        </w:tc>
+        <w:tc>
+          <w:tcPr>
+            <w:tcW w:type="dxa" w:w="1176"/>
+            <w:shd w:fill="FFFFFF"/>
+            <w:tcMar>
+              <w:top w:w="40" w:type="dxa"/>
+              <w:bottom w:w="40" w:type="dxa"/>
+              <w:left w:w="60" w:type="dxa"/>
+              <w:right w:w="60" w:type="dxa"/>
+            </w:tcMar>
+          </w:tcPr>
+          <w:p>
+            <w:pPr>
+              <w:jc w:val="right"/>
+            </w:pPr>
+            <w:r>
+              <w:rPr>
+                <w:rFonts w:ascii="Times New Roman" w:hAnsi="Times New Roman"/>
+                <w:sz w:val="17"/>
+              </w:rPr>
+              <w:t>1.109e-157</w:t>
+            </w:r>
+          </w:p>
+        </w:tc>
+        <w:tc>
+          <w:tcPr>
+            <w:tcW w:type="dxa" w:w="1176"/>
+            <w:shd w:fill="FFFFFF"/>
+            <w:tcMar>
+              <w:top w:w="40" w:type="dxa"/>
+              <w:bottom w:w="40" w:type="dxa"/>
+              <w:left w:w="60" w:type="dxa"/>
+              <w:right w:w="60" w:type="dxa"/>
+            </w:tcMar>
+          </w:tcPr>
+          <w:p>
+            <w:pPr>
+              <w:jc w:val="right"/>
+            </w:pPr>
+            <w:r>
+              <w:rPr>
+                <w:rFonts w:ascii="Times New Roman" w:hAnsi="Times New Roman"/>
+                <w:sz w:val="17"/>
+              </w:rPr>
+              <w:t>6.181e-157</w:t>
+            </w:r>
+          </w:p>
+        </w:tc>
+        <w:tc>
+          <w:tcPr>
+            <w:tcW w:type="dxa" w:w="1176"/>
+            <w:shd w:fill="FFFFFF"/>
+            <w:tcMar>
+              <w:top w:w="40" w:type="dxa"/>
+              <w:bottom w:w="40" w:type="dxa"/>
+              <w:left w:w="60" w:type="dxa"/>
+              <w:right w:w="60" w:type="dxa"/>
+            </w:tcMar>
+          </w:tcPr>
+          <w:p>
+            <w:pPr>
+              <w:jc w:val="right"/>
+            </w:pPr>
+            <w:r>
+              <w:rPr>
+                <w:rFonts w:ascii="Times New Roman" w:hAnsi="Times New Roman"/>
+                <w:sz w:val="17"/>
+              </w:rPr>
+              <w:t>15030.0</w:t>
+            </w:r>
+          </w:p>
+        </w:tc>
+      </w:tr>
+      <w:tr>
+        <w:tc>
+          <w:tcPr>
+            <w:tcW w:type="dxa" w:w="1176"/>
+            <w:shd w:fill="F4F7FB"/>
+            <w:tcMar>
+              <w:top w:w="40" w:type="dxa"/>
+              <w:bottom w:w="40" w:type="dxa"/>
+              <w:left w:w="60" w:type="dxa"/>
+              <w:right w:w="60" w:type="dxa"/>
+            </w:tcMar>
+          </w:tcPr>
+          <w:p>
+            <w:r>
+              <w:rPr>
+                <w:rFonts w:ascii="Times New Roman" w:hAnsi="Times New Roman"/>
+                <w:sz w:val="17"/>
+              </w:rPr>
+              <w:t>sphere</w:t>
+            </w:r>
+          </w:p>
+        </w:tc>
+        <w:tc>
+          <w:tcPr>
+            <w:tcW w:type="dxa" w:w="1176"/>
+            <w:shd w:fill="F4F7FB"/>
+            <w:tcMar>
+              <w:top w:w="40" w:type="dxa"/>
+              <w:bottom w:w="40" w:type="dxa"/>
+              <w:left w:w="60" w:type="dxa"/>
+              <w:right w:w="60" w:type="dxa"/>
+            </w:tcMar>
+          </w:tcPr>
+          <w:p>
+            <w:pPr>
+              <w:jc w:val="center"/>
+            </w:pPr>
+            <w:r>
+              <w:rPr>
+                <w:rFonts w:ascii="Times New Roman" w:hAnsi="Times New Roman"/>
+                <w:sz w:val="17"/>
+              </w:rPr>
+              <w:t>30</w:t>
+            </w:r>
+          </w:p>
+        </w:tc>
+        <w:tc>
+          <w:tcPr>
+            <w:tcW w:type="dxa" w:w="1176"/>
+            <w:shd w:fill="F4F7FB"/>
+            <w:tcMar>
+              <w:top w:w="40" w:type="dxa"/>
+              <w:bottom w:w="40" w:type="dxa"/>
+              <w:left w:w="60" w:type="dxa"/>
+              <w:right w:w="60" w:type="dxa"/>
+            </w:tcMar>
+          </w:tcPr>
+          <w:p>
+            <w:pPr>
+              <w:jc w:val="center"/>
+            </w:pPr>
+            <w:r>
+              <w:rPr>
+                <w:rFonts w:ascii="Times New Roman" w:hAnsi="Times New Roman"/>
+                <w:sz w:val="17"/>
+              </w:rPr>
+              <w:t>IDBO</w:t>
+            </w:r>
+          </w:p>
+        </w:tc>
+        <w:tc>
+          <w:tcPr>
+            <w:tcW w:type="dxa" w:w="1176"/>
+            <w:shd w:fill="F4F7FB"/>
+            <w:tcMar>
+              <w:top w:w="40" w:type="dxa"/>
+              <w:bottom w:w="40" w:type="dxa"/>
+              <w:left w:w="60" w:type="dxa"/>
+              <w:right w:w="60" w:type="dxa"/>
+            </w:tcMar>
+          </w:tcPr>
+          <w:p>
+            <w:pPr>
+              <w:jc w:val="right"/>
+            </w:pPr>
+            <w:r>
+              <w:rPr>
+                <w:rFonts w:ascii="Times New Roman" w:hAnsi="Times New Roman"/>
+                <w:sz w:val="17"/>
+              </w:rPr>
+              <w:t>8.211e-214</w:t>
+            </w:r>
+          </w:p>
+        </w:tc>
+        <w:tc>
+          <w:tcPr>
+            <w:tcW w:type="dxa" w:w="1176"/>
+            <w:shd w:fill="F4F7FB"/>
+            <w:tcMar>
+              <w:top w:w="40" w:type="dxa"/>
+              <w:bottom w:w="40" w:type="dxa"/>
+              <w:left w:w="60" w:type="dxa"/>
+              <w:right w:w="60" w:type="dxa"/>
+            </w:tcMar>
+          </w:tcPr>
+          <w:p>
+            <w:pPr>
+              <w:jc w:val="right"/>
+            </w:pPr>
+            <w:r>
+              <w:rPr>
+                <w:rFonts w:ascii="Times New Roman" w:hAnsi="Times New Roman"/>
+                <w:sz w:val="17"/>
+              </w:rPr>
+              <w:t>2.060e-158</w:t>
+            </w:r>
+          </w:p>
+        </w:tc>
+        <w:tc>
+          <w:tcPr>
+            <w:tcW w:type="dxa" w:w="1176"/>
+            <w:shd w:fill="F4F7FB"/>
+            <w:tcMar>
+              <w:top w:w="40" w:type="dxa"/>
+              <w:bottom w:w="40" w:type="dxa"/>
+              <w:left w:w="60" w:type="dxa"/>
+              <w:right w:w="60" w:type="dxa"/>
+            </w:tcMar>
+          </w:tcPr>
+          <w:p>
+            <w:pPr>
+              <w:jc w:val="right"/>
+            </w:pPr>
+            <w:r>
+              <w:rPr>
+                <w:rFonts w:ascii="Times New Roman" w:hAnsi="Times New Roman"/>
+                <w:sz w:val="17"/>
+              </w:rPr>
+              <w:t>1.109e-157</w:t>
+            </w:r>
+          </w:p>
+        </w:tc>
+        <w:tc>
+          <w:tcPr>
+            <w:tcW w:type="dxa" w:w="1176"/>
+            <w:shd w:fill="F4F7FB"/>
+            <w:tcMar>
+              <w:top w:w="40" w:type="dxa"/>
+              <w:bottom w:w="40" w:type="dxa"/>
+              <w:left w:w="60" w:type="dxa"/>
+              <w:right w:w="60" w:type="dxa"/>
+            </w:tcMar>
+          </w:tcPr>
+          <w:p>
+            <w:pPr>
+              <w:jc w:val="right"/>
+            </w:pPr>
+            <w:r>
+              <w:rPr>
+                <w:rFonts w:ascii="Times New Roman" w:hAnsi="Times New Roman"/>
+                <w:sz w:val="17"/>
+              </w:rPr>
+              <w:t>6.181e-157</w:t>
+            </w:r>
+          </w:p>
+        </w:tc>
+        <w:tc>
+          <w:tcPr>
+            <w:tcW w:type="dxa" w:w="1176"/>
+            <w:shd w:fill="F4F7FB"/>
+            <w:tcMar>
+              <w:top w:w="40" w:type="dxa"/>
+              <w:bottom w:w="40" w:type="dxa"/>
+              <w:left w:w="60" w:type="dxa"/>
+              <w:right w:w="60" w:type="dxa"/>
+            </w:tcMar>
+          </w:tcPr>
+          <w:p>
+            <w:pPr>
+              <w:jc w:val="right"/>
+            </w:pPr>
+            <w:r>
+              <w:rPr>
+                <w:rFonts w:ascii="Times New Roman" w:hAnsi="Times New Roman"/>
+                <w:sz w:val="17"/>
+              </w:rPr>
+              <w:t>15030.5</w:t>
+            </w:r>
+          </w:p>
+        </w:tc>
+      </w:tr>
+      <w:tr>
+        <w:tc>
+          <w:tcPr>
+            <w:tcW w:type="dxa" w:w="1176"/>
+            <w:shd w:fill="FFFFFF"/>
+            <w:tcMar>
+              <w:top w:w="40" w:type="dxa"/>
+              <w:bottom w:w="40" w:type="dxa"/>
+              <w:left w:w="60" w:type="dxa"/>
+              <w:right w:w="60" w:type="dxa"/>
+            </w:tcMar>
+          </w:tcPr>
+          <w:p>
+            <w:r>
+              <w:rPr>
+                <w:rFonts w:ascii="Times New Roman" w:hAnsi="Times New Roman"/>
+                <w:sz w:val="17"/>
+              </w:rPr>
+              <w:t>sphere</w:t>
+            </w:r>
+          </w:p>
+        </w:tc>
+        <w:tc>
+          <w:tcPr>
+            <w:tcW w:type="dxa" w:w="1176"/>
+            <w:shd w:fill="FFFFFF"/>
+            <w:tcMar>
+              <w:top w:w="40" w:type="dxa"/>
+              <w:bottom w:w="40" w:type="dxa"/>
+              <w:left w:w="60" w:type="dxa"/>
+              <w:right w:w="60" w:type="dxa"/>
+            </w:tcMar>
+          </w:tcPr>
+          <w:p>
+            <w:pPr>
+              <w:jc w:val="center"/>
+            </w:pPr>
+            <w:r>
+              <w:rPr>
+                <w:rFonts w:ascii="Times New Roman" w:hAnsi="Times New Roman"/>
+                <w:sz w:val="17"/>
+              </w:rPr>
+              <w:t>50</w:t>
+            </w:r>
+          </w:p>
+        </w:tc>
+        <w:tc>
+          <w:tcPr>
+            <w:tcW w:type="dxa" w:w="1176"/>
+            <w:shd w:fill="FFFFFF"/>
+            <w:tcMar>
+              <w:top w:w="40" w:type="dxa"/>
+              <w:bottom w:w="40" w:type="dxa"/>
+              <w:left w:w="60" w:type="dxa"/>
+              <w:right w:w="60" w:type="dxa"/>
+            </w:tcMar>
+          </w:tcPr>
+          <w:p>
+            <w:pPr>
+              <w:jc w:val="center"/>
+            </w:pPr>
+            <w:r>
+              <w:rPr>
+                <w:rFonts w:ascii="Times New Roman" w:hAnsi="Times New Roman"/>
+                <w:sz w:val="17"/>
+              </w:rPr>
+              <w:t>DBO</w:t>
+            </w:r>
+          </w:p>
+        </w:tc>
+        <w:tc>
+          <w:tcPr>
+            <w:tcW w:type="dxa" w:w="1176"/>
+            <w:shd w:fill="FFFFFF"/>
+            <w:tcMar>
+              <w:top w:w="40" w:type="dxa"/>
+              <w:bottom w:w="40" w:type="dxa"/>
+              <w:left w:w="60" w:type="dxa"/>
+              <w:right w:w="60" w:type="dxa"/>
+            </w:tcMar>
+          </w:tcPr>
+          <w:p>
+            <w:pPr>
+              <w:jc w:val="right"/>
+            </w:pPr>
+            <w:r>
+              <w:rPr>
+                <w:rFonts w:ascii="Times New Roman" w:hAnsi="Times New Roman"/>
+                <w:sz w:val="17"/>
+              </w:rPr>
+              <w:t>7.127e-198</w:t>
+            </w:r>
+          </w:p>
+        </w:tc>
+        <w:tc>
+          <w:tcPr>
+            <w:tcW w:type="dxa" w:w="1176"/>
+            <w:shd w:fill="FFFFFF"/>
+            <w:tcMar>
+              <w:top w:w="40" w:type="dxa"/>
+              <w:bottom w:w="40" w:type="dxa"/>
+              <w:left w:w="60" w:type="dxa"/>
+              <w:right w:w="60" w:type="dxa"/>
+            </w:tcMar>
+          </w:tcPr>
+          <w:p>
+            <w:pPr>
+              <w:jc w:val="right"/>
+            </w:pPr>
+            <w:r>
+              <w:rPr>
+                <w:rFonts w:ascii="Times New Roman" w:hAnsi="Times New Roman"/>
+                <w:sz w:val="17"/>
+              </w:rPr>
+              <w:t>5.700e-168</w:t>
+            </w:r>
+          </w:p>
+        </w:tc>
+        <w:tc>
+          <w:tcPr>
+            <w:tcW w:type="dxa" w:w="1176"/>
+            <w:shd w:fill="FFFFFF"/>
+            <w:tcMar>
+              <w:top w:w="40" w:type="dxa"/>
+              <w:bottom w:w="40" w:type="dxa"/>
+              <w:left w:w="60" w:type="dxa"/>
+              <w:right w:w="60" w:type="dxa"/>
+            </w:tcMar>
+          </w:tcPr>
+          <w:p>
+            <w:pPr>
+              <w:jc w:val="right"/>
+            </w:pPr>
+            <w:r>
+              <w:rPr>
+                <w:rFonts w:ascii="Times New Roman" w:hAnsi="Times New Roman"/>
+                <w:sz w:val="17"/>
+              </w:rPr>
+              <w:t>0.000e+00</w:t>
+            </w:r>
+          </w:p>
+        </w:tc>
+        <w:tc>
+          <w:tcPr>
+            <w:tcW w:type="dxa" w:w="1176"/>
+            <w:shd w:fill="FFFFFF"/>
+            <w:tcMar>
+              <w:top w:w="40" w:type="dxa"/>
+              <w:bottom w:w="40" w:type="dxa"/>
+              <w:left w:w="60" w:type="dxa"/>
+              <w:right w:w="60" w:type="dxa"/>
+            </w:tcMar>
+          </w:tcPr>
+          <w:p>
+            <w:pPr>
+              <w:jc w:val="right"/>
+            </w:pPr>
+            <w:r>
+              <w:rPr>
+                <w:rFonts w:ascii="Times New Roman" w:hAnsi="Times New Roman"/>
+                <w:sz w:val="17"/>
+              </w:rPr>
+              <w:t>1.679e-166</w:t>
+            </w:r>
+          </w:p>
+        </w:tc>
+        <w:tc>
+          <w:tcPr>
+            <w:tcW w:type="dxa" w:w="1176"/>
+            <w:shd w:fill="FFFFFF"/>
+            <w:tcMar>
+              <w:top w:w="40" w:type="dxa"/>
+              <w:bottom w:w="40" w:type="dxa"/>
+              <w:left w:w="60" w:type="dxa"/>
+              <w:right w:w="60" w:type="dxa"/>
+            </w:tcMar>
+          </w:tcPr>
+          <w:p>
+            <w:pPr>
+              <w:jc w:val="right"/>
+            </w:pPr>
+            <w:r>
+              <w:rPr>
+                <w:rFonts w:ascii="Times New Roman" w:hAnsi="Times New Roman"/>
+                <w:sz w:val="17"/>
+              </w:rPr>
+              <w:t>15030.0</w:t>
+            </w:r>
+          </w:p>
+        </w:tc>
+      </w:tr>
+      <w:tr>
+        <w:tc>
+          <w:tcPr>
+            <w:tcW w:type="dxa" w:w="1176"/>
+            <w:shd w:fill="F4F7FB"/>
+            <w:tcMar>
+              <w:top w:w="40" w:type="dxa"/>
+              <w:bottom w:w="40" w:type="dxa"/>
+              <w:left w:w="60" w:type="dxa"/>
+              <w:right w:w="60" w:type="dxa"/>
+            </w:tcMar>
+          </w:tcPr>
+          <w:p>
+            <w:r>
+              <w:rPr>
+                <w:rFonts w:ascii="Times New Roman" w:hAnsi="Times New Roman"/>
+                <w:sz w:val="17"/>
+              </w:rPr>
+              <w:t>sphere</w:t>
+            </w:r>
+          </w:p>
+        </w:tc>
+        <w:tc>
+          <w:tcPr>
+            <w:tcW w:type="dxa" w:w="1176"/>
+            <w:shd w:fill="F4F7FB"/>
+            <w:tcMar>
+              <w:top w:w="40" w:type="dxa"/>
+              <w:bottom w:w="40" w:type="dxa"/>
+              <w:left w:w="60" w:type="dxa"/>
+              <w:right w:w="60" w:type="dxa"/>
+            </w:tcMar>
+          </w:tcPr>
+          <w:p>
+            <w:pPr>
+              <w:jc w:val="center"/>
+            </w:pPr>
+            <w:r>
+              <w:rPr>
+                <w:rFonts w:ascii="Times New Roman" w:hAnsi="Times New Roman"/>
+                <w:sz w:val="17"/>
+              </w:rPr>
+              <w:t>50</w:t>
+            </w:r>
+          </w:p>
+        </w:tc>
+        <w:tc>
+          <w:tcPr>
+            <w:tcW w:type="dxa" w:w="1176"/>
+            <w:shd w:fill="F4F7FB"/>
+            <w:tcMar>
+              <w:top w:w="40" w:type="dxa"/>
+              <w:bottom w:w="40" w:type="dxa"/>
+              <w:left w:w="60" w:type="dxa"/>
+              <w:right w:w="60" w:type="dxa"/>
+            </w:tcMar>
+          </w:tcPr>
+          <w:p>
+            <w:pPr>
+              <w:jc w:val="center"/>
+            </w:pPr>
+            <w:r>
+              <w:rPr>
+                <w:rFonts w:ascii="Times New Roman" w:hAnsi="Times New Roman"/>
+                <w:sz w:val="17"/>
+              </w:rPr>
+              <w:t>IDBO</w:t>
+            </w:r>
+          </w:p>
+        </w:tc>
+        <w:tc>
+          <w:tcPr>
+            <w:tcW w:type="dxa" w:w="1176"/>
+            <w:shd w:fill="F4F7FB"/>
+            <w:tcMar>
+              <w:top w:w="40" w:type="dxa"/>
+              <w:bottom w:w="40" w:type="dxa"/>
+              <w:left w:w="60" w:type="dxa"/>
+              <w:right w:w="60" w:type="dxa"/>
+            </w:tcMar>
+          </w:tcPr>
+          <w:p>
+            <w:pPr>
+              <w:jc w:val="right"/>
+            </w:pPr>
+            <w:r>
+              <w:rPr>
+                <w:rFonts w:ascii="Times New Roman" w:hAnsi="Times New Roman"/>
+                <w:sz w:val="17"/>
+              </w:rPr>
+              <w:t>7.127e-198</w:t>
+            </w:r>
+          </w:p>
+        </w:tc>
+        <w:tc>
+          <w:tcPr>
+            <w:tcW w:type="dxa" w:w="1176"/>
+            <w:shd w:fill="F4F7FB"/>
+            <w:tcMar>
+              <w:top w:w="40" w:type="dxa"/>
+              <w:bottom w:w="40" w:type="dxa"/>
+              <w:left w:w="60" w:type="dxa"/>
+              <w:right w:w="60" w:type="dxa"/>
+            </w:tcMar>
+          </w:tcPr>
+          <w:p>
+            <w:pPr>
+              <w:jc w:val="right"/>
+            </w:pPr>
+            <w:r>
+              <w:rPr>
+                <w:rFonts w:ascii="Times New Roman" w:hAnsi="Times New Roman"/>
+                <w:sz w:val="17"/>
+              </w:rPr>
+              <w:t>5.700e-168</w:t>
+            </w:r>
+          </w:p>
+        </w:tc>
+        <w:tc>
+          <w:tcPr>
+            <w:tcW w:type="dxa" w:w="1176"/>
+            <w:shd w:fill="F4F7FB"/>
+            <w:tcMar>
+              <w:top w:w="40" w:type="dxa"/>
+              <w:bottom w:w="40" w:type="dxa"/>
+              <w:left w:w="60" w:type="dxa"/>
+              <w:right w:w="60" w:type="dxa"/>
+            </w:tcMar>
+          </w:tcPr>
+          <w:p>
+            <w:pPr>
+              <w:jc w:val="right"/>
+            </w:pPr>
+            <w:r>
+              <w:rPr>
+                <w:rFonts w:ascii="Times New Roman" w:hAnsi="Times New Roman"/>
+                <w:sz w:val="17"/>
+              </w:rPr>
+              <w:t>0.000e+00</w:t>
+            </w:r>
+          </w:p>
+        </w:tc>
+        <w:tc>
+          <w:tcPr>
+            <w:tcW w:type="dxa" w:w="1176"/>
+            <w:shd w:fill="F4F7FB"/>
+            <w:tcMar>
+              <w:top w:w="40" w:type="dxa"/>
+              <w:bottom w:w="40" w:type="dxa"/>
+              <w:left w:w="60" w:type="dxa"/>
+              <w:right w:w="60" w:type="dxa"/>
+            </w:tcMar>
+          </w:tcPr>
+          <w:p>
+            <w:pPr>
+              <w:jc w:val="right"/>
+            </w:pPr>
+            <w:r>
+              <w:rPr>
+                <w:rFonts w:ascii="Times New Roman" w:hAnsi="Times New Roman"/>
+                <w:sz w:val="17"/>
+              </w:rPr>
+              <w:t>1.679e-166</w:t>
+            </w:r>
+          </w:p>
+        </w:tc>
+        <w:tc>
+          <w:tcPr>
+            <w:tcW w:type="dxa" w:w="1176"/>
+            <w:shd w:fill="F4F7FB"/>
+            <w:tcMar>
+              <w:top w:w="40" w:type="dxa"/>
+              <w:bottom w:w="40" w:type="dxa"/>
+              <w:left w:w="60" w:type="dxa"/>
+              <w:right w:w="60" w:type="dxa"/>
+            </w:tcMar>
+          </w:tcPr>
+          <w:p>
+            <w:pPr>
+              <w:jc w:val="right"/>
+            </w:pPr>
+            <w:r>
+              <w:rPr>
+                <w:rFonts w:ascii="Times New Roman" w:hAnsi="Times New Roman"/>
+                <w:sz w:val="17"/>
+              </w:rPr>
+              <w:t>15030.5</w:t>
+            </w:r>
+          </w:p>
+        </w:tc>
+      </w:tr>
+    </w:tbl>
+    <w:p>
+      <w:pPr>
+        <w:spacing w:before="280"/>
+      </w:pPr>
+      <w:r>
+        <w:rPr>
+          <w:rFonts w:ascii="Times New Roman" w:hAnsi="Times New Roman"/>
+          <w:b/>
+          <w:sz w:val="24"/>
+        </w:rPr>
+        <w:t>4.1. Đồ thị hội tụ trung bình (Convergence Curves — F1)</w:t>
+      </w:r>
+    </w:p>
+    <w:p>
+      <w:r>
+        <w:rPr>
+          <w:sz w:val="22"/>
+        </w:rPr>
+        <w:t>Đồ thị dưới đây so sánh tốc độ và quỹ đạo hội tụ giữa DBO và IDBO trên 6 hàm benchmark ở cả 3 số chiều (10, 30, 50). Trục tung biểu diễn giá trị hàm mục tiêu (thang log), trục hoành là số vòng lặp iteration:</w:t>
+      </w:r>
+    </w:p>
+    <w:p>
+      <w:pPr>
+        <w:jc w:val="center"/>
+      </w:pPr>
+      <w:r>
+        <w:drawing>
+          <wp:inline xmlns:a="http://schemas.openxmlformats.org/drawingml/2006/main" xmlns:pic="http://schemas.openxmlformats.org/drawingml/2006/picture">
+            <wp:extent cx="5486400" cy="3153967"/>
+            <wp:docPr id="1" name="Picture 1"/>
+            <wp:cNvGraphicFramePr>
+              <a:graphicFrameLocks noChangeAspect="1"/>
+            </wp:cNvGraphicFramePr>
+            <a:graphic>
+              <a:graphicData uri="http://schemas.openxmlformats.org/drawingml/2006/picture">
+                <pic:pic>
+                  <pic:nvPicPr>
+                    <pic:cNvPr id="0" name="fig_convergence_dim10.png"/>
+                    <pic:cNvPicPr/>
+                  </pic:nvPicPr>
+                  <pic:blipFill>
+                    <a:blip r:embed="rId9"/>
+                    <a:stretch>
+                      <a:fillRect/>
+                    </a:stretch>
+                  </pic:blipFill>
+                  <pic:spPr>
+                    <a:xfrm>
+                      <a:off x="0" y="0"/>
+                      <a:ext cx="5486400" cy="3153967"/>
+                    </a:xfrm>
+                    <a:prstGeom prst="rect"/>
+                  </pic:spPr>
+                </pic:pic>
+              </a:graphicData>
+            </a:graphic>
+          </wp:inline>
+        </w:drawing>
+      </w:r>
+    </w:p>
+    <w:p>
+      <w:pPr>
+        <w:jc w:val="center"/>
+      </w:pPr>
+      <w:r>
+        <w:rPr>
+          <w:i/>
+          <w:sz w:val="20"/>
+        </w:rPr>
+        <w:t>Hình 4.1.1: Đường cong hội tụ DBO vs IDBO tại số chiều dim = 10 (M = 30)</w:t>
+      </w:r>
+    </w:p>
+    <w:p>
+      <w:pPr>
+        <w:jc w:val="center"/>
+      </w:pPr>
+      <w:r>
+        <w:drawing>
+          <wp:inline xmlns:a="http://schemas.openxmlformats.org/drawingml/2006/main" xmlns:pic="http://schemas.openxmlformats.org/drawingml/2006/picture">
+            <wp:extent cx="5486400" cy="3153967"/>
+            <wp:docPr id="2" name="Picture 2"/>
+            <wp:cNvGraphicFramePr>
+              <a:graphicFrameLocks noChangeAspect="1"/>
+            </wp:cNvGraphicFramePr>
+            <a:graphic>
+              <a:graphicData uri="http://schemas.openxmlformats.org/drawingml/2006/picture">
+                <pic:pic>
+                  <pic:nvPicPr>
+                    <pic:cNvPr id="0" name="fig_convergence_dim30.png"/>
+                    <pic:cNvPicPr/>
+                  </pic:nvPicPr>
+                  <pic:blipFill>
+                    <a:blip r:embed="rId10"/>
+                    <a:stretch>
+                      <a:fillRect/>
+                    </a:stretch>
+                  </pic:blipFill>
+                  <pic:spPr>
+                    <a:xfrm>
+                      <a:off x="0" y="0"/>
+                      <a:ext cx="5486400" cy="3153967"/>
+                    </a:xfrm>
+                    <a:prstGeom prst="rect"/>
+                  </pic:spPr>
+                </pic:pic>
+              </a:graphicData>
+            </a:graphic>
+          </wp:inline>
+        </w:drawing>
+      </w:r>
+    </w:p>
+    <w:p>
+      <w:pPr>
+        <w:jc w:val="center"/>
+      </w:pPr>
+      <w:r>
+        <w:rPr>
+          <w:i/>
+          <w:sz w:val="20"/>
+        </w:rPr>
+        <w:t>Hình 4.1.2: Đường cong hội tụ DBO vs IDBO tại số chiều dim = 30 (M = 30)</w:t>
+      </w:r>
+    </w:p>
+    <w:p>
+      <w:pPr>
+        <w:jc w:val="center"/>
+      </w:pPr>
+      <w:r>
+        <w:drawing>
+          <wp:inline xmlns:a="http://schemas.openxmlformats.org/drawingml/2006/main" xmlns:pic="http://schemas.openxmlformats.org/drawingml/2006/picture">
+            <wp:extent cx="5486400" cy="3153967"/>
+            <wp:docPr id="3" name="Picture 3"/>
+            <wp:cNvGraphicFramePr>
+              <a:graphicFrameLocks noChangeAspect="1"/>
+            </wp:cNvGraphicFramePr>
+            <a:graphic>
+              <a:graphicData uri="http://schemas.openxmlformats.org/drawingml/2006/picture">
+                <pic:pic>
+                  <pic:nvPicPr>
+                    <pic:cNvPr id="0" name="fig_convergence_dim50.png"/>
+                    <pic:cNvPicPr/>
+                  </pic:nvPicPr>
+                  <pic:blipFill>
+                    <a:blip r:embed="rId11"/>
+                    <a:stretch>
+                      <a:fillRect/>
+                    </a:stretch>
+                  </pic:blipFill>
+                  <pic:spPr>
+                    <a:xfrm>
+                      <a:off x="0" y="0"/>
+                      <a:ext cx="5486400" cy="3153967"/>
+                    </a:xfrm>
+                    <a:prstGeom prst="rect"/>
+                  </pic:spPr>
+                </pic:pic>
+              </a:graphicData>
+            </a:graphic>
+          </wp:inline>
+        </w:drawing>
+      </w:r>
+    </w:p>
+    <w:p>
+      <w:pPr>
+        <w:jc w:val="center"/>
+      </w:pPr>
+      <w:r>
+        <w:rPr>
+          <w:i/>
+          <w:sz w:val="20"/>
+        </w:rPr>
+        <w:t>Hình 4.1.3: Đường cong hội tụ DBO vs IDBO tại số chiều dim = 50 (M = 30)</w:t>
+      </w:r>
+    </w:p>
+    <w:p>
+      <w:pPr>
+        <w:spacing w:before="280"/>
+      </w:pPr>
+      <w:r>
+        <w:rPr>
+          <w:rFonts w:ascii="Times New Roman" w:hAnsi="Times New Roman"/>
+          <w:b/>
+          <w:sz w:val="24"/>
+        </w:rPr>
+        <w:t>4.2. Biểu đồ hộp phân bố sai số (Boxplots — F2)</w:t>
+      </w:r>
+    </w:p>
+    <w:p>
+      <w:r>
+        <w:rPr>
+          <w:sz w:val="22"/>
+        </w:rPr>
+        <w:t>Biểu đồ hộp (Boxplot) thể hiện độ phân tán của 30 lần chạy độc lập giữa DBO và IDBO trên 3 số chiều, phản ánh tính ổn định và khả năng chống bẫy cực trị địa phương:</w:t>
+      </w:r>
+    </w:p>
+    <w:p>
+      <w:pPr>
+        <w:jc w:val="center"/>
+      </w:pPr>
+      <w:r>
+        <w:drawing>
+          <wp:inline xmlns:a="http://schemas.openxmlformats.org/drawingml/2006/main" xmlns:pic="http://schemas.openxmlformats.org/drawingml/2006/picture">
+            <wp:extent cx="5486400" cy="3153967"/>
+            <wp:docPr id="4" name="Picture 4"/>
+            <wp:cNvGraphicFramePr>
+              <a:graphicFrameLocks noChangeAspect="1"/>
+            </wp:cNvGraphicFramePr>
+            <a:graphic>
+              <a:graphicData uri="http://schemas.openxmlformats.org/drawingml/2006/picture">
+                <pic:pic>
+                  <pic:nvPicPr>
+                    <pic:cNvPr id="0" name="fig_boxplot_dim10.png"/>
+                    <pic:cNvPicPr/>
+                  </pic:nvPicPr>
+                  <pic:blipFill>
+                    <a:blip r:embed="rId12"/>
+                    <a:stretch>
+                      <a:fillRect/>
+                    </a:stretch>
+                  </pic:blipFill>
+                  <pic:spPr>
+                    <a:xfrm>
+                      <a:off x="0" y="0"/>
+                      <a:ext cx="5486400" cy="3153967"/>
+                    </a:xfrm>
+                    <a:prstGeom prst="rect"/>
+                  </pic:spPr>
+                </pic:pic>
+              </a:graphicData>
+            </a:graphic>
+          </wp:inline>
+        </w:drawing>
+      </w:r>
+    </w:p>
+    <w:p>
+      <w:pPr>
+        <w:jc w:val="center"/>
+      </w:pPr>
+      <w:r>
+        <w:rPr>
+          <w:i/>
+          <w:sz w:val="20"/>
+        </w:rPr>
+        <w:t>Hình 4.2.1: Phân bố Best Fitness DBO vs IDBO tại số chiều dim = 10 (M = 30)</w:t>
+      </w:r>
+    </w:p>
+    <w:p>
+      <w:pPr>
+        <w:jc w:val="center"/>
+      </w:pPr>
+      <w:r>
+        <w:drawing>
+          <wp:inline xmlns:a="http://schemas.openxmlformats.org/drawingml/2006/main" xmlns:pic="http://schemas.openxmlformats.org/drawingml/2006/picture">
+            <wp:extent cx="5486400" cy="3153967"/>
+            <wp:docPr id="5" name="Picture 5"/>
+            <wp:cNvGraphicFramePr>
+              <a:graphicFrameLocks noChangeAspect="1"/>
+            </wp:cNvGraphicFramePr>
+            <a:graphic>
+              <a:graphicData uri="http://schemas.openxmlformats.org/drawingml/2006/picture">
+                <pic:pic>
+                  <pic:nvPicPr>
+                    <pic:cNvPr id="0" name="fig_boxplot_dim30.png"/>
+                    <pic:cNvPicPr/>
+                  </pic:nvPicPr>
+                  <pic:blipFill>
+                    <a:blip r:embed="rId13"/>
+                    <a:stretch>
+                      <a:fillRect/>
+                    </a:stretch>
+                  </pic:blipFill>
+                  <pic:spPr>
+                    <a:xfrm>
+                      <a:off x="0" y="0"/>
+                      <a:ext cx="5486400" cy="3153967"/>
+                    </a:xfrm>
+                    <a:prstGeom prst="rect"/>
+                  </pic:spPr>
+                </pic:pic>
+              </a:graphicData>
+            </a:graphic>
+          </wp:inline>
+        </w:drawing>
+      </w:r>
+    </w:p>
+    <w:p>
+      <w:pPr>
+        <w:jc w:val="center"/>
+      </w:pPr>
+      <w:r>
+        <w:rPr>
+          <w:i/>
+          <w:sz w:val="20"/>
+        </w:rPr>
+        <w:t>Hình 4.2.2: Phân bố Best Fitness DBO vs IDBO tại số chiều dim = 30 (M = 30)</w:t>
+      </w:r>
+    </w:p>
+    <w:p>
+      <w:pPr>
+        <w:jc w:val="center"/>
+      </w:pPr>
+      <w:r>
+        <w:drawing>
+          <wp:inline xmlns:a="http://schemas.openxmlformats.org/drawingml/2006/main" xmlns:pic="http://schemas.openxmlformats.org/drawingml/2006/picture">
+            <wp:extent cx="5486400" cy="3153967"/>
+            <wp:docPr id="6" name="Picture 6"/>
+            <wp:cNvGraphicFramePr>
+              <a:graphicFrameLocks noChangeAspect="1"/>
+            </wp:cNvGraphicFramePr>
+            <a:graphic>
+              <a:graphicData uri="http://schemas.openxmlformats.org/drawingml/2006/picture">
+                <pic:pic>
+                  <pic:nvPicPr>
+                    <pic:cNvPr id="0" name="fig_boxplot_dim50.png"/>
+                    <pic:cNvPicPr/>
+                  </pic:nvPicPr>
+                  <pic:blipFill>
+                    <a:blip r:embed="rId14"/>
+                    <a:stretch>
+                      <a:fillRect/>
+                    </a:stretch>
+                  </pic:blipFill>
+                  <pic:spPr>
+                    <a:xfrm>
+                      <a:off x="0" y="0"/>
+                      <a:ext cx="5486400" cy="3153967"/>
+                    </a:xfrm>
+                    <a:prstGeom prst="rect"/>
+                  </pic:spPr>
+                </pic:pic>
+              </a:graphicData>
+            </a:graphic>
+          </wp:inline>
+        </w:drawing>
+      </w:r>
+    </w:p>
+    <w:p>
+      <w:pPr>
+        <w:jc w:val="center"/>
+      </w:pPr>
+      <w:r>
+        <w:rPr>
+          <w:i/>
+          <w:sz w:val="20"/>
+        </w:rPr>
+        <w:t>Hình 4.2.3: Phân bố Best Fitness DBO vs IDBO tại số chiều dim = 50 (M = 30)</w:t>
+      </w:r>
+    </w:p>
+    <w:p>
+      <w:pPr>
+        <w:spacing w:before="280"/>
+      </w:pPr>
+      <w:r>
+        <w:rPr>
+          <w:rFonts w:ascii="Times New Roman" w:hAnsi="Times New Roman"/>
+          <w:b/>
+          <w:sz w:val="24"/>
+        </w:rPr>
+        <w:t>4.3. Diễn biến độ đa dạng quần thể (Population Diversity — F3)</w:t>
+      </w:r>
+    </w:p>
+    <w:p>
+      <w:r>
+        <w:rPr>
+          <w:sz w:val="22"/>
+        </w:rPr>
+        <w:t>Chỉ số đa dạng quần thể Diversity qua 500 vòng lặp trên hai hàm đại diện: Sphere (hàm lồi hội tụ nhanh) và Rastrigin (hàm đa cực trị phức tạp) qua các số chiều 10, 30, 50:</w:t>
+      </w:r>
+    </w:p>
+    <w:p>
+      <w:pPr>
+        <w:jc w:val="center"/>
+      </w:pPr>
+      <w:r>
+        <w:drawing>
+          <wp:inline xmlns:a="http://schemas.openxmlformats.org/drawingml/2006/main" xmlns:pic="http://schemas.openxmlformats.org/drawingml/2006/picture">
+            <wp:extent cx="5120640" cy="2873102"/>
+            <wp:docPr id="7" name="Picture 7"/>
+            <wp:cNvGraphicFramePr>
+              <a:graphicFrameLocks noChangeAspect="1"/>
+            </wp:cNvGraphicFramePr>
+            <a:graphic>
+              <a:graphicData uri="http://schemas.openxmlformats.org/drawingml/2006/picture">
+                <pic:pic>
+                  <pic:nvPicPr>
+                    <pic:cNvPr id="0" name="fig_diversity_dim10.png"/>
+                    <pic:cNvPicPr/>
+                  </pic:nvPicPr>
+                  <pic:blipFill>
+                    <a:blip r:embed="rId15"/>
+                    <a:stretch>
+                      <a:fillRect/>
+                    </a:stretch>
+                  </pic:blipFill>
+                  <pic:spPr>
+                    <a:xfrm>
+                      <a:off x="0" y="0"/>
+                      <a:ext cx="5120640" cy="2873102"/>
+                    </a:xfrm>
+                    <a:prstGeom prst="rect"/>
+                  </pic:spPr>
+                </pic:pic>
+              </a:graphicData>
+            </a:graphic>
+          </wp:inline>
+        </w:drawing>
+      </w:r>
+    </w:p>
+    <w:p>
+      <w:pPr>
+        <w:jc w:val="center"/>
+      </w:pPr>
+      <w:r>
+        <w:rPr>
+          <w:i/>
+          <w:sz w:val="20"/>
+        </w:rPr>
+        <w:t>Hình 4.3.1: Diễn biến độ đa dạng quần thể IDBO tại dim = 10 (ngưỡng 10⁻³)</w:t>
+      </w:r>
+    </w:p>
+    <w:p>
+      <w:pPr>
+        <w:jc w:val="center"/>
+      </w:pPr>
+      <w:r>
+        <w:drawing>
+          <wp:inline xmlns:a="http://schemas.openxmlformats.org/drawingml/2006/main" xmlns:pic="http://schemas.openxmlformats.org/drawingml/2006/picture">
+            <wp:extent cx="5120640" cy="2873102"/>
+            <wp:docPr id="8" name="Picture 8"/>
+            <wp:cNvGraphicFramePr>
+              <a:graphicFrameLocks noChangeAspect="1"/>
+            </wp:cNvGraphicFramePr>
+            <a:graphic>
+              <a:graphicData uri="http://schemas.openxmlformats.org/drawingml/2006/picture">
+                <pic:pic>
+                  <pic:nvPicPr>
+                    <pic:cNvPr id="0" name="fig_diversity_dim30.png"/>
+                    <pic:cNvPicPr/>
+                  </pic:nvPicPr>
+                  <pic:blipFill>
+                    <a:blip r:embed="rId16"/>
+                    <a:stretch>
+                      <a:fillRect/>
+                    </a:stretch>
+                  </pic:blipFill>
+                  <pic:spPr>
+                    <a:xfrm>
+                      <a:off x="0" y="0"/>
+                      <a:ext cx="5120640" cy="2873102"/>
+                    </a:xfrm>
+                    <a:prstGeom prst="rect"/>
+                  </pic:spPr>
+                </pic:pic>
+              </a:graphicData>
+            </a:graphic>
+          </wp:inline>
+        </w:drawing>
+      </w:r>
+    </w:p>
+    <w:p>
+      <w:pPr>
+        <w:jc w:val="center"/>
+      </w:pPr>
+      <w:r>
+        <w:rPr>
+          <w:i/>
+          <w:sz w:val="20"/>
+        </w:rPr>
+        <w:t>Hình 4.3.2: Diễn biến độ đa dạng quần thể IDBO tại dim = 30 (ngưỡng 10⁻³)</w:t>
+      </w:r>
+    </w:p>
+    <w:p>
+      <w:pPr>
+        <w:jc w:val="center"/>
+      </w:pPr>
+      <w:r>
+        <w:drawing>
+          <wp:inline xmlns:a="http://schemas.openxmlformats.org/drawingml/2006/main" xmlns:pic="http://schemas.openxmlformats.org/drawingml/2006/picture">
+            <wp:extent cx="5120640" cy="2873102"/>
+            <wp:docPr id="9" name="Picture 9"/>
+            <wp:cNvGraphicFramePr>
+              <a:graphicFrameLocks noChangeAspect="1"/>
+            </wp:cNvGraphicFramePr>
+            <a:graphic>
+              <a:graphicData uri="http://schemas.openxmlformats.org/drawingml/2006/picture">
+                <pic:pic>
+                  <pic:nvPicPr>
+                    <pic:cNvPr id="0" name="fig_diversity_dim50.png"/>
+                    <pic:cNvPicPr/>
+                  </pic:nvPicPr>
+                  <pic:blipFill>
+                    <a:blip r:embed="rId17"/>
+                    <a:stretch>
+                      <a:fillRect/>
+                    </a:stretch>
+                  </pic:blipFill>
+                  <pic:spPr>
+                    <a:xfrm>
+                      <a:off x="0" y="0"/>
+                      <a:ext cx="5120640" cy="2873102"/>
+                    </a:xfrm>
+                    <a:prstGeom prst="rect"/>
+                  </pic:spPr>
+                </pic:pic>
+              </a:graphicData>
+            </a:graphic>
+          </wp:inline>
+        </w:drawing>
+      </w:r>
+    </w:p>
+    <w:p>
+      <w:pPr>
+        <w:jc w:val="center"/>
+      </w:pPr>
+      <w:r>
+        <w:rPr>
+          <w:i/>
+          <w:sz w:val="20"/>
+        </w:rPr>
+        <w:t>Hình 4.3.3: Diễn biến độ đa dạng quần thể IDBO tại dim = 50 (ngưỡng 10⁻³)</w:t>
+      </w:r>
+    </w:p>
+    <w:p>
+      <w:pPr>
+        <w:spacing w:before="280"/>
+      </w:pPr>
+      <w:r>
+        <w:rPr>
+          <w:rFonts w:ascii="Times New Roman" w:hAnsi="Times New Roman"/>
+          <w:b/>
+          <w:sz w:val="26"/>
+        </w:rPr>
+        <w:t>5. ĐÁNH GIÁ KẾT QUẢ VÀ KẾT LUẬN</w:t>
+      </w:r>
+    </w:p>
+    <w:p>
+      <w:pPr>
+        <w:spacing w:after="80"/>
+      </w:pPr>
+      <w:r>
+        <w:rPr>
+          <w:rFonts w:ascii="Times New Roman" w:hAnsi="Times New Roman"/>
+          <w:sz w:val="22"/>
+        </w:rPr>
+        <w:t>1. Hiệu năng tìm kiếm: Trên 6 hàm benchmark tiêu chuẩn liên tục, cả DBO và IDBO đều đạt hiệu quả giải tối ưu xuất sắc (Sphere đạt tiệm cận 1e-200, Schwefel đạt 1e-100, Ackley và Griewank đạt nghiệm tối ưu tuyệt đối 0 ở các chiều cao). Hiệu năng giữa IDBO và DBO là tương đương trên các hàm liên tục sạch.</w:t>
+      </w:r>
+    </w:p>
+    <w:p>
+      <w:pPr>
+        <w:spacing w:after="80"/>
+      </w:pPr>
+      <w:r>
+        <w:rPr>
+          <w:rFonts w:ascii="Times New Roman" w:hAnsi="Times New Roman"/>
+          <w:sz w:val="22"/>
+        </w:rPr>
+        <w:t>2. Cơ chế kích hoạt có điều kiện: Random Perturbation và Random Restart trong IDBO hoạt động hoàn toàn tự động theo điều kiện (chỉ kích hoạt khi Diversity &lt; 1e-3 và có độ trễ Stagnation ≥ 25). Do đó, thuật toán không gây xáo trộn vô ích, không làm giảm tốc độ hội tụ tự nhiên của DBO.</w:t>
+      </w:r>
+    </w:p>
+    <w:p>
+      <w:pPr>
+        <w:spacing w:after="80"/>
+      </w:pPr>
+      <w:r>
+        <w:rPr>
+          <w:rFonts w:ascii="Times New Roman" w:hAnsi="Times New Roman"/>
+          <w:sz w:val="22"/>
+        </w:rPr>
+        <w:t>3. Chi phí đánh giá hàm mục tiêu: IDBO chỉ tăng thêm rất ít số lần đánh giá hàm (Mean Evals trung bình ~15.030 đến 15.034 evals so với 15.030 evals của DBO gốc), hoàn toàn nằm trong mức cho phép của bài toán thực tế.</w:t>
+      </w:r>
+    </w:p>
+    <w:p>
+      <w:pPr>
+        <w:spacing w:after="80"/>
+      </w:pPr>
+      <w:r>
+        <w:rPr>
+          <w:rFonts w:ascii="Times New Roman" w:hAnsi="Times New Roman"/>
+          <w:sz w:val="22"/>
+        </w:rPr>
+        <w:t>4. Chuẩn bị cho bài toán thực đơn tuần 7: Bài toán xây dựng thực đơn dinh dưỡng cá nhân hóa là bài toán tối ưu tổ hợp đa mục tiêu, không gian tìm kiếm rời rạc và có rất nhiều ràng buộc phi tuyến (calo, nhóm chất, bệnh lý). Trong không gian nghiệm phức tạp này, hiện tượng quần thể bị kẹt cực trị cục bộ hoặc mất đa dạng diễn ra thường xuyên hơn nhiều so với benchmark liên tục. Cơ chế đo Diversity, Random Perturbation và Random Restart của IDBO đã hoàn thiện và kiểm chứng thành công, sẵn sàng tích hợp trực tiếp vào module gợi ý thực đơn ở giai đoạn tiếp theo.</w:t>
       </w:r>
     </w:p>
     <w:sectPr>
